--- a/data/revised_2026-10_full/tracked/v2/Maths/SS2.2_Area_of_Polygons/Mathematics_Area_of_Polygons_CBE_LessonSequence_TRACKED.docx
+++ b/data/revised_2026-10_full/tracked/v2/Maths/SS2.2_Area_of_Polygons/Mathematics_Area_of_Polygons_CBE_LessonSequence_TRACKED.docx
@@ -304,7 +304,7 @@
               </w:rPr>
               <w:t xml:space="preserve">Strand 2.0: </w:t>
             </w:r>
-            <w:ins w:id="9001" w:author="Claude (AI) - proposed" w:date="2026-10-15T12:57:54Z">
+            <w:ins w:id="9001" w:author="Claude (AI) - proposed" w:date="2026-10-18T00:31:04Z">
               <w:r>
                 <w:rPr>
                   <w:rFonts w:ascii="Arial" w:cs="Arial" w:eastAsia="Arial" w:hAnsi="Arial"/>
@@ -523,10 +523,10 @@
               <w:ind w:left="360" w:hanging="180"/>
               <w:jc w:val="left"/>
               <w:rPr>
-                <w:del w:id="9003" w:author="Claude (AI) - proposed" w:date="2026-10-15T12:57:54Z"/>
-              </w:rPr>
-            </w:pPr>
-            <w:del w:id="9002" w:author="Claude (AI) - proposed" w:date="2026-10-15T12:57:54Z">
+                <w:del w:id="9003" w:author="Claude (AI) - proposed" w:date="2026-10-18T00:31:04Z"/>
+              </w:rPr>
+            </w:pPr>
+            <w:del w:id="9002" w:author="Claude (AI) - proposed" w:date="2026-10-18T00:31:04Z">
               <w:r>
                 <w:rPr>
                   <w:rFonts w:ascii="Arial" w:cs="Arial" w:eastAsia="Arial" w:hAnsi="Arial"/>
@@ -561,7 +561,7 @@
               </w:rPr>
               <w:t xml:space="preserve">–  Area of a triangle using </w:t>
             </w:r>
-            <w:del w:id="9004" w:author="Claude (AI) - proposed" w:date="2026-10-15T12:57:54Z">
+            <w:del w:id="9004" w:author="Claude (AI) - proposed" w:date="2026-10-18T00:31:04Z">
               <w:r>
                 <w:rPr>
                   <w:rFonts w:ascii="Arial" w:cs="Arial" w:eastAsia="Arial" w:hAnsi="Arial"/>
@@ -576,7 +576,7 @@
                 <w:delText xml:space="preserve">the sine formula: ½ab sin(θ)</w:delText>
               </w:r>
             </w:del>
-            <w:ins w:id="9005" w:author="Claude (AI) - proposed" w:date="2026-10-15T12:57:54Z">
+            <w:ins w:id="9005" w:author="Claude (AI) - proposed" w:date="2026-10-18T00:31:04Z">
               <w:r>
                 <w:rPr>
                   <w:rFonts w:ascii="Arial" w:cs="Arial" w:eastAsia="Arial" w:hAnsi="Arial"/>
@@ -611,7 +611,7 @@
               </w:rPr>
               <w:t xml:space="preserve">–  Area of a triangle using Heron's formula</w:t>
             </w:r>
-            <w:del w:id="9006" w:author="Claude (AI) - proposed" w:date="2026-10-15T12:57:54Z">
+            <w:del w:id="9006" w:author="Claude (AI) - proposed" w:date="2026-10-18T00:31:04Z">
               <w:r>
                 <w:rPr>
                   <w:rFonts w:ascii="Arial" w:cs="Arial" w:eastAsia="Arial" w:hAnsi="Arial"/>
@@ -633,10 +633,10 @@
               <w:ind w:left="360" w:hanging="180"/>
               <w:jc w:val="left"/>
               <w:rPr>
-                <w:ins w:id="9008" w:author="Claude (AI) - proposed" w:date="2026-10-15T12:57:54Z"/>
-              </w:rPr>
-            </w:pPr>
-            <w:ins w:id="9007" w:author="Claude (AI) - proposed" w:date="2026-10-15T12:57:54Z">
+                <w:ins w:id="9008" w:author="Claude (AI) - proposed" w:date="2026-10-18T00:31:04Z"/>
+              </w:rPr>
+            </w:pPr>
+            <w:ins w:id="9007" w:author="Claude (AI) - proposed" w:date="2026-10-18T00:31:04Z">
               <w:r>
                 <w:rPr>
                   <w:rFonts w:ascii="Arial" w:cs="Arial" w:eastAsia="Arial" w:hAnsi="Arial"/>
@@ -658,10 +658,10 @@
               <w:ind w:left="360" w:hanging="180"/>
               <w:jc w:val="left"/>
               <w:rPr>
-                <w:del w:id="9010" w:author="Claude (AI) - proposed" w:date="2026-10-15T12:57:54Z"/>
-              </w:rPr>
-            </w:pPr>
-            <w:del w:id="9009" w:author="Claude (AI) - proposed" w:date="2026-10-15T12:57:54Z">
+                <w:del w:id="9010" w:author="Claude (AI) - proposed" w:date="2026-10-18T00:31:04Z"/>
+              </w:rPr>
+            </w:pPr>
+            <w:del w:id="9009" w:author="Claude (AI) - proposed" w:date="2026-10-18T00:31:04Z">
               <w:r>
                 <w:rPr>
                   <w:rFonts w:ascii="Arial" w:cs="Arial" w:eastAsia="Arial" w:hAnsi="Arial"/>
@@ -683,10 +683,10 @@
               <w:ind w:left="360" w:hanging="180"/>
               <w:jc w:val="left"/>
               <w:rPr>
-                <w:del w:id="9012" w:author="Claude (AI) - proposed" w:date="2026-10-15T12:57:54Z"/>
-              </w:rPr>
-            </w:pPr>
-            <w:del w:id="9011" w:author="Claude (AI) - proposed" w:date="2026-10-15T12:57:54Z">
+                <w:del w:id="9012" w:author="Claude (AI) - proposed" w:date="2026-10-18T00:31:04Z"/>
+              </w:rPr>
+            </w:pPr>
+            <w:del w:id="9011" w:author="Claude (AI) - proposed" w:date="2026-10-18T00:31:04Z">
               <w:r>
                 <w:rPr>
                   <w:rFonts w:ascii="Arial" w:cs="Arial" w:eastAsia="Arial" w:hAnsi="Arial"/>
@@ -721,7 +721,7 @@
               </w:rPr>
               <w:t xml:space="preserve">–  Area of </w:t>
             </w:r>
-            <w:del w:id="9013" w:author="Claude (AI) - proposed" w:date="2026-10-15T12:57:54Z">
+            <w:del w:id="9013" w:author="Claude (AI) - proposed" w:date="2026-10-18T00:31:04Z">
               <w:r>
                 <w:rPr>
                   <w:rFonts w:ascii="Arial" w:cs="Arial" w:eastAsia="Arial" w:hAnsi="Arial"/>
@@ -736,7 +736,7 @@
                 <w:delText xml:space="preserve">irregular polygons (decomposition method)</w:delText>
               </w:r>
             </w:del>
-            <w:ins w:id="9014" w:author="Claude (AI) - proposed" w:date="2026-10-15T12:57:54Z">
+            <w:ins w:id="9014" w:author="Claude (AI) - proposed" w:date="2026-10-18T00:31:04Z">
               <w:r>
                 <w:rPr>
                   <w:rFonts w:ascii="Arial" w:cs="Arial" w:eastAsia="Arial" w:hAnsi="Arial"/>
@@ -771,7 +771,7 @@
               </w:rPr>
               <w:t xml:space="preserve">–  Application of </w:t>
             </w:r>
-            <w:del w:id="9015" w:author="Claude (AI) - proposed" w:date="2026-10-15T12:57:54Z">
+            <w:del w:id="9015" w:author="Claude (AI) - proposed" w:date="2026-10-18T00:31:04Z">
               <w:r>
                 <w:rPr>
                   <w:rFonts w:ascii="Arial" w:cs="Arial" w:eastAsia="Arial" w:hAnsi="Arial"/>
@@ -786,7 +786,7 @@
                 <w:delText xml:space="preserve">polygon area formulae in real-world contexts</w:delText>
               </w:r>
             </w:del>
-            <w:ins w:id="9016" w:author="Claude (AI) - proposed" w:date="2026-10-15T12:57:54Z">
+            <w:ins w:id="9016" w:author="Claude (AI) - proposed" w:date="2026-10-18T00:31:04Z">
               <w:r>
                 <w:rPr>
                   <w:rFonts w:ascii="Arial" w:cs="Arial" w:eastAsia="Arial" w:hAnsi="Arial"/>
@@ -808,10 +808,10 @@
               <w:ind w:left="360" w:hanging="180"/>
               <w:jc w:val="left"/>
               <w:rPr>
-                <w:del w:id="9018" w:author="Claude (AI) - proposed" w:date="2026-10-15T12:57:54Z"/>
-              </w:rPr>
-            </w:pPr>
-            <w:del w:id="9017" w:author="Claude (AI) - proposed" w:date="2026-10-15T12:57:54Z">
+                <w:del w:id="9018" w:author="Claude (AI) - proposed" w:date="2026-10-18T00:31:04Z"/>
+              </w:rPr>
+            </w:pPr>
+            <w:del w:id="9017" w:author="Claude (AI) - proposed" w:date="2026-10-18T00:31:04Z">
               <w:r>
                 <w:rPr>
                   <w:rFonts w:ascii="Arial" w:cs="Arial" w:eastAsia="Arial" w:hAnsi="Arial"/>
@@ -894,7 +894,7 @@
               </w:rPr>
               <w:t xml:space="preserve">By the end of the sub-strand</w:t>
             </w:r>
-            <w:del w:id="9019" w:author="Claude (AI) - proposed" w:date="2026-10-15T12:57:54Z">
+            <w:del w:id="9019" w:author="Claude (AI) - proposed" w:date="2026-10-18T00:31:04Z">
               <w:r>
                 <w:rPr>
                   <w:rFonts w:ascii="Arial" w:cs="Arial" w:eastAsia="Arial" w:hAnsi="Arial"/>
@@ -929,10 +929,10 @@
               <w:spacing w:after="40" w:before="0"/>
               <w:jc w:val="left"/>
               <w:rPr>
-                <w:del w:id="9021" w:author="Claude (AI) - proposed" w:date="2026-10-15T12:57:54Z"/>
-              </w:rPr>
-            </w:pPr>
-            <w:del w:id="9020" w:author="Claude (AI) - proposed" w:date="2026-10-15T12:57:54Z">
+                <w:del w:id="9021" w:author="Claude (AI) - proposed" w:date="2026-10-18T00:31:04Z"/>
+              </w:rPr>
+            </w:pPr>
+            <w:del w:id="9020" w:author="Claude (AI) - proposed" w:date="2026-10-18T00:31:04Z">
               <w:r>
                 <w:rPr>
                   <w:rFonts w:ascii="Arial" w:cs="Arial" w:eastAsia="Arial" w:hAnsi="Arial"/>
@@ -954,7 +954,7 @@
               <w:spacing w:after="40" w:before="0"/>
               <w:jc w:val="left"/>
             </w:pPr>
-            <w:del w:id="9022" w:author="Claude (AI) - proposed" w:date="2026-10-15T12:57:54Z">
+            <w:del w:id="9022" w:author="Claude (AI) - proposed" w:date="2026-10-18T00:31:04Z">
               <w:r>
                 <w:rPr>
                   <w:rFonts w:ascii="Arial" w:cs="Arial" w:eastAsia="Arial" w:hAnsi="Arial"/>
@@ -969,7 +969,7 @@
                 <w:delText xml:space="preserve">b) derive and apply the sine formula ½ab sin(θ) to calculate</w:delText>
               </w:r>
             </w:del>
-            <w:ins w:id="9023" w:author="Claude (AI) - proposed" w:date="2026-10-15T12:57:54Z">
+            <w:ins w:id="9023" w:author="Claude (AI) - proposed" w:date="2026-10-18T00:31:04Z">
               <w:r>
                 <w:rPr>
                   <w:rFonts w:ascii="Arial" w:cs="Arial" w:eastAsia="Arial" w:hAnsi="Arial"/>
@@ -1004,7 +1004,7 @@
               <w:spacing w:after="40" w:before="0"/>
               <w:jc w:val="left"/>
             </w:pPr>
-            <w:del w:id="9024" w:author="Claude (AI) - proposed" w:date="2026-10-15T12:57:54Z">
+            <w:del w:id="9024" w:author="Claude (AI) - proposed" w:date="2026-10-18T00:31:04Z">
               <w:r>
                 <w:rPr>
                   <w:rFonts w:ascii="Arial" w:cs="Arial" w:eastAsia="Arial" w:hAnsi="Arial"/>
@@ -1019,7 +1019,7 @@
                 <w:delText xml:space="preserve">c) apply Heron's formula to calculate</w:delText>
               </w:r>
             </w:del>
-            <w:ins w:id="9025" w:author="Claude (AI) - proposed" w:date="2026-10-15T12:57:54Z">
+            <w:ins w:id="9025" w:author="Claude (AI) - proposed" w:date="2026-10-18T00:31:04Z">
               <w:r>
                 <w:rPr>
                   <w:rFonts w:ascii="Arial" w:cs="Arial" w:eastAsia="Arial" w:hAnsi="Arial"/>
@@ -1047,7 +1047,7 @@
               </w:rPr>
               <w:t xml:space="preserve"> the area of a triangle given </w:t>
             </w:r>
-            <w:del w:id="9026" w:author="Claude (AI) - proposed" w:date="2026-10-15T12:57:54Z">
+            <w:del w:id="9026" w:author="Claude (AI) - proposed" w:date="2026-10-18T00:31:04Z">
               <w:r>
                 <w:rPr>
                   <w:rFonts w:ascii="Arial" w:cs="Arial" w:eastAsia="Arial" w:hAnsi="Arial"/>
@@ -1062,7 +1062,7 @@
                 <w:delText xml:space="preserve">all three sides</w:delText>
               </w:r>
             </w:del>
-            <w:ins w:id="9027" w:author="Claude (AI) - proposed" w:date="2026-10-15T12:57:54Z">
+            <w:ins w:id="9027" w:author="Claude (AI) - proposed" w:date="2026-10-18T00:31:04Z">
               <w:r>
                 <w:rPr>
                   <w:rFonts w:ascii="Arial" w:cs="Arial" w:eastAsia="Arial" w:hAnsi="Arial"/>
@@ -1097,10 +1097,10 @@
               <w:spacing w:after="40" w:before="0"/>
               <w:jc w:val="left"/>
               <w:rPr>
-                <w:del w:id="9029" w:author="Claude (AI) - proposed" w:date="2026-10-15T12:57:54Z"/>
-              </w:rPr>
-            </w:pPr>
-            <w:del w:id="9028" w:author="Claude (AI) - proposed" w:date="2026-10-15T12:57:54Z">
+                <w:del w:id="9029" w:author="Claude (AI) - proposed" w:date="2026-10-18T00:31:04Z"/>
+              </w:rPr>
+            </w:pPr>
+            <w:del w:id="9028" w:author="Claude (AI) - proposed" w:date="2026-10-18T00:31:04Z">
               <w:r>
                 <w:rPr>
                   <w:rFonts w:ascii="Arial" w:cs="Arial" w:eastAsia="Arial" w:hAnsi="Arial"/>
@@ -1122,7 +1122,7 @@
               <w:spacing w:after="40" w:before="0"/>
               <w:jc w:val="left"/>
             </w:pPr>
-            <w:del w:id="9030" w:author="Claude (AI) - proposed" w:date="2026-10-15T12:57:54Z">
+            <w:del w:id="9030" w:author="Claude (AI) - proposed" w:date="2026-10-18T00:31:04Z">
               <w:r>
                 <w:rPr>
                   <w:rFonts w:ascii="Arial" w:cs="Arial" w:eastAsia="Arial" w:hAnsi="Arial"/>
@@ -1137,7 +1137,7 @@
                 <w:delText xml:space="preserve">e) calculate</w:delText>
               </w:r>
             </w:del>
-            <w:ins w:id="9031" w:author="Claude (AI) - proposed" w:date="2026-10-15T12:57:54Z">
+            <w:ins w:id="9031" w:author="Claude (AI) - proposed" w:date="2026-10-18T00:31:04Z">
               <w:r>
                 <w:rPr>
                   <w:rFonts w:ascii="Arial" w:cs="Arial" w:eastAsia="Arial" w:hAnsi="Arial"/>
@@ -1165,7 +1165,7 @@
               </w:rPr>
               <w:t xml:space="preserve"> the area of </w:t>
             </w:r>
-            <w:del w:id="9032" w:author="Claude (AI) - proposed" w:date="2026-10-15T12:57:54Z">
+            <w:del w:id="9032" w:author="Claude (AI) - proposed" w:date="2026-10-18T00:31:04Z">
               <w:r>
                 <w:rPr>
                   <w:rFonts w:ascii="Arial" w:cs="Arial" w:eastAsia="Arial" w:hAnsi="Arial"/>
@@ -1180,7 +1180,7 @@
                 <w:delText xml:space="preserve">regular polygons using appropriate formulae</w:delText>
               </w:r>
             </w:del>
-            <w:ins w:id="9033" w:author="Claude (AI) - proposed" w:date="2026-10-15T12:57:54Z">
+            <w:ins w:id="9033" w:author="Claude (AI) - proposed" w:date="2026-10-18T00:31:04Z">
               <w:r>
                 <w:rPr>
                   <w:rFonts w:ascii="Arial" w:cs="Arial" w:eastAsia="Arial" w:hAnsi="Arial"/>
@@ -1215,10 +1215,10 @@
               <w:spacing w:after="40" w:before="0"/>
               <w:jc w:val="left"/>
               <w:rPr>
-                <w:ins w:id="9035" w:author="Claude (AI) - proposed" w:date="2026-10-15T12:57:54Z"/>
-              </w:rPr>
-            </w:pPr>
-            <w:ins w:id="9034" w:author="Claude (AI) - proposed" w:date="2026-10-15T12:57:54Z">
+                <w:ins w:id="9035" w:author="Claude (AI) - proposed" w:date="2026-10-18T00:31:04Z"/>
+              </w:rPr>
+            </w:pPr>
+            <w:ins w:id="9034" w:author="Claude (AI) - proposed" w:date="2026-10-18T00:31:04Z">
               <w:r>
                 <w:rPr>
                   <w:rFonts w:ascii="Arial" w:cs="Arial" w:eastAsia="Arial" w:hAnsi="Arial"/>
@@ -1240,10 +1240,10 @@
               <w:spacing w:after="40" w:before="0"/>
               <w:jc w:val="left"/>
               <w:rPr>
-                <w:ins w:id="9037" w:author="Claude (AI) - proposed" w:date="2026-10-15T12:57:54Z"/>
-              </w:rPr>
-            </w:pPr>
-            <w:ins w:id="9036" w:author="Claude (AI) - proposed" w:date="2026-10-15T12:57:54Z">
+                <w:ins w:id="9037" w:author="Claude (AI) - proposed" w:date="2026-10-18T00:31:04Z"/>
+              </w:rPr>
+            </w:pPr>
+            <w:ins w:id="9036" w:author="Claude (AI) - proposed" w:date="2026-10-18T00:31:04Z">
               <w:r>
                 <w:rPr>
                   <w:rFonts w:ascii="Arial" w:cs="Arial" w:eastAsia="Arial" w:hAnsi="Arial"/>
@@ -1265,10 +1265,10 @@
               <w:spacing w:after="40" w:before="0"/>
               <w:jc w:val="left"/>
               <w:rPr>
-                <w:del w:id="9039" w:author="Claude (AI) - proposed" w:date="2026-10-15T12:57:54Z"/>
-              </w:rPr>
-            </w:pPr>
-            <w:del w:id="9038" w:author="Claude (AI) - proposed" w:date="2026-10-15T12:57:54Z">
+                <w:del w:id="9039" w:author="Claude (AI) - proposed" w:date="2026-10-18T00:31:04Z"/>
+              </w:rPr>
+            </w:pPr>
+            <w:del w:id="9038" w:author="Claude (AI) - proposed" w:date="2026-10-18T00:31:04Z">
               <w:r>
                 <w:rPr>
                   <w:rFonts w:ascii="Arial" w:cs="Arial" w:eastAsia="Arial" w:hAnsi="Arial"/>
@@ -1290,7 +1290,7 @@
               <w:spacing w:after="40" w:before="0"/>
               <w:jc w:val="left"/>
             </w:pPr>
-            <w:del w:id="9040" w:author="Claude (AI) - proposed" w:date="2026-10-15T12:57:54Z">
+            <w:del w:id="9040" w:author="Claude (AI) - proposed" w:date="2026-10-18T00:31:04Z">
               <w:r>
                 <w:rPr>
                   <w:rFonts w:ascii="Arial" w:cs="Arial" w:eastAsia="Arial" w:hAnsi="Arial"/>
@@ -1305,7 +1305,7 @@
                 <w:delText xml:space="preserve">g) solve real-life problems involving areas of</w:delText>
               </w:r>
             </w:del>
-            <w:ins w:id="9041" w:author="Claude (AI) - proposed" w:date="2026-10-15T12:57:54Z">
+            <w:ins w:id="9041" w:author="Claude (AI) - proposed" w:date="2026-10-18T00:31:04Z">
               <w:r>
                 <w:rPr>
                   <w:rFonts w:ascii="Arial" w:cs="Arial" w:eastAsia="Arial" w:hAnsi="Arial"/>
@@ -1333,7 +1333,7 @@
               </w:rPr>
               <w:t xml:space="preserve"> polygons in different </w:t>
             </w:r>
-            <w:del w:id="9042" w:author="Claude (AI) - proposed" w:date="2026-10-15T12:57:54Z">
+            <w:del w:id="9042" w:author="Claude (AI) - proposed" w:date="2026-10-18T00:31:04Z">
               <w:r>
                 <w:rPr>
                   <w:rFonts w:ascii="Arial" w:cs="Arial" w:eastAsia="Arial" w:hAnsi="Arial"/>
@@ -1348,7 +1348,7 @@
                 <w:delText xml:space="preserve">contexts</w:delText>
               </w:r>
             </w:del>
-            <w:ins w:id="9043" w:author="Claude (AI) - proposed" w:date="2026-10-15T12:57:54Z">
+            <w:ins w:id="9043" w:author="Claude (AI) - proposed" w:date="2026-10-18T00:31:04Z">
               <w:r>
                 <w:rPr>
                   <w:rFonts w:ascii="Arial" w:cs="Arial" w:eastAsia="Arial" w:hAnsi="Arial"/>
@@ -1383,10 +1383,10 @@
               <w:spacing w:after="40" w:before="0"/>
               <w:jc w:val="left"/>
               <w:rPr>
-                <w:ins w:id="9045" w:author="Claude (AI) - proposed" w:date="2026-10-15T12:57:54Z"/>
-              </w:rPr>
-            </w:pPr>
-            <w:ins w:id="9044" w:author="Claude (AI) - proposed" w:date="2026-10-15T12:57:54Z">
+                <w:ins w:id="9045" w:author="Claude (AI) - proposed" w:date="2026-10-18T00:31:04Z"/>
+              </w:rPr>
+            </w:pPr>
+            <w:ins w:id="9044" w:author="Claude (AI) - proposed" w:date="2026-10-18T00:31:04Z">
               <w:r>
                 <w:rPr>
                   <w:rFonts w:ascii="Arial" w:cs="Arial" w:eastAsia="Arial" w:hAnsi="Arial"/>
@@ -1408,10 +1408,10 @@
               <w:spacing w:after="40" w:before="0"/>
               <w:jc w:val="left"/>
               <w:rPr>
-                <w:del w:id="9047" w:author="Claude (AI) - proposed" w:date="2026-10-15T12:57:54Z"/>
-              </w:rPr>
-            </w:pPr>
-            <w:del w:id="9046" w:author="Claude (AI) - proposed" w:date="2026-10-15T12:57:54Z">
+                <w:del w:id="9047" w:author="Claude (AI) - proposed" w:date="2026-10-18T00:31:04Z"/>
+              </w:rPr>
+            </w:pPr>
+            <w:del w:id="9046" w:author="Claude (AI) - proposed" w:date="2026-10-18T00:31:04Z">
               <w:r>
                 <w:rPr>
                   <w:rFonts w:ascii="Arial" w:cs="Arial" w:eastAsia="Arial" w:hAnsi="Arial"/>
@@ -1481,10 +1481,10 @@
               <w:ind w:left="360" w:hanging="180"/>
               <w:jc w:val="left"/>
               <w:rPr>
-                <w:del w:id="9049" w:author="Claude (AI) - proposed" w:date="2026-10-15T12:57:54Z"/>
-              </w:rPr>
-            </w:pPr>
-            <w:del w:id="9048" w:author="Claude (AI) - proposed" w:date="2026-10-15T12:57:54Z">
+                <w:del w:id="9049" w:author="Claude (AI) - proposed" w:date="2026-10-18T00:31:04Z"/>
+              </w:rPr>
+            </w:pPr>
+            <w:del w:id="9048" w:author="Claude (AI) - proposed" w:date="2026-10-18T00:31:04Z">
               <w:r>
                 <w:rPr>
                   <w:rFonts w:ascii="Arial" w:cs="Arial" w:eastAsia="Arial" w:hAnsi="Arial"/>
@@ -1519,7 +1519,7 @@
               </w:rPr>
               <w:t xml:space="preserve">–  Critical Thinking and Problem Solving: </w:t>
             </w:r>
-            <w:del w:id="9050" w:author="Claude (AI) - proposed" w:date="2026-10-15T12:57:54Z">
+            <w:del w:id="9050" w:author="Claude (AI) - proposed" w:date="2026-10-18T00:31:04Z">
               <w:r>
                 <w:rPr>
                   <w:rFonts w:ascii="Arial" w:cs="Arial" w:eastAsia="Arial" w:hAnsi="Arial"/>
@@ -1534,7 +1534,7 @@
                 <w:delText xml:space="preserve">The learner selects the most appropriate area formula (½bh, sine rule, or Heron's) depending on the given information, and applies decomposition strategies to irregular polygons</w:delText>
               </w:r>
             </w:del>
-            <w:ins w:id="9051" w:author="Claude (AI) - proposed" w:date="2026-10-15T12:57:54Z">
+            <w:ins w:id="9051" w:author="Claude (AI) - proposed" w:date="2026-10-18T00:31:04Z">
               <w:r>
                 <w:rPr>
                   <w:rFonts w:ascii="Arial" w:cs="Arial" w:eastAsia="Arial" w:hAnsi="Arial"/>
@@ -1569,10 +1569,10 @@
               <w:ind w:left="360" w:hanging="180"/>
               <w:jc w:val="left"/>
               <w:rPr>
-                <w:del w:id="9053" w:author="Claude (AI) - proposed" w:date="2026-10-15T12:57:54Z"/>
-              </w:rPr>
-            </w:pPr>
-            <w:del w:id="9052" w:author="Claude (AI) - proposed" w:date="2026-10-15T12:57:54Z">
+                <w:del w:id="9053" w:author="Claude (AI) - proposed" w:date="2026-10-18T00:31:04Z"/>
+              </w:rPr>
+            </w:pPr>
+            <w:del w:id="9052" w:author="Claude (AI) - proposed" w:date="2026-10-18T00:31:04Z">
               <w:r>
                 <w:rPr>
                   <w:rFonts w:ascii="Arial" w:cs="Arial" w:eastAsia="Arial" w:hAnsi="Arial"/>
@@ -1594,7 +1594,7 @@
               <w:ind w:left="360" w:hanging="180"/>
               <w:jc w:val="left"/>
             </w:pPr>
-            <w:del w:id="9054" w:author="Claude (AI) - proposed" w:date="2026-10-15T12:57:54Z">
+            <w:del w:id="9054" w:author="Claude (AI) - proposed" w:date="2026-10-18T00:31:04Z">
               <w:r>
                 <w:rPr>
                   <w:rFonts w:ascii="Arial" w:cs="Arial" w:eastAsia="Arial" w:hAnsi="Arial"/>
@@ -1609,7 +1609,7 @@
                 <w:delText xml:space="preserve">–  Creativity and Imagination: The learner designs composite polygon shapes and calculates their areas, connecting mathematical concepts to real-world design and construction contexts in Kenya.</w:delText>
               </w:r>
             </w:del>
-            <w:ins w:id="9055" w:author="Claude (AI) - proposed" w:date="2026-10-15T12:57:54Z">
+            <w:ins w:id="9055" w:author="Claude (AI) - proposed" w:date="2026-10-18T00:31:04Z">
               <w:r>
                 <w:rPr>
                   <w:rFonts w:ascii="Arial" w:cs="Arial" w:eastAsia="Arial" w:hAnsi="Arial"/>
@@ -1631,10 +1631,10 @@
               <w:ind w:left="360" w:hanging="180"/>
               <w:jc w:val="left"/>
               <w:rPr>
-                <w:ins w:id="9057" w:author="Claude (AI) - proposed" w:date="2026-10-15T12:57:54Z"/>
-              </w:rPr>
-            </w:pPr>
-            <w:ins w:id="9056" w:author="Claude (AI) - proposed" w:date="2026-10-15T12:57:54Z">
+                <w:ins w:id="9057" w:author="Claude (AI) - proposed" w:date="2026-10-18T00:31:04Z"/>
+              </w:rPr>
+            </w:pPr>
+            <w:ins w:id="9056" w:author="Claude (AI) - proposed" w:date="2026-10-18T00:31:04Z">
               <w:r>
                 <w:rPr>
                   <w:rFonts w:ascii="Arial" w:cs="Arial" w:eastAsia="Arial" w:hAnsi="Arial"/>
@@ -1656,10 +1656,10 @@
               <w:ind w:left="360" w:hanging="180"/>
               <w:jc w:val="left"/>
               <w:rPr>
-                <w:del w:id="9059" w:author="Claude (AI) - proposed" w:date="2026-10-15T12:57:54Z"/>
-              </w:rPr>
-            </w:pPr>
-            <w:del w:id="9058" w:author="Claude (AI) - proposed" w:date="2026-10-15T12:57:54Z">
+                <w:del w:id="9059" w:author="Claude (AI) - proposed" w:date="2026-10-18T00:31:04Z"/>
+              </w:rPr>
+            </w:pPr>
+            <w:del w:id="9058" w:author="Claude (AI) - proposed" w:date="2026-10-18T00:31:04Z">
               <w:r>
                 <w:rPr>
                   <w:rFonts w:ascii="Arial" w:cs="Arial" w:eastAsia="Arial" w:hAnsi="Arial"/>
@@ -1729,10 +1729,10 @@
               <w:ind w:left="360" w:hanging="180"/>
               <w:jc w:val="left"/>
               <w:rPr>
-                <w:ins w:id="9061" w:author="Claude (AI) - proposed" w:date="2026-10-15T12:57:54Z"/>
-              </w:rPr>
-            </w:pPr>
-            <w:ins w:id="9060" w:author="Claude (AI) - proposed" w:date="2026-10-15T12:57:54Z">
+                <w:ins w:id="9061" w:author="Claude (AI) - proposed" w:date="2026-10-18T00:31:04Z"/>
+              </w:rPr>
+            </w:pPr>
+            <w:ins w:id="9060" w:author="Claude (AI) - proposed" w:date="2026-10-18T00:31:04Z">
               <w:r>
                 <w:rPr>
                   <w:rFonts w:ascii="Arial" w:cs="Arial" w:eastAsia="Arial" w:hAnsi="Arial"/>
@@ -1754,7 +1754,7 @@
               <w:ind w:left="360" w:hanging="180"/>
               <w:jc w:val="left"/>
             </w:pPr>
-            <w:del w:id="9062" w:author="Claude (AI) - proposed" w:date="2026-10-15T12:57:54Z">
+            <w:del w:id="9062" w:author="Claude (AI) - proposed" w:date="2026-10-18T00:31:04Z">
               <w:r>
                 <w:rPr>
                   <w:rFonts w:ascii="Arial" w:cs="Arial" w:eastAsia="Arial" w:hAnsi="Arial"/>
@@ -1769,7 +1769,7 @@
                 <w:delText xml:space="preserve">–  Responsibility: The learner takes care of mathematical tools (rulers, protractors, calculators) used during area investigations and polygon constructions.</w:delText>
               </w:r>
             </w:del>
-            <w:ins w:id="9063" w:author="Claude (AI) - proposed" w:date="2026-10-15T12:57:54Z">
+            <w:ins w:id="9063" w:author="Claude (AI) - proposed" w:date="2026-10-18T00:31:04Z">
               <w:r>
                 <w:rPr>
                   <w:rFonts w:ascii="Arial" w:cs="Arial" w:eastAsia="Arial" w:hAnsi="Arial"/>
@@ -1791,10 +1791,10 @@
               <w:ind w:left="360" w:hanging="180"/>
               <w:jc w:val="left"/>
               <w:rPr>
-                <w:ins w:id="9065" w:author="Claude (AI) - proposed" w:date="2026-10-15T12:57:54Z"/>
-              </w:rPr>
-            </w:pPr>
-            <w:ins w:id="9064" w:author="Claude (AI) - proposed" w:date="2026-10-15T12:57:54Z">
+                <w:ins w:id="9065" w:author="Claude (AI) - proposed" w:date="2026-10-18T00:31:04Z"/>
+              </w:rPr>
+            </w:pPr>
+            <w:ins w:id="9064" w:author="Claude (AI) - proposed" w:date="2026-10-18T00:31:04Z">
               <w:r>
                 <w:rPr>
                   <w:rFonts w:ascii="Arial" w:cs="Arial" w:eastAsia="Arial" w:hAnsi="Arial"/>
@@ -1816,10 +1816,10 @@
               <w:ind w:left="360" w:hanging="180"/>
               <w:jc w:val="left"/>
               <w:rPr>
-                <w:del w:id="9067" w:author="Claude (AI) - proposed" w:date="2026-10-15T12:57:54Z"/>
-              </w:rPr>
-            </w:pPr>
-            <w:del w:id="9066" w:author="Claude (AI) - proposed" w:date="2026-10-15T12:57:54Z">
+                <w:del w:id="9067" w:author="Claude (AI) - proposed" w:date="2026-10-18T00:31:04Z"/>
+              </w:rPr>
+            </w:pPr>
+            <w:del w:id="9066" w:author="Claude (AI) - proposed" w:date="2026-10-18T00:31:04Z">
               <w:r>
                 <w:rPr>
                   <w:rFonts w:ascii="Arial" w:cs="Arial" w:eastAsia="Arial" w:hAnsi="Arial"/>
@@ -1841,10 +1841,10 @@
               <w:ind w:left="360" w:hanging="180"/>
               <w:jc w:val="left"/>
               <w:rPr>
-                <w:del w:id="9069" w:author="Claude (AI) - proposed" w:date="2026-10-15T12:57:54Z"/>
-              </w:rPr>
-            </w:pPr>
-            <w:del w:id="9068" w:author="Claude (AI) - proposed" w:date="2026-10-15T12:57:54Z">
+                <w:del w:id="9069" w:author="Claude (AI) - proposed" w:date="2026-10-18T00:31:04Z"/>
+              </w:rPr>
+            </w:pPr>
+            <w:del w:id="9068" w:author="Claude (AI) - proposed" w:date="2026-10-18T00:31:04Z">
               <w:r>
                 <w:rPr>
                   <w:rFonts w:ascii="Arial" w:cs="Arial" w:eastAsia="Arial" w:hAnsi="Arial"/>
@@ -1866,10 +1866,10 @@
               <w:ind w:left="360" w:hanging="180"/>
               <w:jc w:val="left"/>
               <w:rPr>
-                <w:del w:id="9071" w:author="Claude (AI) - proposed" w:date="2026-10-15T12:57:54Z"/>
-              </w:rPr>
-            </w:pPr>
-            <w:del w:id="9070" w:author="Claude (AI) - proposed" w:date="2026-10-15T12:57:54Z">
+                <w:del w:id="9071" w:author="Claude (AI) - proposed" w:date="2026-10-18T00:31:04Z"/>
+              </w:rPr>
+            </w:pPr>
+            <w:del w:id="9070" w:author="Claude (AI) - proposed" w:date="2026-10-18T00:31:04Z">
               <w:r>
                 <w:rPr>
                   <w:rFonts w:ascii="Arial" w:cs="Arial" w:eastAsia="Arial" w:hAnsi="Arial"/>
@@ -2087,10 +2087,10 @@
               <w:ind w:left="360" w:hanging="180"/>
               <w:jc w:val="left"/>
               <w:rPr>
-                <w:ins w:id="9073" w:author="Claude (AI) - proposed" w:date="2026-10-15T12:57:54Z"/>
-              </w:rPr>
-            </w:pPr>
-            <w:ins w:id="9072" w:author="Claude (AI) - proposed" w:date="2026-10-15T12:57:54Z">
+                <w:ins w:id="9073" w:author="Claude (AI) - proposed" w:date="2026-10-18T00:31:04Z"/>
+              </w:rPr>
+            </w:pPr>
+            <w:ins w:id="9072" w:author="Claude (AI) - proposed" w:date="2026-10-18T00:31:04Z">
               <w:r>
                 <w:rPr>
                   <w:rFonts w:ascii="Arial" w:cs="Arial" w:eastAsia="Arial" w:hAnsi="Arial"/>
@@ -2112,10 +2112,10 @@
               <w:ind w:left="360" w:hanging="180"/>
               <w:jc w:val="left"/>
               <w:rPr>
-                <w:del w:id="9075" w:author="Claude (AI) - proposed" w:date="2026-10-15T12:57:54Z"/>
-              </w:rPr>
-            </w:pPr>
-            <w:del w:id="9074" w:author="Claude (AI) - proposed" w:date="2026-10-15T12:57:54Z">
+                <w:del w:id="9075" w:author="Claude (AI) - proposed" w:date="2026-10-18T00:31:04Z"/>
+              </w:rPr>
+            </w:pPr>
+            <w:del w:id="9074" w:author="Claude (AI) - proposed" w:date="2026-10-18T00:31:04Z">
               <w:r>
                 <w:rPr>
                   <w:rFonts w:ascii="Arial" w:cs="Arial" w:eastAsia="Arial" w:hAnsi="Arial"/>
@@ -2137,10 +2137,10 @@
               <w:ind w:left="360" w:hanging="180"/>
               <w:jc w:val="left"/>
               <w:rPr>
-                <w:del w:id="9077" w:author="Claude (AI) - proposed" w:date="2026-10-15T12:57:54Z"/>
-              </w:rPr>
-            </w:pPr>
-            <w:del w:id="9076" w:author="Claude (AI) - proposed" w:date="2026-10-15T12:57:54Z">
+                <w:del w:id="9077" w:author="Claude (AI) - proposed" w:date="2026-10-18T00:31:04Z"/>
+              </w:rPr>
+            </w:pPr>
+            <w:del w:id="9076" w:author="Claude (AI) - proposed" w:date="2026-10-18T00:31:04Z">
               <w:r>
                 <w:rPr>
                   <w:rFonts w:ascii="Arial" w:cs="Arial" w:eastAsia="Arial" w:hAnsi="Arial"/>
@@ -2162,10 +2162,10 @@
               <w:ind w:left="360" w:hanging="180"/>
               <w:jc w:val="left"/>
               <w:rPr>
-                <w:del w:id="9079" w:author="Claude (AI) - proposed" w:date="2026-10-15T12:57:54Z"/>
-              </w:rPr>
-            </w:pPr>
-            <w:del w:id="9078" w:author="Claude (AI) - proposed" w:date="2026-10-15T12:57:54Z">
+                <w:del w:id="9079" w:author="Claude (AI) - proposed" w:date="2026-10-18T00:31:04Z"/>
+              </w:rPr>
+            </w:pPr>
+            <w:del w:id="9078" w:author="Claude (AI) - proposed" w:date="2026-10-18T00:31:04Z">
               <w:r>
                 <w:rPr>
                   <w:rFonts w:ascii="Arial" w:cs="Arial" w:eastAsia="Arial" w:hAnsi="Arial"/>
@@ -2187,10 +2187,10 @@
               <w:ind w:left="360" w:hanging="180"/>
               <w:jc w:val="left"/>
               <w:rPr>
-                <w:del w:id="9081" w:author="Claude (AI) - proposed" w:date="2026-10-15T12:57:54Z"/>
-              </w:rPr>
-            </w:pPr>
-            <w:del w:id="9080" w:author="Claude (AI) - proposed" w:date="2026-10-15T12:57:54Z">
+                <w:del w:id="9081" w:author="Claude (AI) - proposed" w:date="2026-10-18T00:31:04Z"/>
+              </w:rPr>
+            </w:pPr>
+            <w:del w:id="9080" w:author="Claude (AI) - proposed" w:date="2026-10-18T00:31:04Z">
               <w:r>
                 <w:rPr>
                   <w:rFonts w:ascii="Arial" w:cs="Arial" w:eastAsia="Arial" w:hAnsi="Arial"/>
@@ -2421,7 +2421,7 @@
               </w:rPr>
               <w:t xml:space="preserve">This unit develops learners' ability to calculate areas of triangles using three distinct methods — the base-height formula, the sine formula, and Heron's formula — and extends these skills to computing the areas of regular and irregular polygons. Using the anchoring phenomenon of a Kenyan land surveyor measuring an irregularly shaped farm plot near the Rift Valley, learners are challenged to discover why a single formula is not always sufficient and how different mathematical tools unlock solutions depending on available information. Throughout the unit, real-world Kenyan contexts — including architectural designs, tiled mosque floors in </w:t>
             </w:r>
-            <w:del w:id="9082" w:author="Claude (AI) - proposed" w:date="2026-10-15T12:57:54Z">
+            <w:del w:id="9082" w:author="Claude (AI) - proposed" w:date="2026-10-18T00:31:04Z">
               <w:r>
                 <w:rPr>
                   <w:rFonts w:ascii="Arial" w:cs="Arial" w:eastAsia="Arial" w:hAnsi="Arial"/>
@@ -2436,7 +2436,7 @@
                 <w:delText xml:space="preserve">Mombasa</w:delText>
               </w:r>
             </w:del>
-            <w:ins w:id="9083" w:author="Claude (AI) - proposed" w:date="2026-10-15T12:57:54Z">
+            <w:ins w:id="9083" w:author="Claude (AI) - proposed" w:date="2026-10-18T00:31:04Z">
               <w:r>
                 <w:rPr>
                   <w:rFonts w:ascii="Arial" w:cs="Arial" w:eastAsia="Arial" w:hAnsi="Arial"/>
@@ -2592,7 +2592,7 @@
               </w:rPr>
               <w:t xml:space="preserve">1. How do we </w:t>
             </w:r>
-            <w:del w:id="9084" w:author="Claude (AI) - proposed" w:date="2026-10-15T12:57:54Z">
+            <w:del w:id="9084" w:author="Claude (AI) - proposed" w:date="2026-10-18T00:31:04Z">
               <w:r>
                 <w:rPr>
                   <w:rFonts w:ascii="Arial" w:cs="Arial" w:eastAsia="Arial" w:hAnsi="Arial"/>
@@ -2607,7 +2607,7 @@
                 <w:delText xml:space="preserve">determine</w:delText>
               </w:r>
             </w:del>
-            <w:ins w:id="9085" w:author="Claude (AI) - proposed" w:date="2026-10-15T12:57:54Z">
+            <w:ins w:id="9085" w:author="Claude (AI) - proposed" w:date="2026-10-18T00:31:04Z">
               <w:r>
                 <w:rPr>
                   <w:rFonts w:ascii="Arial" w:cs="Arial" w:eastAsia="Arial" w:hAnsi="Arial"/>
@@ -2635,7 +2635,7 @@
               </w:rPr>
               <w:t xml:space="preserve"> the area of </w:t>
             </w:r>
-            <w:del w:id="9086" w:author="Claude (AI) - proposed" w:date="2026-10-15T12:57:54Z">
+            <w:del w:id="9086" w:author="Claude (AI) - proposed" w:date="2026-10-18T00:31:04Z">
               <w:r>
                 <w:rPr>
                   <w:rFonts w:ascii="Arial" w:cs="Arial" w:eastAsia="Arial" w:hAnsi="Arial"/>
@@ -2650,7 +2650,7 @@
                 <w:delText xml:space="preserve">a polygon</w:delText>
               </w:r>
             </w:del>
-            <w:ins w:id="9087" w:author="Claude (AI) - proposed" w:date="2026-10-15T12:57:54Z">
+            <w:ins w:id="9087" w:author="Claude (AI) - proposed" w:date="2026-10-18T00:31:04Z">
               <w:r>
                 <w:rPr>
                   <w:rFonts w:ascii="Arial" w:cs="Arial" w:eastAsia="Arial" w:hAnsi="Arial"/>
@@ -2698,7 +2698,7 @@
               </w:rPr>
               <w:t xml:space="preserve">2. How do we apply</w:t>
             </w:r>
-            <w:ins w:id="9088" w:author="Claude (AI) - proposed" w:date="2026-10-15T12:57:54Z">
+            <w:ins w:id="9088" w:author="Claude (AI) - proposed" w:date="2026-10-18T00:31:04Z">
               <w:r>
                 <w:rPr>
                   <w:rFonts w:ascii="Arial" w:cs="Arial" w:eastAsia="Arial" w:hAnsi="Arial"/>
@@ -2982,7 +2982,7 @@
               </w:rPr>
               <w:t xml:space="preserve">Lesson 4 — Area of a Triangle Using Heron's Formula: Students explore the scenario of the Kisumu carpenter who knows all three sides but no angle or height. Learners </w:t>
             </w:r>
-            <w:del w:id="9089" w:author="Claude (AI) - proposed" w:date="2026-10-15T12:57:54Z">
+            <w:del w:id="9089" w:author="Claude (AI) - proposed" w:date="2026-10-18T00:31:04Z">
               <w:r>
                 <w:rPr>
                   <w:rFonts w:ascii="Arial" w:cs="Arial" w:eastAsia="Arial" w:hAnsi="Arial"/>
@@ -2997,7 +2997,7 @@
                 <w:delText xml:space="preserve">derive and apply</w:delText>
               </w:r>
             </w:del>
-            <w:ins w:id="9090" w:author="Claude (AI) - proposed" w:date="2026-10-15T12:57:54Z">
+            <w:ins w:id="9090" w:author="Claude (AI) - proposed" w:date="2026-10-18T00:31:04Z">
               <w:r>
                 <w:rPr>
                   <w:rFonts w:ascii="Arial" w:cs="Arial" w:eastAsia="Arial" w:hAnsi="Arial"/>
@@ -3025,7 +3025,7 @@
               </w:rPr>
               <w:t xml:space="preserve"> Heron's formula A = √[s(s−a)(s−b)(s−c)], </w:t>
             </w:r>
-            <w:del w:id="9091" w:author="Claude (AI) - proposed" w:date="2026-10-15T12:57:54Z">
+            <w:del w:id="9091" w:author="Claude (AI) - proposed" w:date="2026-10-18T00:31:04Z">
               <w:r>
                 <w:rPr>
                   <w:rFonts w:ascii="Arial" w:cs="Arial" w:eastAsia="Arial" w:hAnsi="Arial"/>
@@ -3040,7 +3040,7 @@
                 <w:delText xml:space="preserve">verifying results against the sine formula where possible</w:delText>
               </w:r>
             </w:del>
-            <w:ins w:id="9092" w:author="Claude (AI) - proposed" w:date="2026-10-15T12:57:54Z">
+            <w:ins w:id="9092" w:author="Claude (AI) - proposed" w:date="2026-10-18T00:31:04Z">
               <w:r>
                 <w:rPr>
                   <w:rFonts w:ascii="Arial" w:cs="Arial" w:eastAsia="Arial" w:hAnsi="Arial"/>
@@ -3108,7 +3108,7 @@
               </w:rPr>
               <w:t xml:space="preserve">Lesson 5 — Polygons: Classification and Properties: Students classify polygons as regular or irregular, convex or concave, using cut-out shapes and video resources</w:t>
             </w:r>
-            <w:ins w:id="9093" w:author="Claude (AI) - proposed" w:date="2026-10-15T12:57:54Z">
+            <w:ins w:id="9093" w:author="Claude (AI) - proposed" w:date="2026-10-18T00:31:04Z">
               <w:r>
                 <w:rPr>
                   <w:rFonts w:ascii="Arial" w:cs="Arial" w:eastAsia="Arial" w:hAnsi="Arial"/>
@@ -3506,7 +3506,7 @@
         </w:rPr>
         <w:t xml:space="preserve">© 2026 SeaVuria and ARES. This work is licensed under a </w:t>
       </w:r>
-      <w:hyperlink w:history="1" r:id="rIdhj4ysj82jrxwblrs26m6l">
+      <w:hyperlink w:history="1" r:id="rId0sjhhsdd8xrcrkg7j0f6u">
         <w:r>
           <w:rPr>
             <w:rFonts w:ascii="Arial" w:cs="Arial" w:eastAsia="Arial" w:hAnsi="Arial"/>
@@ -3526,7 +3526,7 @@
         </w:rPr>
         <w:t xml:space="preserve"> (</w:t>
       </w:r>
-      <w:hyperlink w:history="1" r:id="rIdzz0dbxwii7pjhh81c8bgy">
+      <w:hyperlink w:history="1" r:id="rIdnu6r6dortn4xnrd6grlfp">
         <w:r>
           <w:rPr>
             <w:rFonts w:ascii="Arial" w:cs="Arial" w:eastAsia="Arial" w:hAnsi="Arial"/>
@@ -3546,7 +3546,7 @@
         </w:rPr>
         <w:t xml:space="preserve">). To view a copy of this license, visit </w:t>
       </w:r>
-      <w:hyperlink w:history="1" r:id="rIdx8gnuyfefwvjwyybcskrh">
+      <w:hyperlink w:history="1" r:id="rIdzjurzkn7gtfcrcasn2_y3">
         <w:r>
           <w:rPr>
             <w:rFonts w:ascii="Arial" w:cs="Arial" w:eastAsia="Arial" w:hAnsi="Arial"/>
@@ -4066,7 +4066,7 @@
               </w:rPr>
               <w:t xml:space="preserve">How do we </w:t>
             </w:r>
-            <w:del w:id="9094" w:author="Claude (AI) - proposed" w:date="2026-10-15T12:57:54Z">
+            <w:del w:id="9094" w:author="Claude (AI) - proposed" w:date="2026-10-18T00:31:04Z">
               <w:r>
                 <w:rPr>
                   <w:rFonts w:ascii="Arial" w:cs="Arial" w:eastAsia="Arial" w:hAnsi="Arial"/>
@@ -4081,7 +4081,7 @@
                 <w:delText xml:space="preserve">determine</w:delText>
               </w:r>
             </w:del>
-            <w:ins w:id="9095" w:author="Claude (AI) - proposed" w:date="2026-10-15T12:57:54Z">
+            <w:ins w:id="9095" w:author="Claude (AI) - proposed" w:date="2026-10-18T00:31:04Z">
               <w:r>
                 <w:rPr>
                   <w:rFonts w:ascii="Arial" w:cs="Arial" w:eastAsia="Arial" w:hAnsi="Arial"/>
@@ -4109,7 +4109,7 @@
               </w:rPr>
               <w:t xml:space="preserve"> the area of </w:t>
             </w:r>
-            <w:del w:id="9096" w:author="Claude (AI) - proposed" w:date="2026-10-15T12:57:54Z">
+            <w:del w:id="9096" w:author="Claude (AI) - proposed" w:date="2026-10-18T00:31:04Z">
               <w:r>
                 <w:rPr>
                   <w:rFonts w:ascii="Arial" w:cs="Arial" w:eastAsia="Arial" w:hAnsi="Arial"/>
@@ -4124,7 +4124,7 @@
                 <w:delText xml:space="preserve">a polygon</w:delText>
               </w:r>
             </w:del>
-            <w:ins w:id="9097" w:author="Claude (AI) - proposed" w:date="2026-10-15T12:57:54Z">
+            <w:ins w:id="9097" w:author="Claude (AI) - proposed" w:date="2026-10-18T00:31:04Z">
               <w:r>
                 <w:rPr>
                   <w:rFonts w:ascii="Arial" w:cs="Arial" w:eastAsia="Arial" w:hAnsi="Arial"/>
@@ -4671,7 +4671,7 @@
             <w:pPr>
               <w:spacing w:after="20" w:before="0"/>
             </w:pPr>
-            <w:hyperlink w:history="1" r:id="rIdkclfpher_wxoudx3xb_zp">
+            <w:hyperlink w:history="1" r:id="rIdrlytpazpwpht6o94jpiid">
               <w:r>
                 <w:rPr>
                   <w:rFonts w:ascii="Arial" w:cs="Arial" w:eastAsia="Arial" w:hAnsi="Arial"/>
@@ -4704,7 +4704,7 @@
               <w:spacing w:after="10" w:before="0"/>
               <w:ind w:left="120"/>
             </w:pPr>
-            <w:hyperlink w:history="1" r:id="rIdjscgir66uafu3vlsy4cdr">
+            <w:hyperlink w:history="1" r:id="rIdzmzvcuyvfbk2rsafbincv">
               <w:r>
                 <w:rPr>
                   <w:rFonts w:ascii="Arial" w:cs="Arial" w:eastAsia="Arial" w:hAnsi="Arial"/>
@@ -4749,7 +4749,7 @@
             <w:pPr>
               <w:spacing w:after="20" w:before="0"/>
             </w:pPr>
-            <w:hyperlink w:history="1" r:id="rIdt057tgts4_txgwwnszxli">
+            <w:hyperlink w:history="1" r:id="rIdygir5e-ggblgbjrpmfjp9">
               <w:r>
                 <w:rPr>
                   <w:rFonts w:ascii="Arial" w:cs="Arial" w:eastAsia="Arial" w:hAnsi="Arial"/>
@@ -4782,7 +4782,7 @@
               <w:spacing w:after="10" w:before="0"/>
               <w:ind w:left="120"/>
             </w:pPr>
-            <w:hyperlink w:history="1" r:id="rIduu-ydzapvmziiusjbk9b8">
+            <w:hyperlink w:history="1" r:id="rIdi9pjzem6_vpaim0frqibd">
               <w:r>
                 <w:rPr>
                   <w:rFonts w:ascii="Arial" w:cs="Arial" w:eastAsia="Arial" w:hAnsi="Arial"/>
@@ -4827,7 +4827,7 @@
               </w:rPr>
               <w:t xml:space="preserve">Learners are shown a hand-drawn sketch of an irregular five-sided shamba in Nakuru County (displayed on the board or printed on a half-sheet). The sketch shows five boundary fence posts labelled A, B, C, D, E with unequal side lengths written alongside (</w:t>
             </w:r>
-            <w:del w:id="9098" w:author="Claude (AI) - proposed" w:date="2026-10-15T12:57:54Z">
+            <w:del w:id="9098" w:author="Claude (AI) - proposed" w:date="2026-10-18T00:31:04Z">
               <w:r>
                 <w:rPr>
                   <w:rFonts w:ascii="Arial" w:cs="Arial" w:eastAsia="Arial" w:hAnsi="Arial"/>
@@ -4842,7 +4842,7 @@
                 <w:delText xml:space="preserve">e.g., AB = 48</w:delText>
               </w:r>
             </w:del>
-            <w:ins w:id="9099" w:author="Claude (AI) - proposed" w:date="2026-10-15T12:57:54Z">
+            <w:ins w:id="9099" w:author="Claude (AI) - proposed" w:date="2026-10-18T00:31:04Z">
               <w:r>
                 <w:rPr>
                   <w:rFonts w:ascii="Arial" w:cs="Arial" w:eastAsia="Arial" w:hAnsi="Arial"/>
@@ -4870,7 +4870,7 @@
               </w:rPr>
               <w:t xml:space="preserve"> m, BC = </w:t>
             </w:r>
-            <w:del w:id="9100" w:author="Claude (AI) - proposed" w:date="2026-10-15T12:57:54Z">
+            <w:del w:id="9100" w:author="Claude (AI) - proposed" w:date="2026-10-18T00:31:04Z">
               <w:r>
                 <w:rPr>
                   <w:rFonts w:ascii="Arial" w:cs="Arial" w:eastAsia="Arial" w:hAnsi="Arial"/>
@@ -4885,7 +4885,7 @@
                 <w:delText xml:space="preserve">35</w:delText>
               </w:r>
             </w:del>
-            <w:ins w:id="9101" w:author="Claude (AI) - proposed" w:date="2026-10-15T12:57:54Z">
+            <w:ins w:id="9101" w:author="Claude (AI) - proposed" w:date="2026-10-18T00:31:04Z">
               <w:r>
                 <w:rPr>
                   <w:rFonts w:ascii="Arial" w:cs="Arial" w:eastAsia="Arial" w:hAnsi="Arial"/>
@@ -4913,7 +4913,7 @@
               </w:rPr>
               <w:t xml:space="preserve"> m, CD = </w:t>
             </w:r>
-            <w:del w:id="9102" w:author="Claude (AI) - proposed" w:date="2026-10-15T12:57:54Z">
+            <w:del w:id="9102" w:author="Claude (AI) - proposed" w:date="2026-10-18T00:31:04Z">
               <w:r>
                 <w:rPr>
                   <w:rFonts w:ascii="Arial" w:cs="Arial" w:eastAsia="Arial" w:hAnsi="Arial"/>
@@ -4928,7 +4928,7 @@
                 <w:delText xml:space="preserve">52</w:delText>
               </w:r>
             </w:del>
-            <w:ins w:id="9103" w:author="Claude (AI) - proposed" w:date="2026-10-15T12:57:54Z">
+            <w:ins w:id="9103" w:author="Claude (AI) - proposed" w:date="2026-10-18T00:31:04Z">
               <w:r>
                 <w:rPr>
                   <w:rFonts w:ascii="Arial" w:cs="Arial" w:eastAsia="Arial" w:hAnsi="Arial"/>
@@ -4956,7 +4956,7 @@
               </w:rPr>
               <w:t xml:space="preserve"> m, DE = </w:t>
             </w:r>
-            <w:del w:id="9104" w:author="Claude (AI) - proposed" w:date="2026-10-15T12:57:54Z">
+            <w:del w:id="9104" w:author="Claude (AI) - proposed" w:date="2026-10-18T00:31:04Z">
               <w:r>
                 <w:rPr>
                   <w:rFonts w:ascii="Arial" w:cs="Arial" w:eastAsia="Arial" w:hAnsi="Arial"/>
@@ -4971,7 +4971,7 @@
                 <w:delText xml:space="preserve">40</w:delText>
               </w:r>
             </w:del>
-            <w:ins w:id="9105" w:author="Claude (AI) - proposed" w:date="2026-10-15T12:57:54Z">
+            <w:ins w:id="9105" w:author="Claude (AI) - proposed" w:date="2026-10-18T00:31:04Z">
               <w:r>
                 <w:rPr>
                   <w:rFonts w:ascii="Arial" w:cs="Arial" w:eastAsia="Arial" w:hAnsi="Arial"/>
@@ -4999,7 +4999,7 @@
               </w:rPr>
               <w:t xml:space="preserve"> m, EA = </w:t>
             </w:r>
-            <w:del w:id="9106" w:author="Claude (AI) - proposed" w:date="2026-10-15T12:57:54Z">
+            <w:del w:id="9106" w:author="Claude (AI) - proposed" w:date="2026-10-18T00:31:04Z">
               <w:r>
                 <w:rPr>
                   <w:rFonts w:ascii="Arial" w:cs="Arial" w:eastAsia="Arial" w:hAnsi="Arial"/>
@@ -5014,7 +5014,7 @@
                 <w:delText xml:space="preserve">37</w:delText>
               </w:r>
             </w:del>
-            <w:ins w:id="9107" w:author="Claude (AI) - proposed" w:date="2026-10-15T12:57:54Z">
+            <w:ins w:id="9107" w:author="Claude (AI) - proposed" w:date="2026-10-18T00:31:04Z">
               <w:r>
                 <w:rPr>
                   <w:rFonts w:ascii="Arial" w:cs="Arial" w:eastAsia="Arial" w:hAnsi="Arial"/>
@@ -5197,7 +5197,7 @@
             <w:pPr>
               <w:spacing w:after="20" w:before="0"/>
             </w:pPr>
-            <w:hyperlink w:history="1" r:id="rIdmdtvevd63p52rvecshfzd">
+            <w:hyperlink w:history="1" r:id="rId626ynfefkwnq-g8d2v7th">
               <w:r>
                 <w:rPr>
                   <w:rFonts w:ascii="Arial" w:cs="Arial" w:eastAsia="Arial" w:hAnsi="Arial"/>
@@ -5230,7 +5230,7 @@
               <w:spacing w:after="10" w:before="0"/>
               <w:ind w:left="120"/>
             </w:pPr>
-            <w:hyperlink w:history="1" r:id="rIdpdmcblmvgbi4lcw73zpe4">
+            <w:hyperlink w:history="1" r:id="rIdnunhrnfhuzrosmodxkgih">
               <w:r>
                 <w:rPr>
                   <w:rFonts w:ascii="Arial" w:cs="Arial" w:eastAsia="Arial" w:hAnsi="Arial"/>
@@ -5275,7 +5275,7 @@
             <w:pPr>
               <w:spacing w:after="20" w:before="0"/>
             </w:pPr>
-            <w:hyperlink w:history="1" r:id="rId-pcjhvopfrgkp0v-yr9bu">
+            <w:hyperlink w:history="1" r:id="rIdx0vihdkh2bk3sus8l5ane">
               <w:r>
                 <w:rPr>
                   <w:rFonts w:ascii="Arial" w:cs="Arial" w:eastAsia="Arial" w:hAnsi="Arial"/>
@@ -5308,7 +5308,7 @@
               <w:spacing w:after="10" w:before="0"/>
               <w:ind w:left="120"/>
             </w:pPr>
-            <w:hyperlink w:history="1" r:id="rIdaqz0x8qrtaye0qg2devjr">
+            <w:hyperlink w:history="1" r:id="rIdzid5_klovtg-w3rl0puyk">
               <w:r>
                 <w:rPr>
                   <w:rFonts w:ascii="Arial" w:cs="Arial" w:eastAsia="Arial" w:hAnsi="Arial"/>
@@ -5386,7 +5386,7 @@
               </w:rPr>
               <w:t xml:space="preserve">1. Distribute worksheets and materials. Say: 'You have three triangles. For each one, I want you to do four things — I'll write them on the board.' Write the four steps clearly. 2. Circulate actively. At Triangle 1, prompt: 'How many full squares are inside? How many half-squares? What does that give you?' Wait 10 seconds before giving any further prompt. 3. At Triangle 2, ask pairs: 'Where exactly is the perpendicular height? How do you know it is perpendicular?' Cold-call 2 pairs to explain. 4. At Triangle 3 — this is the critical triangle. When learners struggle to find the height, do NOT immediately help. Say: 'This is the most important triangle on your sheet. Sit with the confusion for a moment. What would you NEED to draw to find the height?' Wait 15 seconds. Then hint: 'Think about what perpendicular means. Use your set square.' 5. After 15 minutes of pair work, bring the class together. Ask: 'For Triangle 3 — who found the height easily? Who struggled?' Hands up, scan, then cold-call one learner from each group. 6. Say: 'Now look back at our surveyor's shamba sketch. Does the shamba have any perpendicular heights drawn? What does that mean for our formula?'</w:t>
             </w:r>
-            <w:ins w:id="9108" w:author="Claude (AI) - proposed" w:date="2026-10-15T12:57:54Z">
+            <w:ins w:id="9108" w:author="Claude (AI) - proposed" w:date="2026-10-18T00:31:04Z">
               <w:r>
                 <w:rPr>
                   <w:rFonts w:ascii="Arial" w:cs="Arial" w:eastAsia="Arial" w:hAnsi="Arial"/>
@@ -5523,7 +5523,7 @@
             <w:pPr>
               <w:spacing w:after="20" w:before="0"/>
             </w:pPr>
-            <w:hyperlink w:history="1" r:id="rIdvatfvzkrba_ucmqx2xjlk">
+            <w:hyperlink w:history="1" r:id="rIdxscorts8n89ay3hbgf10_">
               <w:r>
                 <w:rPr>
                   <w:rFonts w:ascii="Arial" w:cs="Arial" w:eastAsia="Arial" w:hAnsi="Arial"/>
@@ -5556,7 +5556,7 @@
               <w:spacing w:after="10" w:before="0"/>
               <w:ind w:left="120"/>
             </w:pPr>
-            <w:hyperlink w:history="1" r:id="rIdbqa4iyjmegkevqnndviwn">
+            <w:hyperlink w:history="1" r:id="rId2rf130nrprek9k6tkal_m">
               <w:r>
                 <w:rPr>
                   <w:rFonts w:ascii="Arial" w:cs="Arial" w:eastAsia="Arial" w:hAnsi="Arial"/>
@@ -5601,7 +5601,7 @@
             <w:pPr>
               <w:spacing w:after="20" w:before="0"/>
             </w:pPr>
-            <w:hyperlink w:history="1" r:id="rId4itavlzwitl8qzhonmjd1">
+            <w:hyperlink w:history="1" r:id="rIdcefnhqsj91puaz5vjex14">
               <w:r>
                 <w:rPr>
                   <w:rFonts w:ascii="Arial" w:cs="Arial" w:eastAsia="Arial" w:hAnsi="Arial"/>
@@ -5634,7 +5634,7 @@
               <w:spacing w:after="10" w:before="0"/>
               <w:ind w:left="120"/>
             </w:pPr>
-            <w:hyperlink w:history="1" r:id="rIdldlxrvmsdgcgd1d1u9kx3">
+            <w:hyperlink w:history="1" r:id="rIdltuiq_yzecdf-kqbtwf1o">
               <w:r>
                 <w:rPr>
                   <w:rFonts w:ascii="Arial" w:cs="Arial" w:eastAsia="Arial" w:hAnsi="Arial"/>
@@ -5679,7 +5679,7 @@
               </w:rPr>
               <w:t xml:space="preserve">Learners now connect their hands-on findings back to the Nakuru shamba phenomenon. Working in groups of four, they receive a 'Surveyor's Challenge Card' that reads: 'Surveyor Wanjiku is standing at the shamba in Nakuru. She has measured all five sides of the plot</w:t>
             </w:r>
-            <w:ins w:id="9109" w:author="Claude (AI) - proposed" w:date="2026-10-15T12:57:54Z">
+            <w:ins w:id="9109" w:author="Claude (AI) - proposed" w:date="2026-10-18T00:31:04Z">
               <w:r>
                 <w:rPr>
                   <w:rFonts w:ascii="Arial" w:cs="Arial" w:eastAsia="Arial" w:hAnsi="Arial"/>
@@ -5707,7 +5707,7 @@
               </w:rPr>
               <w:t xml:space="preserve">. She wants to split the plot into triangles to calculate the total area. She draws diagonal lines from corner A to corner C</w:t>
             </w:r>
-            <w:del w:id="9110" w:author="Claude (AI) - proposed" w:date="2026-10-15T12:57:54Z">
+            <w:del w:id="9110" w:author="Claude (AI) - proposed" w:date="2026-10-18T00:31:04Z">
               <w:r>
                 <w:rPr>
                   <w:rFonts w:ascii="Arial" w:cs="Arial" w:eastAsia="Arial" w:hAnsi="Arial"/>
@@ -5722,7 +5722,7 @@
                 <w:delText xml:space="preserve">,</w:delText>
               </w:r>
             </w:del>
-            <w:ins w:id="9111" w:author="Claude (AI) - proposed" w:date="2026-10-15T12:57:54Z">
+            <w:ins w:id="9111" w:author="Claude (AI) - proposed" w:date="2026-10-18T00:31:04Z">
               <w:r>
                 <w:rPr>
                   <w:rFonts w:ascii="Arial" w:cs="Arial" w:eastAsia="Arial" w:hAnsi="Arial"/>
@@ -5750,7 +5750,7 @@
               </w:rPr>
               <w:t xml:space="preserve"> and from corner A to corner D</w:t>
             </w:r>
-            <w:ins w:id="9112" w:author="Claude (AI) - proposed" w:date="2026-10-15T12:57:54Z">
+            <w:ins w:id="9112" w:author="Claude (AI) - proposed" w:date="2026-10-18T00:31:04Z">
               <w:r>
                 <w:rPr>
                   <w:rFonts w:ascii="Arial" w:cs="Arial" w:eastAsia="Arial" w:hAnsi="Arial"/>
@@ -5778,7 +5778,7 @@
               </w:rPr>
               <w:t xml:space="preserve">, creating three triangles: Triangle ABC, Triangle ACD, and Triangle ADE. She </w:t>
             </w:r>
-            <w:del w:id="9113" w:author="Claude (AI) - proposed" w:date="2026-10-15T12:57:54Z">
+            <w:del w:id="9113" w:author="Claude (AI) - proposed" w:date="2026-10-18T00:31:04Z">
               <w:r>
                 <w:rPr>
                   <w:rFonts w:ascii="Arial" w:cs="Arial" w:eastAsia="Arial" w:hAnsi="Arial"/>
@@ -5793,7 +5793,7 @@
                 <w:delText xml:space="preserve">knows all side lengths</w:delText>
               </w:r>
             </w:del>
-            <w:ins w:id="9114" w:author="Claude (AI) - proposed" w:date="2026-10-15T12:57:54Z">
+            <w:ins w:id="9114" w:author="Claude (AI) - proposed" w:date="2026-10-18T00:31:04Z">
               <w:r>
                 <w:rPr>
                   <w:rFonts w:ascii="Arial" w:cs="Arial" w:eastAsia="Arial" w:hAnsi="Arial"/>
@@ -5854,7 +5854,7 @@
               </w:rPr>
               <w:t xml:space="preserve">1. Distribute Surveyor's Challenge Cards and manila paper. Say: 'Surveyor Wanjiku needs your help. In your group, answer her question — and be specific. Don't just say the formula won't work. Explain WHY.' 2. Circulate during group work. Listen for groups that identify the perpendicular height as the missing element. Prompt groups that are stuck: 'What does ½ × base × height actually need from you — what must you physically measure or know?' Wait 10 seconds. 3. During gallery walk (5 minutes), prompt learners to write sticky notes that say either 'We agree because…' or 'We have a question about…'. 4. After gallery walk, bring class back together. Ask: 'What was the most common problem all groups identified?' Cold-call 3 learners. Establish the class consensus statement: 'To use Area = ½ × base × height, we MUST know the perpendicular height.' Write this on the board in a box labelled 'WHAT WE NOW KNOW'. 5. Then say: 'So here is our big question — if Surveyor Wanjiku does NOT have the perpendicular height, but she DOES have </w:t>
             </w:r>
-            <w:del w:id="9115" w:author="Claude (AI) - proposed" w:date="2026-10-15T12:57:54Z">
+            <w:del w:id="9115" w:author="Claude (AI) - proposed" w:date="2026-10-18T00:31:04Z">
               <w:r>
                 <w:rPr>
                   <w:rFonts w:ascii="Arial" w:cs="Arial" w:eastAsia="Arial" w:hAnsi="Arial"/>
@@ -5869,7 +5869,7 @@
                 <w:delText xml:space="preserve">the lengths of all three sides of each triangle</w:delText>
               </w:r>
             </w:del>
-            <w:ins w:id="9116" w:author="Claude (AI) - proposed" w:date="2026-10-15T12:57:54Z">
+            <w:ins w:id="9116" w:author="Claude (AI) - proposed" w:date="2026-10-18T00:31:04Z">
               <w:r>
                 <w:rPr>
                   <w:rFonts w:ascii="Arial" w:cs="Arial" w:eastAsia="Arial" w:hAnsi="Arial"/>
@@ -6019,7 +6019,7 @@
             <w:pPr>
               <w:spacing w:after="20" w:before="0"/>
             </w:pPr>
-            <w:hyperlink w:history="1" r:id="rId0zbhmi05oq2xckgmg84ki">
+            <w:hyperlink w:history="1" r:id="rIdpfrcdpm2gm0tdlmc-27sq">
               <w:r>
                 <w:rPr>
                   <w:rFonts w:ascii="Arial" w:cs="Arial" w:eastAsia="Arial" w:hAnsi="Arial"/>
@@ -6052,7 +6052,7 @@
               <w:spacing w:after="10" w:before="0"/>
               <w:ind w:left="120"/>
             </w:pPr>
-            <w:hyperlink w:history="1" r:id="rIdd1ylh872znyfh3m91syuq">
+            <w:hyperlink w:history="1" r:id="rIdxxqrm40qqssmvjixed8lv">
               <w:r>
                 <w:rPr>
                   <w:rFonts w:ascii="Arial" w:cs="Arial" w:eastAsia="Arial" w:hAnsi="Arial"/>
@@ -6097,7 +6097,7 @@
             <w:pPr>
               <w:spacing w:after="20" w:before="0"/>
             </w:pPr>
-            <w:hyperlink w:history="1" r:id="rIdsvyjxzngaypppibvriqdw">
+            <w:hyperlink w:history="1" r:id="rIdhhgjy_wpg7un4ruxs2yij">
               <w:r>
                 <w:rPr>
                   <w:rFonts w:ascii="Arial" w:cs="Arial" w:eastAsia="Arial" w:hAnsi="Arial"/>
@@ -6130,7 +6130,7 @@
               <w:spacing w:after="10" w:before="0"/>
               <w:ind w:left="120"/>
             </w:pPr>
-            <w:hyperlink w:history="1" r:id="rIdhmrquo6y3tlugqfglgsnj">
+            <w:hyperlink w:history="1" r:id="rIdnenxkg23vt4ttt3soouve">
               <w:r>
                 <w:rPr>
                   <w:rFonts w:ascii="Arial" w:cs="Arial" w:eastAsia="Arial" w:hAnsi="Arial"/>
@@ -6208,7 +6208,7 @@
               </w:rPr>
               <w:t xml:space="preserve">1. Introduce the DQB on a large section of the classroom wall or a dedicated display board. Say: 'This board is going to track our journey as a class. By the last lesson of this unit, every single yellow sticky note — every question you write today — should have an answer on this board. That is our goal.' 2. Distribute sticky notes. Say: 'Blue: one thing you KNOW. Yellow: one thing you WONDER. Green: one idea you PREDICT. Write your name small on the back of each note. You have 3 minutes. Silent, individual thinking.' Wait 3 minutes without circulating. 3. Invite learners row by row to place their notes. As they do, read a few aloud and narrate: 'Someone wonders whether there is a formula that uses only sides and no height — excellent. Let's put that right here.' 4. After all notes are placed, stand back and say: 'Look at this board. This is every question that this class has about area of polygons right now. These questions are not weaknesses — they are the engine of our learning.' 5. Circle 2–3 yellow notes that align with upcoming lessons (Heron's formula, sine rule for area). Say: 'These questions — right here — we will answer in </w:t>
             </w:r>
-            <w:del w:id="9117" w:author="Claude (AI) - proposed" w:date="2026-10-15T12:57:54Z">
+            <w:del w:id="9117" w:author="Claude (AI) - proposed" w:date="2026-10-18T00:31:04Z">
               <w:r>
                 <w:rPr>
                   <w:rFonts w:ascii="Arial" w:cs="Arial" w:eastAsia="Arial" w:hAnsi="Arial"/>
@@ -6223,7 +6223,7 @@
                 <w:delText xml:space="preserve">Lesson 2 and Lesson 3</w:delText>
               </w:r>
             </w:del>
-            <w:ins w:id="9118" w:author="Claude (AI) - proposed" w:date="2026-10-15T12:57:54Z">
+            <w:ins w:id="9118" w:author="Claude (AI) - proposed" w:date="2026-10-18T00:31:04Z">
               <w:r>
                 <w:rPr>
                   <w:rFonts w:ascii="Arial" w:cs="Arial" w:eastAsia="Arial" w:hAnsi="Arial"/>
@@ -6373,7 +6373,7 @@
             <w:pPr>
               <w:spacing w:after="20" w:before="0"/>
             </w:pPr>
-            <w:hyperlink w:history="1" r:id="rIdzg8z6x9lzjfmudynjtjel">
+            <w:hyperlink w:history="1" r:id="rIdinhw3yqugpiluizhftagd">
               <w:r>
                 <w:rPr>
                   <w:rFonts w:ascii="Arial" w:cs="Arial" w:eastAsia="Arial" w:hAnsi="Arial"/>
@@ -6422,7 +6422,7 @@
               <w:spacing w:after="10" w:before="0"/>
               <w:ind w:left="120"/>
             </w:pPr>
-            <w:hyperlink w:history="1" r:id="rIdncb-57qfmjwwoywweqetf">
+            <w:hyperlink w:history="1" r:id="rIdrbo9wwdvarxhv-srckdpz">
               <w:r>
                 <w:rPr>
                   <w:rFonts w:ascii="Arial" w:cs="Arial" w:eastAsia="Arial" w:hAnsi="Arial"/>
@@ -6467,7 +6467,7 @@
             <w:pPr>
               <w:spacing w:after="20" w:before="0"/>
             </w:pPr>
-            <w:hyperlink w:history="1" r:id="rIdcjpim5zqtnpjiqjd0qf7e">
+            <w:hyperlink w:history="1" r:id="rId3a_sgpzch0ka6vpl9cwwi">
               <w:r>
                 <w:rPr>
                   <w:rFonts w:ascii="Arial" w:cs="Arial" w:eastAsia="Arial" w:hAnsi="Arial"/>
@@ -6500,7 +6500,7 @@
               <w:spacing w:after="10" w:before="0"/>
               <w:ind w:left="120"/>
             </w:pPr>
-            <w:hyperlink w:history="1" r:id="rIdhdt0vhns8yy9oyhb0rttf">
+            <w:hyperlink w:history="1" r:id="rIdotits0sh6mpubnb-wce_t">
               <w:r>
                 <w:rPr>
                   <w:rFonts w:ascii="Arial" w:cs="Arial" w:eastAsia="Arial" w:hAnsi="Arial"/>
@@ -6739,7 +6739,7 @@
               </w:rPr>
               <w:t xml:space="preserve">After delivering this lesson, reflect on the following questions: (1) Did the phenomenon — the Nakuru shamba and Surveyor Wanjiku — genuinely create curiosity and cognitive dissonance, or did learners treat it as a routine word problem? If the latter, how can the narrative be made more vivid or personal in the next lesson? (2) During Phase 2, did the majority of learners correctly distinguish between perpendicular height and slant height for Triangle 2? If not, this misconception must be explicitly re-addressed at the start of Lesson 2 before introducing </w:t>
             </w:r>
-            <w:del w:id="9119" w:author="Claude (AI) - proposed" w:date="2026-10-15T12:57:54Z">
+            <w:del w:id="9119" w:author="Claude (AI) - proposed" w:date="2026-10-18T00:31:04Z">
               <w:r>
                 <w:rPr>
                   <w:rFonts w:ascii="Arial" w:cs="Arial" w:eastAsia="Arial" w:hAnsi="Arial"/>
@@ -6754,7 +6754,7 @@
                 <w:delText xml:space="preserve">Heron's</w:delText>
               </w:r>
             </w:del>
-            <w:ins w:id="9120" w:author="Claude (AI) - proposed" w:date="2026-10-15T12:57:54Z">
+            <w:ins w:id="9120" w:author="Claude (AI) - proposed" w:date="2026-10-18T00:31:04Z">
               <w:r>
                 <w:rPr>
                   <w:rFonts w:ascii="Arial" w:cs="Arial" w:eastAsia="Arial" w:hAnsi="Arial"/>
@@ -7068,7 +7068,7 @@
         </w:rPr>
         <w:t xml:space="preserve">© 2026 SeaVuria and ARES. Aligned with KICD objectives. Developed by SeaVuria; technical implementation by ARES (with AI assistance from Claude). Licensed under </w:t>
       </w:r>
-      <w:hyperlink w:history="1" r:id="rId1rupgelczwtyjqbi38bk7">
+      <w:hyperlink w:history="1" r:id="rIdkdhnxxt-ozfo3bfza4quh">
         <w:r>
           <w:rPr>
             <w:rFonts w:ascii="Arial" w:cs="Arial" w:eastAsia="Arial" w:hAnsi="Arial"/>
@@ -7089,7 +7089,7 @@
         </w:rPr>
         <w:t xml:space="preserve"> (</w:t>
       </w:r>
-      <w:hyperlink w:history="1" r:id="rIdlnh5_v-hb22wvq_je4yk2">
+      <w:hyperlink w:history="1" r:id="rIdvewumngniqeltxnsas_vl">
         <w:r>
           <w:rPr>
             <w:rFonts w:ascii="Arial" w:cs="Arial" w:eastAsia="Arial" w:hAnsi="Arial"/>
@@ -7610,7 +7610,7 @@
               </w:rPr>
               <w:t xml:space="preserve">How do we </w:t>
             </w:r>
-            <w:del w:id="9121" w:author="Claude (AI) - proposed" w:date="2026-10-15T12:57:54Z">
+            <w:del w:id="9121" w:author="Claude (AI) - proposed" w:date="2026-10-18T00:31:04Z">
               <w:r>
                 <w:rPr>
                   <w:rFonts w:ascii="Arial" w:cs="Arial" w:eastAsia="Arial" w:hAnsi="Arial"/>
@@ -7625,7 +7625,7 @@
                 <w:delText xml:space="preserve">determine</w:delText>
               </w:r>
             </w:del>
-            <w:ins w:id="9122" w:author="Claude (AI) - proposed" w:date="2026-10-15T12:57:54Z">
+            <w:ins w:id="9122" w:author="Claude (AI) - proposed" w:date="2026-10-18T00:31:04Z">
               <w:r>
                 <w:rPr>
                   <w:rFonts w:ascii="Arial" w:cs="Arial" w:eastAsia="Arial" w:hAnsi="Arial"/>
@@ -7653,7 +7653,7 @@
               </w:rPr>
               <w:t xml:space="preserve"> the area of </w:t>
             </w:r>
-            <w:del w:id="9123" w:author="Claude (AI) - proposed" w:date="2026-10-15T12:57:54Z">
+            <w:del w:id="9123" w:author="Claude (AI) - proposed" w:date="2026-10-18T00:31:04Z">
               <w:r>
                 <w:rPr>
                   <w:rFonts w:ascii="Arial" w:cs="Arial" w:eastAsia="Arial" w:hAnsi="Arial"/>
@@ -7668,7 +7668,7 @@
                 <w:delText xml:space="preserve">a polygon</w:delText>
               </w:r>
             </w:del>
-            <w:ins w:id="9124" w:author="Claude (AI) - proposed" w:date="2026-10-15T12:57:54Z">
+            <w:ins w:id="9124" w:author="Claude (AI) - proposed" w:date="2026-10-18T00:31:04Z">
               <w:r>
                 <w:rPr>
                   <w:rFonts w:ascii="Arial" w:cs="Arial" w:eastAsia="Arial" w:hAnsi="Arial"/>
@@ -7696,7 +7696,7 @@
               </w:rPr>
               <w:t xml:space="preserve">? How do we apply</w:t>
             </w:r>
-            <w:ins w:id="9125" w:author="Claude (AI) - proposed" w:date="2026-10-15T12:57:54Z">
+            <w:ins w:id="9125" w:author="Claude (AI) - proposed" w:date="2026-10-18T00:31:04Z">
               <w:r>
                 <w:rPr>
                   <w:rFonts w:ascii="Arial" w:cs="Arial" w:eastAsia="Arial" w:hAnsi="Arial"/>
@@ -8243,7 +8243,7 @@
             <w:pPr>
               <w:spacing w:after="20" w:before="0"/>
             </w:pPr>
-            <w:hyperlink w:history="1" r:id="rId0dafpd-u81pysp0eyqmwb">
+            <w:hyperlink w:history="1" r:id="rIded4ulqwiphojs2lrbdn5f">
               <w:r>
                 <w:rPr>
                   <w:rFonts w:ascii="Arial" w:cs="Arial" w:eastAsia="Arial" w:hAnsi="Arial"/>
@@ -8292,7 +8292,7 @@
               <w:spacing w:after="10" w:before="0"/>
               <w:ind w:left="120"/>
             </w:pPr>
-            <w:hyperlink w:history="1" r:id="rIdmdgj1qnyz96ve6ltbf5ux">
+            <w:hyperlink w:history="1" r:id="rIdu4nenpv1cqbfl8n8cik8t">
               <w:r>
                 <w:rPr>
                   <w:rFonts w:ascii="Arial" w:cs="Arial" w:eastAsia="Arial" w:hAnsi="Arial"/>
@@ -8337,7 +8337,7 @@
             <w:pPr>
               <w:spacing w:after="20" w:before="0"/>
             </w:pPr>
-            <w:hyperlink w:history="1" r:id="rId8k5hdbea60jlrmfijdxvv">
+            <w:hyperlink w:history="1" r:id="rId_qhd3oybeghoxacztuoy_">
               <w:r>
                 <w:rPr>
                   <w:rFonts w:ascii="Arial" w:cs="Arial" w:eastAsia="Arial" w:hAnsi="Arial"/>
@@ -8370,7 +8370,7 @@
               <w:spacing w:after="10" w:before="0"/>
               <w:ind w:left="120"/>
             </w:pPr>
-            <w:hyperlink w:history="1" r:id="rIdvcmchfhsykp5plqalaf1w">
+            <w:hyperlink w:history="1" r:id="rIde5qyeeumxisw3t1f8g3pk">
               <w:r>
                 <w:rPr>
                   <w:rFonts w:ascii="Arial" w:cs="Arial" w:eastAsia="Arial" w:hAnsi="Arial"/>
@@ -8570,7 +8570,7 @@
             <w:pPr>
               <w:spacing w:after="20" w:before="0"/>
             </w:pPr>
-            <w:hyperlink w:history="1" r:id="rIdwjzdvgx5y1vngdcpdgxd6">
+            <w:hyperlink w:history="1" r:id="rIdh8zm78zh1weqhhs4iuoht">
               <w:r>
                 <w:rPr>
                   <w:rFonts w:ascii="Arial" w:cs="Arial" w:eastAsia="Arial" w:hAnsi="Arial"/>
@@ -8619,7 +8619,7 @@
               <w:spacing w:after="10" w:before="0"/>
               <w:ind w:left="120"/>
             </w:pPr>
-            <w:hyperlink w:history="1" r:id="rIdvfp57u9c6oommtdt8xbly">
+            <w:hyperlink w:history="1" r:id="rId7vhpe1majiwbro8qsbc-j">
               <w:r>
                 <w:rPr>
                   <w:rFonts w:ascii="Arial" w:cs="Arial" w:eastAsia="Arial" w:hAnsi="Arial"/>
@@ -8664,7 +8664,7 @@
             <w:pPr>
               <w:spacing w:after="20" w:before="0"/>
             </w:pPr>
-            <w:hyperlink w:history="1" r:id="rIdkialpkfa_0rsh6bxgg7jc">
+            <w:hyperlink w:history="1" r:id="rIdwdpgnxn0eusbcxzgx-s8m">
               <w:r>
                 <w:rPr>
                   <w:rFonts w:ascii="Arial" w:cs="Arial" w:eastAsia="Arial" w:hAnsi="Arial"/>
@@ -8697,7 +8697,7 @@
               <w:spacing w:after="10" w:before="0"/>
               <w:ind w:left="120"/>
             </w:pPr>
-            <w:hyperlink w:history="1" r:id="rId3dor73hjy63xvc-smgzn4">
+            <w:hyperlink w:history="1" r:id="rIdqxbtvlacdbfm_fqk18rqu">
               <w:r>
                 <w:rPr>
                   <w:rFonts w:ascii="Arial" w:cs="Arial" w:eastAsia="Arial" w:hAnsi="Arial"/>
@@ -8775,7 +8775,7 @@
               </w:rPr>
               <w:t xml:space="preserve">Distribute the derivation worksheet. Say verbatim: 'We are going to rescue the formula together — step by step. Work in pairs. Follow Steps 1 to 4 on your sheet. When you reach Step 5, use your calculator to compute the area. You have 15 minutes.' Circulate and check: at Step 2, pause the class after 5 minutes and ask: 'Which trigonometric ratio connects the height h, the hypotenuse AB, and the angle A?' Wait 12 seconds. Cold-call 2 pairs. If pairs are stuck, prompt: 'Draw the right-angled triangle inside the bigger triangle — label the opposite and hypotenuse.' At Step 5, ask: 'Before you type into the calculator, what mode must it be in?' Wait 10 seconds. Cold-call 1 learner. After pairs complete Step 5, say: 'Compare your answer with another pair — did you get approximately 5 285 square metres?' Then move to the second board example, narrating: 'The surveyor </w:t>
             </w:r>
-            <w:del w:id="9126" w:author="Claude (AI) - proposed" w:date="2026-10-15T12:57:54Z">
+            <w:del w:id="9126" w:author="Claude (AI) - proposed" w:date="2026-10-18T00:31:04Z">
               <w:r>
                 <w:rPr>
                   <w:rFonts w:ascii="Arial" w:cs="Arial" w:eastAsia="Arial" w:hAnsi="Arial"/>
@@ -8790,7 +8790,7 @@
                 <w:delText xml:space="preserve">now moves to a second triangular section of the same shamba</w:delText>
               </w:r>
             </w:del>
-            <w:ins w:id="9127" w:author="Claude (AI) - proposed" w:date="2026-10-15T12:57:54Z">
+            <w:ins w:id="9127" w:author="Claude (AI) - proposed" w:date="2026-10-18T00:31:04Z">
               <w:r>
                 <w:rPr>
                   <w:rFonts w:ascii="Arial" w:cs="Arial" w:eastAsia="Arial" w:hAnsi="Arial"/>
@@ -8940,7 +8940,7 @@
             <w:pPr>
               <w:spacing w:after="20" w:before="0"/>
             </w:pPr>
-            <w:hyperlink w:history="1" r:id="rIdgjnhko7jsvuc33drkmj2b">
+            <w:hyperlink w:history="1" r:id="rIdldwrrb_iot5pzb4uaermh">
               <w:r>
                 <w:rPr>
                   <w:rFonts w:ascii="Arial" w:cs="Arial" w:eastAsia="Arial" w:hAnsi="Arial"/>
@@ -8989,7 +8989,7 @@
               <w:spacing w:after="10" w:before="0"/>
               <w:ind w:left="120"/>
             </w:pPr>
-            <w:hyperlink w:history="1" r:id="rIdp-vammoo6hmdj5icwc8df">
+            <w:hyperlink w:history="1" r:id="rIdw6qvpuijgmpwyburzpuy6">
               <w:r>
                 <w:rPr>
                   <w:rFonts w:ascii="Arial" w:cs="Arial" w:eastAsia="Arial" w:hAnsi="Arial"/>
@@ -9034,7 +9034,7 @@
             <w:pPr>
               <w:spacing w:after="20" w:before="0"/>
             </w:pPr>
-            <w:hyperlink w:history="1" r:id="rId5jvapmrnimnzslr27mzib">
+            <w:hyperlink w:history="1" r:id="rIdhnr_so_qraq2p057wy3j-">
               <w:r>
                 <w:rPr>
                   <w:rFonts w:ascii="Arial" w:cs="Arial" w:eastAsia="Arial" w:hAnsi="Arial"/>
@@ -9067,7 +9067,7 @@
               <w:spacing w:after="10" w:before="0"/>
               <w:ind w:left="120"/>
             </w:pPr>
-            <w:hyperlink w:history="1" r:id="rIdgcnv8dy1vttmr4aso4dbq">
+            <w:hyperlink w:history="1" r:id="rId9wwm38xsfw4ekgjgoharw">
               <w:r>
                 <w:rPr>
                   <w:rFonts w:ascii="Arial" w:cs="Arial" w:eastAsia="Arial" w:hAnsi="Arial"/>
@@ -9211,7 +9211,7 @@
               </w:rPr>
               <w:t xml:space="preserve">Observable indicator: Problem 1 correct answer is approximately 3 </w:t>
             </w:r>
-            <w:del w:id="9128" w:author="Claude (AI) - proposed" w:date="2026-10-15T12:57:54Z">
+            <w:del w:id="9128" w:author="Claude (AI) - proposed" w:date="2026-10-18T00:31:04Z">
               <w:r>
                 <w:rPr>
                   <w:rFonts w:ascii="Arial" w:cs="Arial" w:eastAsia="Arial" w:hAnsi="Arial"/>
@@ -9226,7 +9226,7 @@
                 <w:delText xml:space="preserve">148</w:delText>
               </w:r>
             </w:del>
-            <w:ins w:id="9129" w:author="Claude (AI) - proposed" w:date="2026-10-15T12:57:54Z">
+            <w:ins w:id="9129" w:author="Claude (AI) - proposed" w:date="2026-10-18T00:31:04Z">
               <w:r>
                 <w:rPr>
                   <w:rFonts w:ascii="Arial" w:cs="Arial" w:eastAsia="Arial" w:hAnsi="Arial"/>
@@ -9254,7 +9254,7 @@
               </w:rPr>
               <w:t xml:space="preserve"> m² (accept 3 140–3 </w:t>
             </w:r>
-            <w:del w:id="9130" w:author="Claude (AI) - proposed" w:date="2026-10-15T12:57:54Z">
+            <w:del w:id="9130" w:author="Claude (AI) - proposed" w:date="2026-10-18T00:31:04Z">
               <w:r>
                 <w:rPr>
                   <w:rFonts w:ascii="Arial" w:cs="Arial" w:eastAsia="Arial" w:hAnsi="Arial"/>
@@ -9269,7 +9269,7 @@
                 <w:delText xml:space="preserve">155</w:delText>
               </w:r>
             </w:del>
-            <w:ins w:id="9131" w:author="Claude (AI) - proposed" w:date="2026-10-15T12:57:54Z">
+            <w:ins w:id="9131" w:author="Claude (AI) - proposed" w:date="2026-10-18T00:31:04Z">
               <w:r>
                 <w:rPr>
                   <w:rFonts w:ascii="Arial" w:cs="Arial" w:eastAsia="Arial" w:hAnsi="Arial"/>
@@ -9353,7 +9353,7 @@
             <w:pPr>
               <w:spacing w:after="20" w:before="0"/>
             </w:pPr>
-            <w:hyperlink w:history="1" r:id="rIdzgm6jo0nkc6nq4deg5a9x">
+            <w:hyperlink w:history="1" r:id="rId04hncufnpw0dhsrfge_th">
               <w:r>
                 <w:rPr>
                   <w:rFonts w:ascii="Arial" w:cs="Arial" w:eastAsia="Arial" w:hAnsi="Arial"/>
@@ -9402,7 +9402,7 @@
               <w:spacing w:after="10" w:before="0"/>
               <w:ind w:left="120"/>
             </w:pPr>
-            <w:hyperlink w:history="1" r:id="rIdjfadnlzu3ztfe3h0yau4j">
+            <w:hyperlink w:history="1" r:id="rId2p3ygwadsibvchclmevxi">
               <w:r>
                 <w:rPr>
                   <w:rFonts w:ascii="Arial" w:cs="Arial" w:eastAsia="Arial" w:hAnsi="Arial"/>
@@ -9447,7 +9447,7 @@
             <w:pPr>
               <w:spacing w:after="20" w:before="0"/>
             </w:pPr>
-            <w:hyperlink w:history="1" r:id="rIdhajrfyuiduv5cb7nej9ml">
+            <w:hyperlink w:history="1" r:id="rIddmopo5ckl5-pagmpvou1e">
               <w:r>
                 <w:rPr>
                   <w:rFonts w:ascii="Arial" w:cs="Arial" w:eastAsia="Arial" w:hAnsi="Arial"/>
@@ -9480,7 +9480,7 @@
               <w:spacing w:after="10" w:before="0"/>
               <w:ind w:left="120"/>
             </w:pPr>
-            <w:hyperlink w:history="1" r:id="rIdaarrhsfwk9zyz2bkmbazo">
+            <w:hyperlink w:history="1" r:id="rId8b1vm4lpyq6stkmqfhcey">
               <w:r>
                 <w:rPr>
                   <w:rFonts w:ascii="Arial" w:cs="Arial" w:eastAsia="Arial" w:hAnsi="Arial"/>
@@ -9680,7 +9680,7 @@
             <w:pPr>
               <w:spacing w:after="20" w:before="0"/>
             </w:pPr>
-            <w:hyperlink w:history="1" r:id="rIdrhf3ypnehrzkewazl3hi6">
+            <w:hyperlink w:history="1" r:id="rIdsrh4c8s6ibrpoe4zzhqe6">
               <w:r>
                 <w:rPr>
                   <w:rFonts w:ascii="Arial" w:cs="Arial" w:eastAsia="Arial" w:hAnsi="Arial"/>
@@ -9729,7 +9729,7 @@
               <w:spacing w:after="10" w:before="0"/>
               <w:ind w:left="120"/>
             </w:pPr>
-            <w:hyperlink w:history="1" r:id="rIduhdqhshnnlk_k1xfob1mk">
+            <w:hyperlink w:history="1" r:id="rIdpk9oqjuvev0co11vz3ful">
               <w:r>
                 <w:rPr>
                   <w:rFonts w:ascii="Arial" w:cs="Arial" w:eastAsia="Arial" w:hAnsi="Arial"/>
@@ -9774,7 +9774,7 @@
             <w:pPr>
               <w:spacing w:after="20" w:before="0"/>
             </w:pPr>
-            <w:hyperlink w:history="1" r:id="rIdo6aytcdmsclu7mt9tvqdf">
+            <w:hyperlink w:history="1" r:id="rIddflvr6qvhsbuvdjgbcy9b">
               <w:r>
                 <w:rPr>
                   <w:rFonts w:ascii="Arial" w:cs="Arial" w:eastAsia="Arial" w:hAnsi="Arial"/>
@@ -9807,7 +9807,7 @@
               <w:spacing w:after="10" w:before="0"/>
               <w:ind w:left="120"/>
             </w:pPr>
-            <w:hyperlink w:history="1" r:id="rIdzjdn0213d_kqwvlv9qnpk">
+            <w:hyperlink w:history="1" r:id="rIdt6xcncdawg5y7wwz40k0v">
               <w:r>
                 <w:rPr>
                   <w:rFonts w:ascii="Arial" w:cs="Arial" w:eastAsia="Arial" w:hAnsi="Arial"/>
@@ -9885,7 +9885,7 @@
               </w:rPr>
               <w:t xml:space="preserve">Say verbatim: 'Take out your shamba diagram from Lesson 1. Shade Triangle ABC, write the area you calculated inside it, and annotate the formula you used. You have 5 minutes.' Set a timer. Circulate and look for: correct shading of Triangle ABC only (not the whole polygon), correct area value, correct formula annotation. After 5 minutes, ask: 'Hold up your diagram — show your partner where you shaded.' Then ask the whole class: 'How much of the shamba have we calculated so far?' Accept responses. Say: 'One corner. What must we do to find the total area?' Cold-call 2 learners. Guide toward: 'We need to decompose the whole polygon into triangles and find each one's area.' Close with: 'In Lesson 3</w:t>
             </w:r>
-            <w:del w:id="9132" w:author="Claude (AI) - proposed" w:date="2026-10-15T12:57:54Z">
+            <w:del w:id="9132" w:author="Claude (AI) - proposed" w:date="2026-10-18T00:31:04Z">
               <w:r>
                 <w:rPr>
                   <w:rFonts w:ascii="Arial" w:cs="Arial" w:eastAsia="Arial" w:hAnsi="Arial"/>
@@ -9900,7 +9900,7 @@
                 <w:delText xml:space="preserve">,</w:delText>
               </w:r>
             </w:del>
-            <w:ins w:id="9133" w:author="Claude (AI) - proposed" w:date="2026-10-15T12:57:54Z">
+            <w:ins w:id="9133" w:author="Claude (AI) - proposed" w:date="2026-10-18T00:31:04Z">
               <w:r>
                 <w:rPr>
                   <w:rFonts w:ascii="Arial" w:cs="Arial" w:eastAsia="Arial" w:hAnsi="Arial"/>
@@ -10375,7 +10375,7 @@
         </w:rPr>
         <w:t xml:space="preserve">© 2026 SeaVuria and ARES. Aligned with KICD objectives. Developed by SeaVuria; technical implementation by ARES (with AI assistance from Claude). Licensed under </w:t>
       </w:r>
-      <w:hyperlink w:history="1" r:id="rIdr3eijy6e17zaozo7kru6k">
+      <w:hyperlink w:history="1" r:id="rIdnvc7ytdeujlc2b1te1esi">
         <w:r>
           <w:rPr>
             <w:rFonts w:ascii="Arial" w:cs="Arial" w:eastAsia="Arial" w:hAnsi="Arial"/>
@@ -10396,7 +10396,7 @@
         </w:rPr>
         <w:t xml:space="preserve"> (</w:t>
       </w:r>
-      <w:hyperlink w:history="1" r:id="rIdlp0ifhinptgyrnlwh2l21">
+      <w:hyperlink w:history="1" r:id="rIdl3expc6b3snoz0k-zctfl">
         <w:r>
           <w:rPr>
             <w:rFonts w:ascii="Arial" w:cs="Arial" w:eastAsia="Arial" w:hAnsi="Arial"/>
@@ -10917,7 +10917,7 @@
               </w:rPr>
               <w:t xml:space="preserve">How do we </w:t>
             </w:r>
-            <w:del w:id="9134" w:author="Claude (AI) - proposed" w:date="2026-10-15T12:57:54Z">
+            <w:del w:id="9134" w:author="Claude (AI) - proposed" w:date="2026-10-18T00:31:04Z">
               <w:r>
                 <w:rPr>
                   <w:rFonts w:ascii="Arial" w:cs="Arial" w:eastAsia="Arial" w:hAnsi="Arial"/>
@@ -10932,7 +10932,7 @@
                 <w:delText xml:space="preserve">determine</w:delText>
               </w:r>
             </w:del>
-            <w:ins w:id="9135" w:author="Claude (AI) - proposed" w:date="2026-10-15T12:57:54Z">
+            <w:ins w:id="9135" w:author="Claude (AI) - proposed" w:date="2026-10-18T00:31:04Z">
               <w:r>
                 <w:rPr>
                   <w:rFonts w:ascii="Arial" w:cs="Arial" w:eastAsia="Arial" w:hAnsi="Arial"/>
@@ -10960,7 +10960,7 @@
               </w:rPr>
               <w:t xml:space="preserve"> the area of </w:t>
             </w:r>
-            <w:del w:id="9136" w:author="Claude (AI) - proposed" w:date="2026-10-15T12:57:54Z">
+            <w:del w:id="9136" w:author="Claude (AI) - proposed" w:date="2026-10-18T00:31:04Z">
               <w:r>
                 <w:rPr>
                   <w:rFonts w:ascii="Arial" w:cs="Arial" w:eastAsia="Arial" w:hAnsi="Arial"/>
@@ -10975,7 +10975,7 @@
                 <w:delText xml:space="preserve">a polygon</w:delText>
               </w:r>
             </w:del>
-            <w:ins w:id="9137" w:author="Claude (AI) - proposed" w:date="2026-10-15T12:57:54Z">
+            <w:ins w:id="9137" w:author="Claude (AI) - proposed" w:date="2026-10-18T00:31:04Z">
               <w:r>
                 <w:rPr>
                   <w:rFonts w:ascii="Arial" w:cs="Arial" w:eastAsia="Arial" w:hAnsi="Arial"/>
@@ -11003,7 +11003,7 @@
               </w:rPr>
               <w:t xml:space="preserve">? How do we apply</w:t>
             </w:r>
-            <w:ins w:id="9138" w:author="Claude (AI) - proposed" w:date="2026-10-15T12:57:54Z">
+            <w:ins w:id="9138" w:author="Claude (AI) - proposed" w:date="2026-10-18T00:31:04Z">
               <w:r>
                 <w:rPr>
                   <w:rFonts w:ascii="Arial" w:cs="Arial" w:eastAsia="Arial" w:hAnsi="Arial"/>
@@ -11550,7 +11550,7 @@
             <w:pPr>
               <w:spacing w:after="20" w:before="0"/>
             </w:pPr>
-            <w:hyperlink w:history="1" r:id="rId8frcc6pebhdnb4eu9c6ps">
+            <w:hyperlink w:history="1" r:id="rId8zsfwp4rfp2w1b-ruv97r">
               <w:r>
                 <w:rPr>
                   <w:rFonts w:ascii="Arial" w:cs="Arial" w:eastAsia="Arial" w:hAnsi="Arial"/>
@@ -11599,7 +11599,7 @@
               <w:spacing w:after="10" w:before="0"/>
               <w:ind w:left="120"/>
             </w:pPr>
-            <w:hyperlink w:history="1" r:id="rIdybxmbsqe11wtn3qxbkez8">
+            <w:hyperlink w:history="1" r:id="rId1wig91jmmefz4ojw98zyt">
               <w:r>
                 <w:rPr>
                   <w:rFonts w:ascii="Arial" w:cs="Arial" w:eastAsia="Arial" w:hAnsi="Arial"/>
@@ -11644,7 +11644,7 @@
             <w:pPr>
               <w:spacing w:after="20" w:before="0"/>
             </w:pPr>
-            <w:hyperlink w:history="1" r:id="rIdxigj0iuychewrpipv27qy">
+            <w:hyperlink w:history="1" r:id="rIdtugichnqtvt45kr8taku7">
               <w:r>
                 <w:rPr>
                   <w:rFonts w:ascii="Arial" w:cs="Arial" w:eastAsia="Arial" w:hAnsi="Arial"/>
@@ -11677,7 +11677,7 @@
               <w:spacing w:after="10" w:before="0"/>
               <w:ind w:left="120"/>
             </w:pPr>
-            <w:hyperlink w:history="1" r:id="rIdxyw6aqoe3wfr8znineebs">
+            <w:hyperlink w:history="1" r:id="rIdq9uccnxunw3dndz2rlb1l">
               <w:r>
                 <w:rPr>
                   <w:rFonts w:ascii="Arial" w:cs="Arial" w:eastAsia="Arial" w:hAnsi="Arial"/>
@@ -11722,7 +11722,7 @@
               </w:rPr>
               <w:t xml:space="preserve">Learners are shown a diagram of a triangle with two sides labelled (a = 9 m, b = 12 m) and the included angle labelled (C = 65°) but NO perpendicular height given. The prompt on screen reads: '</w:t>
             </w:r>
-            <w:del w:id="9139" w:author="Claude (AI) - proposed" w:date="2026-10-15T12:57:54Z">
+            <w:del w:id="9139" w:author="Claude (AI) - proposed" w:date="2026-10-18T00:31:04Z">
               <w:r>
                 <w:rPr>
                   <w:rFonts w:ascii="Arial" w:cs="Arial" w:eastAsia="Arial" w:hAnsi="Arial"/>
@@ -11737,7 +11737,7 @@
                 <w:delText xml:space="preserve">The Nakuru surveyor has split the shamba into triangles</w:delText>
               </w:r>
             </w:del>
-            <w:ins w:id="9140" w:author="Claude (AI) - proposed" w:date="2026-10-15T12:57:54Z">
+            <w:ins w:id="9140" w:author="Claude (AI) - proposed" w:date="2026-10-18T00:31:04Z">
               <w:r>
                 <w:rPr>
                   <w:rFonts w:ascii="Arial" w:cs="Arial" w:eastAsia="Arial" w:hAnsi="Arial"/>
@@ -11920,7 +11920,7 @@
             <w:pPr>
               <w:spacing w:after="20" w:before="0"/>
             </w:pPr>
-            <w:hyperlink w:history="1" r:id="rIdyrpurnxjiobz1oe30jimc">
+            <w:hyperlink w:history="1" r:id="rIdbgza2fjoce8geqibc0qad">
               <w:r>
                 <w:rPr>
                   <w:rFonts w:ascii="Arial" w:cs="Arial" w:eastAsia="Arial" w:hAnsi="Arial"/>
@@ -11969,7 +11969,7 @@
               <w:spacing w:after="10" w:before="0"/>
               <w:ind w:left="120"/>
             </w:pPr>
-            <w:hyperlink w:history="1" r:id="rId1o8kr95cc-_m0pqrva8fh">
+            <w:hyperlink w:history="1" r:id="rIdtlzgep1kdhtpppyyothqj">
               <w:r>
                 <w:rPr>
                   <w:rFonts w:ascii="Arial" w:cs="Arial" w:eastAsia="Arial" w:hAnsi="Arial"/>
@@ -12014,7 +12014,7 @@
             <w:pPr>
               <w:spacing w:after="20" w:before="0"/>
             </w:pPr>
-            <w:hyperlink w:history="1" r:id="rIdx7wcpc8lnyxotqilpjaxc">
+            <w:hyperlink w:history="1" r:id="rIdzc_cvay3w9y6-5nho_nui">
               <w:r>
                 <w:rPr>
                   <w:rFonts w:ascii="Arial" w:cs="Arial" w:eastAsia="Arial" w:hAnsi="Arial"/>
@@ -12047,7 +12047,7 @@
               <w:spacing w:after="10" w:before="0"/>
               <w:ind w:left="120"/>
             </w:pPr>
-            <w:hyperlink w:history="1" r:id="rId1hdiht1taj7d4kyw65b4t">
+            <w:hyperlink w:history="1" r:id="rIdmknazwxuwjnnfyowjbiro">
               <w:r>
                 <w:rPr>
                   <w:rFonts w:ascii="Arial" w:cs="Arial" w:eastAsia="Arial" w:hAnsi="Arial"/>
@@ -12247,7 +12247,7 @@
             <w:pPr>
               <w:spacing w:after="20" w:before="0"/>
             </w:pPr>
-            <w:hyperlink w:history="1" r:id="rIdu2tbclfn0tyh6sjueaxen">
+            <w:hyperlink w:history="1" r:id="rId1sp5qpqex3np5gcczfgnn">
               <w:r>
                 <w:rPr>
                   <w:rFonts w:ascii="Arial" w:cs="Arial" w:eastAsia="Arial" w:hAnsi="Arial"/>
@@ -12296,7 +12296,7 @@
               <w:spacing w:after="10" w:before="0"/>
               <w:ind w:left="120"/>
             </w:pPr>
-            <w:hyperlink w:history="1" r:id="rIdgdiig1l_lb5gytjxvw0hl">
+            <w:hyperlink w:history="1" r:id="rIdxrkbgbnrgibcyebpzg8f2">
               <w:r>
                 <w:rPr>
                   <w:rFonts w:ascii="Arial" w:cs="Arial" w:eastAsia="Arial" w:hAnsi="Arial"/>
@@ -12341,7 +12341,7 @@
             <w:pPr>
               <w:spacing w:after="20" w:before="0"/>
             </w:pPr>
-            <w:hyperlink w:history="1" r:id="rIdz8ekj9zv9aw9zapo-t7ba">
+            <w:hyperlink w:history="1" r:id="rIdw841ceiszu1iuxhaeneb7">
               <w:r>
                 <w:rPr>
                   <w:rFonts w:ascii="Arial" w:cs="Arial" w:eastAsia="Arial" w:hAnsi="Arial"/>
@@ -12374,7 +12374,7 @@
               <w:spacing w:after="10" w:before="0"/>
               <w:ind w:left="120"/>
             </w:pPr>
-            <w:hyperlink w:history="1" r:id="rId0vjgz1bdqqmt_fvqcpigi">
+            <w:hyperlink w:history="1" r:id="rIdzjh9b2hg221asxghi83ks">
               <w:r>
                 <w:rPr>
                   <w:rFonts w:ascii="Arial" w:cs="Arial" w:eastAsia="Arial" w:hAnsi="Arial"/>
@@ -12419,7 +12419,7 @@
               </w:rPr>
               <w:t xml:space="preserve">Learners work through three tiered practice problems in pairs, all set in Kenyan contexts, moving from guided to independent: PROBLEM 1 (Guided — Nakuru </w:t>
             </w:r>
-            <w:del w:id="9141" w:author="Claude (AI) - proposed" w:date="2026-10-15T12:57:54Z">
+            <w:del w:id="9141" w:author="Claude (AI) - proposed" w:date="2026-10-18T00:31:04Z">
               <w:r>
                 <w:rPr>
                   <w:rFonts w:ascii="Arial" w:cs="Arial" w:eastAsia="Arial" w:hAnsi="Arial"/>
@@ -12434,7 +12434,7 @@
                 <w:delText xml:space="preserve">Shamba): One triangular section of</w:delText>
               </w:r>
             </w:del>
-            <w:ins w:id="9142" w:author="Claude (AI) - proposed" w:date="2026-10-15T12:57:54Z">
+            <w:ins w:id="9142" w:author="Claude (AI) - proposed" w:date="2026-10-18T00:31:04Z">
               <w:r>
                 <w:rPr>
                   <w:rFonts w:ascii="Arial" w:cs="Arial" w:eastAsia="Arial" w:hAnsi="Arial"/>
@@ -12462,7 +12462,7 @@
               </w:rPr>
               <w:t xml:space="preserve"> the Nakuru shamba has sides of 14 m and 18 m with an included angle of 72°. Calculate its area. [Scaffolded template on worksheet — learners fill in a = ___, b = ___, C = ___, then substitute.] PROBLEM 2 (Semi-independent — Kericho Tea Farm): A triangular section of a Kericho tea farm has two boundary fences of 23 m and 31 m meeting at an angle of 58°. Find the area of this section to the nearest square metre. PROBLEM 3 (Formula Selection — Choice Task): Given three different triangles, each described differently (one with base and height, one with two sides and included angle, one with all three sides), learners must: (a) name the correct formula for </w:t>
             </w:r>
-            <w:del w:id="9143" w:author="Claude (AI) - proposed" w:date="2026-10-15T12:57:54Z">
+            <w:del w:id="9143" w:author="Claude (AI) - proposed" w:date="2026-10-18T00:31:04Z">
               <w:r>
                 <w:rPr>
                   <w:rFonts w:ascii="Arial" w:cs="Arial" w:eastAsia="Arial" w:hAnsi="Arial"/>
@@ -12477,7 +12477,7 @@
                 <w:delText xml:space="preserve">each</w:delText>
               </w:r>
             </w:del>
-            <w:ins w:id="9144" w:author="Claude (AI) - proposed" w:date="2026-10-15T12:57:54Z">
+            <w:ins w:id="9144" w:author="Claude (AI) - proposed" w:date="2026-10-18T00:31:04Z">
               <w:r>
                 <w:rPr>
                   <w:rFonts w:ascii="Arial" w:cs="Arial" w:eastAsia="Arial" w:hAnsi="Arial"/>
@@ -12505,7 +12505,7 @@
               </w:rPr>
               <w:t xml:space="preserve"> and (b) calculate the area of the triangle that uses the sine formula. Learners write a one-sentence justification for each </w:t>
             </w:r>
-            <w:del w:id="9145" w:author="Claude (AI) - proposed" w:date="2026-10-15T12:57:54Z">
+            <w:del w:id="9145" w:author="Claude (AI) - proposed" w:date="2026-10-18T00:31:04Z">
               <w:r>
                 <w:rPr>
                   <w:rFonts w:ascii="Arial" w:cs="Arial" w:eastAsia="Arial" w:hAnsi="Arial"/>
@@ -12632,7 +12632,7 @@
               </w:rPr>
               <w:t xml:space="preserve">Observable indicators: (1) Problem 1 answer: A = ½ × 14 × 18 × sin72° ≈ 119.</w:t>
             </w:r>
-            <w:del w:id="9146" w:author="Claude (AI) - proposed" w:date="2026-10-15T12:57:54Z">
+            <w:del w:id="9146" w:author="Claude (AI) - proposed" w:date="2026-10-18T00:31:04Z">
               <w:r>
                 <w:rPr>
                   <w:rFonts w:ascii="Arial" w:cs="Arial" w:eastAsia="Arial" w:hAnsi="Arial"/>
@@ -12647,7 +12647,7 @@
                 <w:delText xml:space="preserve">9</w:delText>
               </w:r>
             </w:del>
-            <w:ins w:id="9147" w:author="Claude (AI) - proposed" w:date="2026-10-15T12:57:54Z">
+            <w:ins w:id="9147" w:author="Claude (AI) - proposed" w:date="2026-10-18T00:31:04Z">
               <w:r>
                 <w:rPr>
                   <w:rFonts w:ascii="Arial" w:cs="Arial" w:eastAsia="Arial" w:hAnsi="Arial"/>
@@ -12675,7 +12675,7 @@
               </w:rPr>
               <w:t xml:space="preserve"> m² — check substitution and calculator use. (2) Problem 2 answer: A = ½ × 23 × 31 × sin58° ≈ </w:t>
             </w:r>
-            <w:del w:id="9148" w:author="Claude (AI) - proposed" w:date="2026-10-15T12:57:54Z">
+            <w:del w:id="9148" w:author="Claude (AI) - proposed" w:date="2026-10-18T00:31:04Z">
               <w:r>
                 <w:rPr>
                   <w:rFonts w:ascii="Arial" w:cs="Arial" w:eastAsia="Arial" w:hAnsi="Arial"/>
@@ -12690,7 +12690,7 @@
                 <w:delText xml:space="preserve">303.0 m²</w:delText>
               </w:r>
             </w:del>
-            <w:ins w:id="9149" w:author="Claude (AI) - proposed" w:date="2026-10-15T12:57:54Z">
+            <w:ins w:id="9149" w:author="Claude (AI) - proposed" w:date="2026-10-18T00:31:04Z">
               <w:r>
                 <w:rPr>
                   <w:rFonts w:ascii="Arial" w:cs="Arial" w:eastAsia="Arial" w:hAnsi="Arial"/>
@@ -12718,7 +12718,7 @@
               </w:rPr>
               <w:t xml:space="preserve"> — check rounding and units. (3) Problem 3 justification sentences correctly match formula to given information for </w:t>
             </w:r>
-            <w:del w:id="9150" w:author="Claude (AI) - proposed" w:date="2026-10-15T12:57:54Z">
+            <w:del w:id="9150" w:author="Claude (AI) - proposed" w:date="2026-10-18T00:31:04Z">
               <w:r>
                 <w:rPr>
                   <w:rFonts w:ascii="Arial" w:cs="Arial" w:eastAsia="Arial" w:hAnsi="Arial"/>
@@ -12733,7 +12733,7 @@
                 <w:delText xml:space="preserve">all three triangles</w:delText>
               </w:r>
             </w:del>
-            <w:ins w:id="9151" w:author="Claude (AI) - proposed" w:date="2026-10-15T12:57:54Z">
+            <w:ins w:id="9151" w:author="Claude (AI) - proposed" w:date="2026-10-18T00:31:04Z">
               <w:r>
                 <w:rPr>
                   <w:rFonts w:ascii="Arial" w:cs="Arial" w:eastAsia="Arial" w:hAnsi="Arial"/>
@@ -12817,7 +12817,7 @@
             <w:pPr>
               <w:spacing w:after="20" w:before="0"/>
             </w:pPr>
-            <w:hyperlink w:history="1" r:id="rIdlizyyso-myee3ypcvhdid">
+            <w:hyperlink w:history="1" r:id="rIdatfkhroy43e_xezdrvu50">
               <w:r>
                 <w:rPr>
                   <w:rFonts w:ascii="Arial" w:cs="Arial" w:eastAsia="Arial" w:hAnsi="Arial"/>
@@ -12866,7 +12866,7 @@
               <w:spacing w:after="10" w:before="0"/>
               <w:ind w:left="120"/>
             </w:pPr>
-            <w:hyperlink w:history="1" r:id="rIdwniixxrppd4xjuciqr4ez">
+            <w:hyperlink w:history="1" r:id="rIdxxldkikb1m6obtwdwjavj">
               <w:r>
                 <w:rPr>
                   <w:rFonts w:ascii="Arial" w:cs="Arial" w:eastAsia="Arial" w:hAnsi="Arial"/>
@@ -12911,7 +12911,7 @@
             <w:pPr>
               <w:spacing w:after="20" w:before="0"/>
             </w:pPr>
-            <w:hyperlink w:history="1" r:id="rId5tp_sfpjlw6byhitb6wgl">
+            <w:hyperlink w:history="1" r:id="rIdeoginbks3_0nmayzk3i7s">
               <w:r>
                 <w:rPr>
                   <w:rFonts w:ascii="Arial" w:cs="Arial" w:eastAsia="Arial" w:hAnsi="Arial"/>
@@ -12944,7 +12944,7 @@
               <w:spacing w:after="10" w:before="0"/>
               <w:ind w:left="120"/>
             </w:pPr>
-            <w:hyperlink w:history="1" r:id="rId7uydb6o3vnb7smws5emnn">
+            <w:hyperlink w:history="1" r:id="rIdpr-ic92thqivuednywqlv">
               <w:r>
                 <w:rPr>
                   <w:rFonts w:ascii="Arial" w:cs="Arial" w:eastAsia="Arial" w:hAnsi="Arial"/>
@@ -13144,7 +13144,7 @@
             <w:pPr>
               <w:spacing w:after="20" w:before="0"/>
             </w:pPr>
-            <w:hyperlink w:history="1" r:id="rIdg0ml1p-sz1opcx_ygi4me">
+            <w:hyperlink w:history="1" r:id="rIdrabjhz5vwb88v8r1wyq5m">
               <w:r>
                 <w:rPr>
                   <w:rFonts w:ascii="Arial" w:cs="Arial" w:eastAsia="Arial" w:hAnsi="Arial"/>
@@ -13193,7 +13193,7 @@
               <w:spacing w:after="10" w:before="0"/>
               <w:ind w:left="120"/>
             </w:pPr>
-            <w:hyperlink w:history="1" r:id="rIddvvli6xyrpdtlopr7sbff">
+            <w:hyperlink w:history="1" r:id="rIdyvyo27lnzeplbxukbpabq">
               <w:r>
                 <w:rPr>
                   <w:rFonts w:ascii="Arial" w:cs="Arial" w:eastAsia="Arial" w:hAnsi="Arial"/>
@@ -13238,7 +13238,7 @@
             <w:pPr>
               <w:spacing w:after="20" w:before="0"/>
             </w:pPr>
-            <w:hyperlink w:history="1" r:id="rId5j8_m8bgadshxod9ufrv6">
+            <w:hyperlink w:history="1" r:id="rIdnox7fzt4p1t_h-f_j3mx6">
               <w:r>
                 <w:rPr>
                   <w:rFonts w:ascii="Arial" w:cs="Arial" w:eastAsia="Arial" w:hAnsi="Arial"/>
@@ -13271,7 +13271,7 @@
               <w:spacing w:after="10" w:before="0"/>
               <w:ind w:left="120"/>
             </w:pPr>
-            <w:hyperlink w:history="1" r:id="rIdfty4jdf_4al74mqd6xdi8">
+            <w:hyperlink w:history="1" r:id="rId_z_xm9epkpquhn8gegidl">
               <w:r>
                 <w:rPr>
                   <w:rFonts w:ascii="Arial" w:cs="Arial" w:eastAsia="Arial" w:hAnsi="Arial"/>
@@ -13316,7 +13316,7 @@
               </w:rPr>
               <w:t xml:space="preserve">Learners return to their cumulative 'Surveyor's Toolkit' model — a visual diagram they have been building since Lesson 1. In Lesson 1, they added the phenomenon and the question. In Lesson 2, they shaded Triangle ABC and found its area with the sine formula. Today they add a new branch labelled 'Sine Formula: A = ½ab sinC' with the condition 'use when: 2 sides + included angle known.' They also add an arrow showing that the five-sided shamba can be decomposed into triangles, each of which </w:t>
             </w:r>
-            <w:del w:id="9152" w:author="Claude (AI) - proposed" w:date="2026-10-15T12:57:54Z">
+            <w:del w:id="9152" w:author="Claude (AI) - proposed" w:date="2026-10-18T00:31:04Z">
               <w:r>
                 <w:rPr>
                   <w:rFonts w:ascii="Arial" w:cs="Arial" w:eastAsia="Arial" w:hAnsi="Arial"/>
@@ -13331,7 +13331,7 @@
                 <w:delText xml:space="preserve">might require EITHER Heron's OR the sine formula depending on what</w:delText>
               </w:r>
             </w:del>
-            <w:ins w:id="9153" w:author="Claude (AI) - proposed" w:date="2026-10-15T12:57:54Z">
+            <w:ins w:id="9153" w:author="Claude (AI) - proposed" w:date="2026-10-18T00:31:04Z">
               <w:r>
                 <w:rPr>
                   <w:rFonts w:ascii="Arial" w:cs="Arial" w:eastAsia="Arial" w:hAnsi="Arial"/>
@@ -13359,7 +13359,7 @@
               </w:rPr>
               <w:t xml:space="preserve"> measurements the surveyor has</w:t>
             </w:r>
-            <w:ins w:id="9154" w:author="Claude (AI) - proposed" w:date="2026-10-15T12:57:54Z">
+            <w:ins w:id="9154" w:author="Claude (AI) - proposed" w:date="2026-10-18T00:31:04Z">
               <w:r>
                 <w:rPr>
                   <w:rFonts w:ascii="Arial" w:cs="Arial" w:eastAsia="Arial" w:hAnsi="Arial"/>
@@ -13420,7 +13420,7 @@
               </w:rPr>
               <w:t xml:space="preserve">Say: 'Open your Surveyor's Toolkit model from Lesson 2. Today we add a new branch. Draw a new arm from the triangle node and label it: Sine Formula A = ½ab sinC. Write the condition next to it: USE WHEN — 2 sides and the included angle are known. Add your own example from today. You have 5 minutes.' Circulate — check that the condition is worded correctly and that learners </w:t>
             </w:r>
-            <w:del w:id="9155" w:author="Claude (AI) - proposed" w:date="2026-10-15T12:57:54Z">
+            <w:del w:id="9155" w:author="Claude (AI) - proposed" w:date="2026-10-18T00:31:04Z">
               <w:r>
                 <w:rPr>
                   <w:rFonts w:ascii="Arial" w:cs="Arial" w:eastAsia="Arial" w:hAnsi="Arial"/>
@@ -13435,7 +13435,7 @@
                 <w:delText xml:space="preserve">distinguish it from Heron's condition</w:delText>
               </w:r>
             </w:del>
-            <w:ins w:id="9156" w:author="Claude (AI) - proposed" w:date="2026-10-15T12:57:54Z">
+            <w:ins w:id="9156" w:author="Claude (AI) - proposed" w:date="2026-10-18T00:31:04Z">
               <w:r>
                 <w:rPr>
                   <w:rFonts w:ascii="Arial" w:cs="Arial" w:eastAsia="Arial" w:hAnsi="Arial"/>
@@ -13463,7 +13463,7 @@
               </w:rPr>
               <w:t xml:space="preserve">. After 5 minutes: 'Now write your exit sentence at the bottom: The surveyor can now handle a triangle where BLANK because BLANK. Be specific — use the surveyor's shamba in your sentence.' [WAIT 3 minutes.] Cold-call 3 learners to read their exit sentence aloud. Confirm correct sentences, gently correct imprecise ones. Collect / photograph 5 models for teacher review. Close: 'The surveyor's toolkit is growing. In Lesson 4 we </w:t>
             </w:r>
-            <w:del w:id="9157" w:author="Claude (AI) - proposed" w:date="2026-10-15T12:57:54Z">
+            <w:del w:id="9157" w:author="Claude (AI) - proposed" w:date="2026-10-18T00:31:04Z">
               <w:r>
                 <w:rPr>
                   <w:rFonts w:ascii="Arial" w:cs="Arial" w:eastAsia="Arial" w:hAnsi="Arial"/>
@@ -13478,7 +13478,7 @@
                 <w:delText xml:space="preserve">will look at what happens when the triangle is part of a larger quadrilateral — a parallelogram or trapezium. How might the sine formula help there too?</w:delText>
               </w:r>
             </w:del>
-            <w:ins w:id="9158" w:author="Claude (AI) - proposed" w:date="2026-10-15T12:57:54Z">
+            <w:ins w:id="9158" w:author="Claude (AI) - proposed" w:date="2026-10-18T00:31:04Z">
               <w:r>
                 <w:rPr>
                   <w:rFonts w:ascii="Arial" w:cs="Arial" w:eastAsia="Arial" w:hAnsi="Arial"/>
@@ -13572,7 +13572,7 @@
               </w:rPr>
               <w:t xml:space="preserve">Observable indicators: (1) The new sine formula branch is correctly labelled with A = ½ab sinC and the correct condition. (2) The model includes an arrow showing polygon decomposition into triangles. (3) The exit sentence correctly identifies the condition for using the sine formula AND links it to the surveyor's shamba context. Teacher uses collected models to identify learners who still </w:t>
             </w:r>
-            <w:del w:id="9159" w:author="Claude (AI) - proposed" w:date="2026-10-15T12:57:54Z">
+            <w:del w:id="9159" w:author="Claude (AI) - proposed" w:date="2026-10-18T00:31:04Z">
               <w:r>
                 <w:rPr>
                   <w:rFonts w:ascii="Arial" w:cs="Arial" w:eastAsia="Arial" w:hAnsi="Arial"/>
@@ -13587,7 +13587,7 @@
                 <w:delText xml:space="preserve">conflate Heron's and sine formula conditions</w:delText>
               </w:r>
             </w:del>
-            <w:ins w:id="9160" w:author="Claude (AI) - proposed" w:date="2026-10-15T12:57:54Z">
+            <w:ins w:id="9160" w:author="Claude (AI) - proposed" w:date="2026-10-18T00:31:04Z">
               <w:r>
                 <w:rPr>
                   <w:rFonts w:ascii="Arial" w:cs="Arial" w:eastAsia="Arial" w:hAnsi="Arial"/>
@@ -13996,7 +13996,7 @@
         </w:rPr>
         <w:t xml:space="preserve">© 2026 SeaVuria and ARES. Aligned with KICD objectives. Developed by SeaVuria; technical implementation by ARES (with AI assistance from Claude). Licensed under </w:t>
       </w:r>
-      <w:hyperlink w:history="1" r:id="rIdugmgnqhl4l608kryxizmo">
+      <w:hyperlink w:history="1" r:id="rId0w41gr07qjsey60khl1aj">
         <w:r>
           <w:rPr>
             <w:rFonts w:ascii="Arial" w:cs="Arial" w:eastAsia="Arial" w:hAnsi="Arial"/>
@@ -14017,7 +14017,7 @@
         </w:rPr>
         <w:t xml:space="preserve"> (</w:t>
       </w:r>
-      <w:hyperlink w:history="1" r:id="rIdrgd6hbab3azxxebb3uwhl">
+      <w:hyperlink w:history="1" r:id="rId_if_xye78w82tyz0dmzqr">
         <w:r>
           <w:rPr>
             <w:rFonts w:ascii="Arial" w:cs="Arial" w:eastAsia="Arial" w:hAnsi="Arial"/>
@@ -14266,7 +14266,7 @@
               </w:rPr>
               <w:t xml:space="preserve">To enable learners to calculate the area of a triangle using Heron's formula when only the three side lengths are known, and to </w:t>
             </w:r>
-            <w:del w:id="9161" w:author="Claude (AI) - proposed" w:date="2026-10-15T12:57:54Z">
+            <w:del w:id="9161" w:author="Claude (AI) - proposed" w:date="2026-10-18T00:31:04Z">
               <w:r>
                 <w:rPr>
                   <w:rFonts w:ascii="Arial" w:cs="Arial" w:eastAsia="Arial" w:hAnsi="Arial"/>
@@ -14281,7 +14281,7 @@
                 <w:delText xml:space="preserve">compare its results with the sine formula</w:delText>
               </w:r>
             </w:del>
-            <w:ins w:id="9162" w:author="Claude (AI) - proposed" w:date="2026-10-15T12:57:54Z">
+            <w:ins w:id="9162" w:author="Claude (AI) - proposed" w:date="2026-10-18T00:31:04Z">
               <w:r>
                 <w:rPr>
                   <w:rFonts w:ascii="Arial" w:cs="Arial" w:eastAsia="Arial" w:hAnsi="Arial"/>
@@ -14445,7 +14445,7 @@
               </w:rPr>
               <w:t xml:space="preserve">Learners will be able to: (a) compute the semi-perimeter s of a triangle given three sides; (b) apply Heron's formula step-by-step to find the area of a triangle; (c) </w:t>
             </w:r>
-            <w:del w:id="9163" w:author="Claude (AI) - proposed" w:date="2026-10-15T12:57:54Z">
+            <w:del w:id="9163" w:author="Claude (AI) - proposed" w:date="2026-10-18T00:31:04Z">
               <w:r>
                 <w:rPr>
                   <w:rFonts w:ascii="Arial" w:cs="Arial" w:eastAsia="Arial" w:hAnsi="Arial"/>
@@ -14460,7 +14460,7 @@
                 <w:delText xml:space="preserve">verify results using the sine formula where sufficient information is available; (d) decompose an irregular polygon into triangles and apply</w:delText>
               </w:r>
             </w:del>
-            <w:ins w:id="9164" w:author="Claude (AI) - proposed" w:date="2026-10-15T12:57:54Z">
+            <w:ins w:id="9164" w:author="Claude (AI) - proposed" w:date="2026-10-18T00:31:04Z">
               <w:r>
                 <w:rPr>
                   <w:rFonts w:ascii="Arial" w:cs="Arial" w:eastAsia="Arial" w:hAnsi="Arial"/>
@@ -14488,7 +14488,7 @@
               </w:rPr>
               <w:t xml:space="preserve"> Heron's formula </w:t>
             </w:r>
-            <w:del w:id="9165" w:author="Claude (AI) - proposed" w:date="2026-10-15T12:57:54Z">
+            <w:del w:id="9165" w:author="Claude (AI) - proposed" w:date="2026-10-18T00:31:04Z">
               <w:r>
                 <w:rPr>
                   <w:rFonts w:ascii="Arial" w:cs="Arial" w:eastAsia="Arial" w:hAnsi="Arial"/>
@@ -14503,7 +14503,7 @@
                 <w:delText xml:space="preserve">to each component triangle</w:delText>
               </w:r>
             </w:del>
-            <w:ins w:id="9166" w:author="Claude (AI) - proposed" w:date="2026-10-15T12:57:54Z">
+            <w:ins w:id="9166" w:author="Claude (AI) - proposed" w:date="2026-10-18T00:31:04Z">
               <w:r>
                 <w:rPr>
                   <w:rFonts w:ascii="Arial" w:cs="Arial" w:eastAsia="Arial" w:hAnsi="Arial"/>
@@ -14667,7 +14667,7 @@
               </w:rPr>
               <w:t xml:space="preserve">How do we </w:t>
             </w:r>
-            <w:del w:id="9167" w:author="Claude (AI) - proposed" w:date="2026-10-15T12:57:54Z">
+            <w:del w:id="9167" w:author="Claude (AI) - proposed" w:date="2026-10-18T00:31:04Z">
               <w:r>
                 <w:rPr>
                   <w:rFonts w:ascii="Arial" w:cs="Arial" w:eastAsia="Arial" w:hAnsi="Arial"/>
@@ -14682,7 +14682,7 @@
                 <w:delText xml:space="preserve">determine</w:delText>
               </w:r>
             </w:del>
-            <w:ins w:id="9168" w:author="Claude (AI) - proposed" w:date="2026-10-15T12:57:54Z">
+            <w:ins w:id="9168" w:author="Claude (AI) - proposed" w:date="2026-10-18T00:31:04Z">
               <w:r>
                 <w:rPr>
                   <w:rFonts w:ascii="Arial" w:cs="Arial" w:eastAsia="Arial" w:hAnsi="Arial"/>
@@ -14710,7 +14710,7 @@
               </w:rPr>
               <w:t xml:space="preserve"> the area of </w:t>
             </w:r>
-            <w:del w:id="9169" w:author="Claude (AI) - proposed" w:date="2026-10-15T12:57:54Z">
+            <w:del w:id="9169" w:author="Claude (AI) - proposed" w:date="2026-10-18T00:31:04Z">
               <w:r>
                 <w:rPr>
                   <w:rFonts w:ascii="Arial" w:cs="Arial" w:eastAsia="Arial" w:hAnsi="Arial"/>
@@ -14725,7 +14725,7 @@
                 <w:delText xml:space="preserve">a polygon</w:delText>
               </w:r>
             </w:del>
-            <w:ins w:id="9170" w:author="Claude (AI) - proposed" w:date="2026-10-15T12:57:54Z">
+            <w:ins w:id="9170" w:author="Claude (AI) - proposed" w:date="2026-10-18T00:31:04Z">
               <w:r>
                 <w:rPr>
                   <w:rFonts w:ascii="Arial" w:cs="Arial" w:eastAsia="Arial" w:hAnsi="Arial"/>
@@ -14753,7 +14753,7 @@
               </w:rPr>
               <w:t xml:space="preserve">? How do we apply</w:t>
             </w:r>
-            <w:ins w:id="9171" w:author="Claude (AI) - proposed" w:date="2026-10-15T12:57:54Z">
+            <w:ins w:id="9171" w:author="Claude (AI) - proposed" w:date="2026-10-18T00:31:04Z">
               <w:r>
                 <w:rPr>
                   <w:rFonts w:ascii="Arial" w:cs="Arial" w:eastAsia="Arial" w:hAnsi="Arial"/>
@@ -14849,7 +14849,7 @@
               </w:rPr>
               <w:t xml:space="preserve">The Nakuru land surveyor has previously used ½ × base × height and the sine formula. Now, at a triangular sub-section of the shamba, neither a perpendicular height nor any angle is marked on the old survey map — only the three fence-post distances are recorded. A Kisumu carpenter faces the same problem: cutting a triangular wooden panel where only the three edge lengths are known. Learners </w:t>
             </w:r>
-            <w:del w:id="9172" w:author="Claude (AI) - proposed" w:date="2026-10-15T12:57:54Z">
+            <w:del w:id="9172" w:author="Claude (AI) - proposed" w:date="2026-10-18T00:31:04Z">
               <w:r>
                 <w:rPr>
                   <w:rFonts w:ascii="Arial" w:cs="Arial" w:eastAsia="Arial" w:hAnsi="Arial"/>
@@ -14864,7 +14864,7 @@
                 <w:delText xml:space="preserve">must discover and apply</w:delText>
               </w:r>
             </w:del>
-            <w:ins w:id="9173" w:author="Claude (AI) - proposed" w:date="2026-10-15T12:57:54Z">
+            <w:ins w:id="9173" w:author="Claude (AI) - proposed" w:date="2026-10-18T00:31:04Z">
               <w:r>
                 <w:rPr>
                   <w:rFonts w:ascii="Arial" w:cs="Arial" w:eastAsia="Arial" w:hAnsi="Arial"/>
@@ -14892,7 +14892,7 @@
               </w:rPr>
               <w:t xml:space="preserve"> Heron's formula</w:t>
             </w:r>
-            <w:ins w:id="9174" w:author="Claude (AI) - proposed" w:date="2026-10-15T12:57:54Z">
+            <w:ins w:id="9174" w:author="Claude (AI) - proposed" w:date="2026-10-18T00:31:04Z">
               <w:r>
                 <w:rPr>
                   <w:rFonts w:ascii="Arial" w:cs="Arial" w:eastAsia="Arial" w:hAnsi="Arial"/>
@@ -14988,7 +14988,7 @@
               </w:rPr>
               <w:t xml:space="preserve">No physical hazards in this lesson. Ensure calculators are handled responsibly. If using printed survey maps, take care with sharp rulers. Remind learners to </w:t>
             </w:r>
-            <w:del w:id="9175" w:author="Claude (AI) - proposed" w:date="2026-10-15T12:57:54Z">
+            <w:del w:id="9175" w:author="Claude (AI) - proposed" w:date="2026-10-18T00:31:04Z">
               <w:r>
                 <w:rPr>
                   <w:rFonts w:ascii="Arial" w:cs="Arial" w:eastAsia="Arial" w:hAnsi="Arial"/>
@@ -15003,7 +15003,7 @@
                 <w:delText xml:space="preserve">double-check calculator mode (ensure it is NOT in radian mode when using the sine formula for verification)</w:delText>
               </w:r>
             </w:del>
-            <w:ins w:id="9176" w:author="Claude (AI) - proposed" w:date="2026-10-15T12:57:54Z">
+            <w:ins w:id="9176" w:author="Claude (AI) - proposed" w:date="2026-10-18T00:31:04Z">
               <w:r>
                 <w:rPr>
                   <w:rFonts w:ascii="Arial" w:cs="Arial" w:eastAsia="Arial" w:hAnsi="Arial"/>
@@ -15126,7 +15126,7 @@
               </w:rPr>
               <w:t xml:space="preserve">In Lesson 4 of 8, learners encounter a new constraint in the Nakuru shamba storyline: a triangular sub-plot of the farm (and a parallel scenario of a Kisumu carpenter's triangular wooden panel) for which only the three side lengths are known — no height, no angle. Learners first predict whether area can be found without height or angle, then </w:t>
             </w:r>
-            <w:del w:id="9177" w:author="Claude (AI) - proposed" w:date="2026-10-15T12:57:54Z">
+            <w:del w:id="9177" w:author="Claude (AI) - proposed" w:date="2026-10-18T00:31:04Z">
               <w:r>
                 <w:rPr>
                   <w:rFonts w:ascii="Arial" w:cs="Arial" w:eastAsia="Arial" w:hAnsi="Arial"/>
@@ -15141,7 +15141,7 @@
                 <w:delText xml:space="preserve">observe a guided derivation of</w:delText>
               </w:r>
             </w:del>
-            <w:ins w:id="9178" w:author="Claude (AI) - proposed" w:date="2026-10-15T12:57:54Z">
+            <w:ins w:id="9178" w:author="Claude (AI) - proposed" w:date="2026-10-18T00:31:04Z">
               <w:r>
                 <w:rPr>
                   <w:rFonts w:ascii="Arial" w:cs="Arial" w:eastAsia="Arial" w:hAnsi="Arial"/>
@@ -15169,7 +15169,7 @@
               </w:rPr>
               <w:t xml:space="preserve"> Heron's formula </w:t>
             </w:r>
-            <w:del w:id="9179" w:author="Claude (AI) - proposed" w:date="2026-10-15T12:57:54Z">
+            <w:del w:id="9179" w:author="Claude (AI) - proposed" w:date="2026-10-18T00:31:04Z">
               <w:r>
                 <w:rPr>
                   <w:rFonts w:ascii="Arial" w:cs="Arial" w:eastAsia="Arial" w:hAnsi="Arial"/>
@@ -15184,7 +15184,7 @@
                 <w:delText xml:space="preserve">via the worked relationship between</w:delText>
               </w:r>
             </w:del>
-            <w:ins w:id="9180" w:author="Claude (AI) - proposed" w:date="2026-10-15T12:57:54Z">
+            <w:ins w:id="9180" w:author="Claude (AI) - proposed" w:date="2026-10-18T00:31:04Z">
               <w:r>
                 <w:rPr>
                   <w:rFonts w:ascii="Arial" w:cs="Arial" w:eastAsia="Arial" w:hAnsi="Arial"/>
@@ -15212,7 +15212,7 @@
               </w:rPr>
               <w:t xml:space="preserve"> the cosine rule</w:t>
             </w:r>
-            <w:del w:id="9181" w:author="Claude (AI) - proposed" w:date="2026-10-15T12:57:54Z">
+            <w:del w:id="9181" w:author="Claude (AI) - proposed" w:date="2026-10-18T00:31:04Z">
               <w:r>
                 <w:rPr>
                   <w:rFonts w:ascii="Arial" w:cs="Arial" w:eastAsia="Arial" w:hAnsi="Arial"/>
@@ -15227,7 +15227,7 @@
                 <w:delText xml:space="preserve"> and the sine formula</w:delText>
               </w:r>
             </w:del>
-            <w:ins w:id="9182" w:author="Claude (AI) - proposed" w:date="2026-10-15T12:57:54Z">
+            <w:ins w:id="9182" w:author="Claude (AI) - proposed" w:date="2026-10-18T00:31:04Z">
               <w:r>
                 <w:rPr>
                   <w:rFonts w:ascii="Arial" w:cs="Arial" w:eastAsia="Arial" w:hAnsi="Arial"/>
@@ -15255,7 +15255,7 @@
               </w:rPr>
               <w:t xml:space="preserve">. Learners apply the formula to </w:t>
             </w:r>
-            <w:del w:id="9183" w:author="Claude (AI) - proposed" w:date="2026-10-15T12:57:54Z">
+            <w:del w:id="9183" w:author="Claude (AI) - proposed" w:date="2026-10-18T00:31:04Z">
               <w:r>
                 <w:rPr>
                   <w:rFonts w:ascii="Arial" w:cs="Arial" w:eastAsia="Arial" w:hAnsi="Arial"/>
@@ -15283,7 +15283,7 @@
               </w:rPr>
               <w:t xml:space="preserve">three graded Kenyan-context problems, </w:t>
             </w:r>
-            <w:del w:id="9184" w:author="Claude (AI) - proposed" w:date="2026-10-15T12:57:54Z">
+            <w:del w:id="9184" w:author="Claude (AI) - proposed" w:date="2026-10-18T00:31:04Z">
               <w:r>
                 <w:rPr>
                   <w:rFonts w:ascii="Arial" w:cs="Arial" w:eastAsia="Arial" w:hAnsi="Arial"/>
@@ -15298,7 +15298,7 @@
                 <w:delText xml:space="preserve">verify one result using the sine formula (cross-checking tools)</w:delText>
               </w:r>
             </w:del>
-            <w:ins w:id="9185" w:author="Claude (AI) - proposed" w:date="2026-10-15T12:57:54Z">
+            <w:ins w:id="9185" w:author="Claude (AI) - proposed" w:date="2026-10-18T00:31:04Z">
               <w:r>
                 <w:rPr>
                   <w:rFonts w:ascii="Arial" w:cs="Arial" w:eastAsia="Arial" w:hAnsi="Arial"/>
@@ -15614,7 +15614,7 @@
             <w:pPr>
               <w:spacing w:after="20" w:before="0"/>
             </w:pPr>
-            <w:hyperlink w:history="1" r:id="rIdctopkhltxgocqzg97yfsb">
+            <w:hyperlink w:history="1" r:id="rId6zhb2iirfqgwyicfft82o">
               <w:r>
                 <w:rPr>
                   <w:rFonts w:ascii="Arial" w:cs="Arial" w:eastAsia="Arial" w:hAnsi="Arial"/>
@@ -15647,7 +15647,7 @@
               <w:spacing w:after="10" w:before="0"/>
               <w:ind w:left="120"/>
             </w:pPr>
-            <w:hyperlink w:history="1" r:id="rId9g7clagkjbowa3egl_gx5">
+            <w:hyperlink w:history="1" r:id="rIdqqwd-vgq4fsip9fkkxr_l">
               <w:r>
                 <w:rPr>
                   <w:rFonts w:ascii="Arial" w:cs="Arial" w:eastAsia="Arial" w:hAnsi="Arial"/>
@@ -15692,7 +15692,7 @@
             <w:pPr>
               <w:spacing w:after="20" w:before="0"/>
             </w:pPr>
-            <w:hyperlink w:history="1" r:id="rIdd0w49qccw0kinbokheifz">
+            <w:hyperlink w:history="1" r:id="rIddjepj-rsuizsdoxftx2jd">
               <w:r>
                 <w:rPr>
                   <w:rFonts w:ascii="Arial" w:cs="Arial" w:eastAsia="Arial" w:hAnsi="Arial"/>
@@ -15725,7 +15725,7 @@
               <w:spacing w:after="10" w:before="0"/>
               <w:ind w:left="120"/>
             </w:pPr>
-            <w:hyperlink w:history="1" r:id="rIdp7yyppril4molpb6fkkaz">
+            <w:hyperlink w:history="1" r:id="rIdily9q62lp-hfaelrzgdul">
               <w:r>
                 <w:rPr>
                   <w:rFonts w:ascii="Arial" w:cs="Arial" w:eastAsia="Arial" w:hAnsi="Arial"/>
@@ -15925,7 +15925,7 @@
             <w:pPr>
               <w:spacing w:after="20" w:before="0"/>
             </w:pPr>
-            <w:hyperlink w:history="1" r:id="rIdqndox3loeuvtdwpdwxfpw">
+            <w:hyperlink w:history="1" r:id="rId08d6cgpeoosnln2m45cl2">
               <w:r>
                 <w:rPr>
                   <w:rFonts w:ascii="Arial" w:cs="Arial" w:eastAsia="Arial" w:hAnsi="Arial"/>
@@ -15958,7 +15958,7 @@
               <w:spacing w:after="10" w:before="0"/>
               <w:ind w:left="120"/>
             </w:pPr>
-            <w:hyperlink w:history="1" r:id="rIdc4eifzzk6thzvusiddbvq">
+            <w:hyperlink w:history="1" r:id="rIdk8xxywbs-0yrpbytamw7g">
               <w:r>
                 <w:rPr>
                   <w:rFonts w:ascii="Arial" w:cs="Arial" w:eastAsia="Arial" w:hAnsi="Arial"/>
@@ -16003,7 +16003,7 @@
             <w:pPr>
               <w:spacing w:after="20" w:before="0"/>
             </w:pPr>
-            <w:hyperlink w:history="1" r:id="rIdypufsstbi6mybi8aoqg7j">
+            <w:hyperlink w:history="1" r:id="rIdba1i_ptlfdjtjka83ys16">
               <w:r>
                 <w:rPr>
                   <w:rFonts w:ascii="Arial" w:cs="Arial" w:eastAsia="Arial" w:hAnsi="Arial"/>
@@ -16036,7 +16036,7 @@
               <w:spacing w:after="10" w:before="0"/>
               <w:ind w:left="120"/>
             </w:pPr>
-            <w:hyperlink w:history="1" r:id="rId9eui6yal08ypujkxpet5j">
+            <w:hyperlink w:history="1" r:id="rIdheswdhmjdsj8so9sfgbc5">
               <w:r>
                 <w:rPr>
                   <w:rFonts w:ascii="Arial" w:cs="Arial" w:eastAsia="Arial" w:hAnsi="Arial"/>
@@ -16068,10 +16068,10 @@
               <w:spacing w:after="40" w:before="0"/>
               <w:jc w:val="left"/>
               <w:rPr>
-                <w:ins w:id="9187" w:author="Claude (AI) - proposed" w:date="2026-10-15T12:57:54Z"/>
-              </w:rPr>
-            </w:pPr>
-            <w:ins w:id="9186" w:author="Claude (AI) - proposed" w:date="2026-10-15T12:57:54Z">
+                <w:ins w:id="9187" w:author="Claude (AI) - proposed" w:date="2026-10-18T00:31:04Z"/>
+              </w:rPr>
+            </w:pPr>
+            <w:ins w:id="9186" w:author="Claude (AI) - proposed" w:date="2026-10-18T00:31:04Z">
               <w:r>
                 <w:rPr>
                   <w:rFonts w:ascii="Arial" w:cs="Arial" w:eastAsia="Arial" w:hAnsi="Arial"/>
@@ -16106,10 +16106,10 @@
               <w:spacing w:after="40" w:before="0"/>
               <w:jc w:val="left"/>
               <w:rPr>
-                <w:ins w:id="9189" w:author="Claude (AI) - proposed" w:date="2026-10-15T12:57:54Z"/>
-              </w:rPr>
-            </w:pPr>
-            <w:ins w:id="9188" w:author="Claude (AI) - proposed" w:date="2026-10-15T12:57:54Z">
+                <w:ins w:id="9189" w:author="Claude (AI) - proposed" w:date="2026-10-18T00:31:04Z"/>
+              </w:rPr>
+            </w:pPr>
+            <w:ins w:id="9188" w:author="Claude (AI) - proposed" w:date="2026-10-18T00:31:04Z">
               <w:r>
                 <w:rPr>
                   <w:rFonts w:ascii="Arial" w:cs="Arial" w:eastAsia="Arial" w:hAnsi="Arial"/>
@@ -16144,10 +16144,10 @@
               <w:spacing w:after="40" w:before="0"/>
               <w:jc w:val="left"/>
               <w:rPr>
-                <w:ins w:id="9191" w:author="Claude (AI) - proposed" w:date="2026-10-15T12:57:54Z"/>
-              </w:rPr>
-            </w:pPr>
-            <w:ins w:id="9190" w:author="Claude (AI) - proposed" w:date="2026-10-15T12:57:54Z">
+                <w:ins w:id="9191" w:author="Claude (AI) - proposed" w:date="2026-10-18T00:31:04Z"/>
+              </w:rPr>
+            </w:pPr>
+            <w:ins w:id="9190" w:author="Claude (AI) - proposed" w:date="2026-10-18T00:31:04Z">
               <w:r>
                 <w:rPr>
                   <w:rFonts w:ascii="Arial" w:cs="Arial" w:eastAsia="Arial" w:hAnsi="Arial"/>
@@ -16182,10 +16182,10 @@
               <w:spacing w:after="40" w:before="0"/>
               <w:jc w:val="left"/>
               <w:rPr>
-                <w:del w:id="9193" w:author="Claude (AI) - proposed" w:date="2026-10-15T12:57:54Z"/>
-              </w:rPr>
-            </w:pPr>
-            <w:del w:id="9192" w:author="Claude (AI) - proposed" w:date="2026-10-15T12:57:54Z">
+                <w:del w:id="9193" w:author="Claude (AI) - proposed" w:date="2026-10-18T00:31:04Z"/>
+              </w:rPr>
+            </w:pPr>
+            <w:del w:id="9192" w:author="Claude (AI) - proposed" w:date="2026-10-18T00:31:04Z">
               <w:r>
                 <w:rPr>
                   <w:rFonts w:ascii="Arial" w:cs="Arial" w:eastAsia="Arial" w:hAnsi="Arial"/>
@@ -16207,10 +16207,10 @@
               <w:spacing w:after="40" w:before="0"/>
               <w:jc w:val="left"/>
               <w:rPr>
-                <w:del w:id="9195" w:author="Claude (AI) - proposed" w:date="2026-10-15T12:57:54Z"/>
-              </w:rPr>
-            </w:pPr>
-            <w:del w:id="9194" w:author="Claude (AI) - proposed" w:date="2026-10-15T12:57:54Z">
+                <w:del w:id="9195" w:author="Claude (AI) - proposed" w:date="2026-10-18T00:31:04Z"/>
+              </w:rPr>
+            </w:pPr>
+            <w:del w:id="9194" w:author="Claude (AI) - proposed" w:date="2026-10-18T00:31:04Z">
               <w:r>
                 <w:rPr>
                   <w:rFonts w:ascii="Arial" w:cs="Arial" w:eastAsia="Arial" w:hAnsi="Arial"/>
@@ -16232,10 +16232,10 @@
               <w:spacing w:after="40" w:before="0"/>
               <w:jc w:val="left"/>
               <w:rPr>
-                <w:del w:id="9197" w:author="Claude (AI) - proposed" w:date="2026-10-15T12:57:54Z"/>
-              </w:rPr>
-            </w:pPr>
-            <w:del w:id="9196" w:author="Claude (AI) - proposed" w:date="2026-10-15T12:57:54Z">
+                <w:del w:id="9197" w:author="Claude (AI) - proposed" w:date="2026-10-18T00:31:04Z"/>
+              </w:rPr>
+            </w:pPr>
+            <w:del w:id="9196" w:author="Claude (AI) - proposed" w:date="2026-10-18T00:31:04Z">
               <w:r>
                 <w:rPr>
                   <w:rFonts w:ascii="Arial" w:cs="Arial" w:eastAsia="Arial" w:hAnsi="Arial"/>
@@ -16257,7 +16257,7 @@
               <w:spacing w:after="40" w:before="0"/>
               <w:jc w:val="left"/>
             </w:pPr>
-            <w:del w:id="9198" w:author="Claude (AI) - proposed" w:date="2026-10-15T12:57:54Z">
+            <w:del w:id="9198" w:author="Claude (AI) - proposed" w:date="2026-10-18T00:31:04Z">
               <w:r>
                 <w:rPr>
                   <w:rFonts w:ascii="Arial" w:cs="Arial" w:eastAsia="Arial" w:hAnsi="Arial"/>
@@ -16272,7 +16272,7 @@
                 <w:delText xml:space="preserve">Observable indicator: Learners correctly fill in the five scaffold boxes without prompting by Step 5. Teacher circulates and checks that (a) the semi-perimeter definition is written correctly (s = ½ perimeter, NOT ½ area), and (b) the formula is copied with the square root sign enclosing the ENTIRE product. Flag any learner who writes s as the area — this is a critical misconception to address in Phase 3.</w:delText>
               </w:r>
             </w:del>
-            <w:ins w:id="9199" w:author="Claude (AI) - proposed" w:date="2026-10-15T12:57:54Z">
+            <w:ins w:id="9199" w:author="Claude (AI) - proposed" w:date="2026-10-18T00:31:04Z">
               <w:r>
                 <w:rPr>
                   <w:rFonts w:ascii="Arial" w:cs="Arial" w:eastAsia="Arial" w:hAnsi="Arial"/>
@@ -16343,7 +16343,7 @@
             <w:pPr>
               <w:spacing w:after="20" w:before="0"/>
             </w:pPr>
-            <w:hyperlink w:history="1" r:id="rIdocmzsu6u1wl2m7kce6t-q">
+            <w:hyperlink w:history="1" r:id="rIdwn1_ncaywhdlvappl6uxi">
               <w:r>
                 <w:rPr>
                   <w:rFonts w:ascii="Arial" w:cs="Arial" w:eastAsia="Arial" w:hAnsi="Arial"/>
@@ -16376,7 +16376,7 @@
               <w:spacing w:after="10" w:before="0"/>
               <w:ind w:left="120"/>
             </w:pPr>
-            <w:hyperlink w:history="1" r:id="rIdyl_hdksajpxdpduklnvjr">
+            <w:hyperlink w:history="1" r:id="rId1ubh1kih0sgmkn2i8cc8f">
               <w:r>
                 <w:rPr>
                   <w:rFonts w:ascii="Arial" w:cs="Arial" w:eastAsia="Arial" w:hAnsi="Arial"/>
@@ -16421,7 +16421,7 @@
             <w:pPr>
               <w:spacing w:after="20" w:before="0"/>
             </w:pPr>
-            <w:hyperlink w:history="1" r:id="rIdudzczw_h2wqw66yk4gfcg">
+            <w:hyperlink w:history="1" r:id="rId25cubnoajrpsra_k-iozx">
               <w:r>
                 <w:rPr>
                   <w:rFonts w:ascii="Arial" w:cs="Arial" w:eastAsia="Arial" w:hAnsi="Arial"/>
@@ -16454,7 +16454,7 @@
               <w:spacing w:after="10" w:before="0"/>
               <w:ind w:left="120"/>
             </w:pPr>
-            <w:hyperlink w:history="1" r:id="rIdwf3zisax1dhkwxvvppkhv">
+            <w:hyperlink w:history="1" r:id="rIdbzok3qejyfgfjziqypcvd">
               <w:r>
                 <w:rPr>
                   <w:rFonts w:ascii="Arial" w:cs="Arial" w:eastAsia="Arial" w:hAnsi="Arial"/>
@@ -16499,7 +16499,7 @@
               </w:rPr>
               <w:t xml:space="preserve">Learners work through three graded application problems in their ARES workbooks, all set in Kenyan contexts. Problem 1 (Guided, whole-class): The Kisumu carpenter's triangular panel — sides 7 cm, 9 cm, 11 cm. Learners solve step-by-step alongside the teacher. Problem 2 (Pair work): The northern triangular sub-plot of the Nakuru shamba </w:t>
             </w:r>
-            <w:del w:id="9200" w:author="Claude (AI) - proposed" w:date="2026-10-15T12:57:54Z">
+            <w:del w:id="9200" w:author="Claude (AI) - proposed" w:date="2026-10-18T00:31:04Z">
               <w:r>
                 <w:rPr>
                   <w:rFonts w:ascii="Arial" w:cs="Arial" w:eastAsia="Arial" w:hAnsi="Arial"/>
@@ -16514,7 +16514,7 @@
                 <w:delText xml:space="preserve">— sides 40 m, 55 m, 63</w:delText>
               </w:r>
             </w:del>
-            <w:ins w:id="9201" w:author="Claude (AI) - proposed" w:date="2026-10-15T12:57:54Z">
+            <w:ins w:id="9201" w:author="Claude (AI) - proposed" w:date="2026-10-18T00:31:04Z">
               <w:r>
                 <w:rPr>
                   <w:rFonts w:ascii="Arial" w:cs="Arial" w:eastAsia="Arial" w:hAnsi="Arial"/>
@@ -16542,7 +16542,7 @@
               </w:rPr>
               <w:t xml:space="preserve"> m. Pairs must (a) calculate</w:t>
             </w:r>
-            <w:ins w:id="9202" w:author="Claude (AI) - proposed" w:date="2026-10-15T12:57:54Z">
+            <w:ins w:id="9202" w:author="Claude (AI) - proposed" w:date="2026-10-18T00:31:04Z">
               <w:r>
                 <w:rPr>
                   <w:rFonts w:ascii="Arial" w:cs="Arial" w:eastAsia="Arial" w:hAnsi="Arial"/>
@@ -16570,7 +16570,7 @@
               </w:rPr>
               <w:t xml:space="preserve"> area using Heron's formula, and (b) </w:t>
             </w:r>
-            <w:del w:id="9203" w:author="Claude (AI) - proposed" w:date="2026-10-15T12:57:54Z">
+            <w:del w:id="9203" w:author="Claude (AI) - proposed" w:date="2026-10-18T00:31:04Z">
               <w:r>
                 <w:rPr>
                   <w:rFonts w:ascii="Arial" w:cs="Arial" w:eastAsia="Arial" w:hAnsi="Arial"/>
@@ -16585,7 +16585,7 @@
                 <w:delText xml:space="preserve">verify by first using the cosine rule to find one angle, then applying the sine formula A = ½ab sin C</w:delText>
               </w:r>
             </w:del>
-            <w:ins w:id="9204" w:author="Claude (AI) - proposed" w:date="2026-10-15T12:57:54Z">
+            <w:ins w:id="9204" w:author="Claude (AI) - proposed" w:date="2026-10-18T00:31:04Z">
               <w:r>
                 <w:rPr>
                   <w:rFonts w:ascii="Arial" w:cs="Arial" w:eastAsia="Arial" w:hAnsi="Arial"/>
@@ -16613,7 +16613,7 @@
               </w:rPr>
               <w:t xml:space="preserve">. They record both answers and check </w:t>
             </w:r>
-            <w:del w:id="9205" w:author="Claude (AI) - proposed" w:date="2026-10-15T12:57:54Z">
+            <w:del w:id="9205" w:author="Claude (AI) - proposed" w:date="2026-10-18T00:31:04Z">
               <w:r>
                 <w:rPr>
                   <w:rFonts w:ascii="Arial" w:cs="Arial" w:eastAsia="Arial" w:hAnsi="Arial"/>
@@ -16628,7 +16628,7 @@
                 <w:delText xml:space="preserve">if they match</w:delText>
               </w:r>
             </w:del>
-            <w:ins w:id="9206" w:author="Claude (AI) - proposed" w:date="2026-10-15T12:57:54Z">
+            <w:ins w:id="9206" w:author="Claude (AI) - proposed" w:date="2026-10-18T00:31:04Z">
               <w:r>
                 <w:rPr>
                   <w:rFonts w:ascii="Arial" w:cs="Arial" w:eastAsia="Arial" w:hAnsi="Arial"/>
@@ -16689,7 +16689,7 @@
               </w:rPr>
               <w:t xml:space="preserve">For Problem 1, narrate each step aloud: 'STEP 1 — write down a, b, c. STEP 2 — calculate s. s = (7+9+11)/2. What is that? Cold-call ONE learner.' Wait 10 seconds. 'STEP 3 — calculate s−a, s−b, s−c. Write all three. STEP 4 — multiply s(s−a)(s−b)(s−c). STEP 5 — take the square root. Round to 2 decimal places.' Write the answer: A </w:t>
             </w:r>
-            <w:del w:id="9207" w:author="Claude (AI) - proposed" w:date="2026-10-15T12:57:54Z">
+            <w:del w:id="9207" w:author="Claude (AI) - proposed" w:date="2026-10-18T00:31:04Z">
               <w:r>
                 <w:rPr>
                   <w:rFonts w:ascii="Arial" w:cs="Arial" w:eastAsia="Arial" w:hAnsi="Arial"/>
@@ -16704,7 +16704,7 @@
                 <w:delText xml:space="preserve">≈ 29.39</w:delText>
               </w:r>
             </w:del>
-            <w:ins w:id="9208" w:author="Claude (AI) - proposed" w:date="2026-10-15T12:57:54Z">
+            <w:ins w:id="9208" w:author="Claude (AI) - proposed" w:date="2026-10-18T00:31:04Z">
               <w:r>
                 <w:rPr>
                   <w:rFonts w:ascii="Arial" w:cs="Arial" w:eastAsia="Arial" w:hAnsi="Arial"/>
@@ -16732,7 +16732,7 @@
               </w:rPr>
               <w:t xml:space="preserve"> cm². Say: 'Now check your prediction from Phase 1. Were you right that this was possible?' For Problem 2, say: 'With your partner — solve it TWICE. Once with Heron's</w:t>
             </w:r>
-            <w:del w:id="9209" w:author="Claude (AI) - proposed" w:date="2026-10-15T12:57:54Z">
+            <w:del w:id="9209" w:author="Claude (AI) - proposed" w:date="2026-10-18T00:31:04Z">
               <w:r>
                 <w:rPr>
                   <w:rFonts w:ascii="Arial" w:cs="Arial" w:eastAsia="Arial" w:hAnsi="Arial"/>
@@ -16747,7 +16747,7 @@
                 <w:delText xml:space="preserve">, once with cosine rule + sine formula</w:delText>
               </w:r>
             </w:del>
-            <w:ins w:id="9210" w:author="Claude (AI) - proposed" w:date="2026-10-15T12:57:54Z">
+            <w:ins w:id="9210" w:author="Claude (AI) - proposed" w:date="2026-10-18T00:31:04Z">
               <w:r>
                 <w:rPr>
                   <w:rFonts w:ascii="Arial" w:cs="Arial" w:eastAsia="Arial" w:hAnsi="Arial"/>
@@ -16775,7 +16775,7 @@
               </w:rPr>
               <w:t xml:space="preserve">. Do your two answers agree</w:t>
             </w:r>
-            <w:ins w:id="9211" w:author="Claude (AI) - proposed" w:date="2026-10-15T12:57:54Z">
+            <w:ins w:id="9211" w:author="Claude (AI) - proposed" w:date="2026-10-18T00:31:04Z">
               <w:r>
                 <w:rPr>
                   <w:rFonts w:ascii="Arial" w:cs="Arial" w:eastAsia="Arial" w:hAnsi="Arial"/>
@@ -16803,7 +16803,7 @@
               </w:rPr>
               <w:t xml:space="preserve">? If they don't, find your error before I come to you.' Circulate — spend 30 seconds per pair, checking </w:t>
             </w:r>
-            <w:ins w:id="9212" w:author="Claude (AI) - proposed" w:date="2026-10-15T12:57:54Z">
+            <w:ins w:id="9212" w:author="Claude (AI) - proposed" w:date="2026-10-18T00:31:04Z">
               <w:r>
                 <w:rPr>
                   <w:rFonts w:ascii="Arial" w:cs="Arial" w:eastAsia="Arial" w:hAnsi="Arial"/>
@@ -16831,7 +16831,7 @@
               </w:rPr>
               <w:t xml:space="preserve">semi-perimeter </w:t>
             </w:r>
-            <w:del w:id="9213" w:author="Claude (AI) - proposed" w:date="2026-10-15T12:57:54Z">
+            <w:del w:id="9213" w:author="Claude (AI) - proposed" w:date="2026-10-18T00:31:04Z">
               <w:r>
                 <w:rPr>
                   <w:rFonts w:ascii="Arial" w:cs="Arial" w:eastAsia="Arial" w:hAnsi="Arial"/>
@@ -16846,7 +16846,7 @@
                 <w:delText xml:space="preserve">calculation first. After 8</w:delText>
               </w:r>
             </w:del>
-            <w:ins w:id="9214" w:author="Claude (AI) - proposed" w:date="2026-10-15T12:57:54Z">
+            <w:ins w:id="9214" w:author="Claude (AI) - proposed" w:date="2026-10-18T00:31:04Z">
               <w:r>
                 <w:rPr>
                   <w:rFonts w:ascii="Arial" w:cs="Arial" w:eastAsia="Arial" w:hAnsi="Arial"/>
@@ -16874,7 +16874,7 @@
               </w:rPr>
               <w:t xml:space="preserve"> minutes, cold-call 2 pairs to share </w:t>
             </w:r>
-            <w:del w:id="9215" w:author="Claude (AI) - proposed" w:date="2026-10-15T12:57:54Z">
+            <w:del w:id="9215" w:author="Claude (AI) - proposed" w:date="2026-10-18T00:31:04Z">
               <w:r>
                 <w:rPr>
                   <w:rFonts w:ascii="Arial" w:cs="Arial" w:eastAsia="Arial" w:hAnsi="Arial"/>
@@ -16889,7 +16889,7 @@
                 <w:delText xml:space="preserve">their verification step</w:delText>
               </w:r>
             </w:del>
-            <w:ins w:id="9216" w:author="Claude (AI) - proposed" w:date="2026-10-15T12:57:54Z">
+            <w:ins w:id="9216" w:author="Claude (AI) - proposed" w:date="2026-10-18T00:31:04Z">
               <w:r>
                 <w:rPr>
                   <w:rFonts w:ascii="Arial" w:cs="Arial" w:eastAsia="Arial" w:hAnsi="Arial"/>
@@ -16950,7 +16950,7 @@
               </w:rPr>
               <w:t xml:space="preserve">Graduated Release with Cross-Formula Verification (Productive Struggle + Self-Checking): The three-problem sequence moves from guided to paired to independent, building confidence incrementally. The verification task in Problem 2 — </w:t>
             </w:r>
-            <w:del w:id="9217" w:author="Claude (AI) - proposed" w:date="2026-10-15T12:57:54Z">
+            <w:del w:id="9217" w:author="Claude (AI) - proposed" w:date="2026-10-18T00:31:04Z">
               <w:r>
                 <w:rPr>
                   <w:rFonts w:ascii="Arial" w:cs="Arial" w:eastAsia="Arial" w:hAnsi="Arial"/>
@@ -16965,7 +16965,7 @@
                 <w:delText xml:space="preserve">deliberately using TWO formulas to check the same answer</w:delText>
               </w:r>
             </w:del>
-            <w:ins w:id="9218" w:author="Claude (AI) - proposed" w:date="2026-10-15T12:57:54Z">
+            <w:ins w:id="9218" w:author="Claude (AI) - proposed" w:date="2026-10-18T00:31:04Z">
               <w:r>
                 <w:rPr>
                   <w:rFonts w:ascii="Arial" w:cs="Arial" w:eastAsia="Arial" w:hAnsi="Arial"/>
@@ -16993,7 +16993,7 @@
               </w:rPr>
               <w:t xml:space="preserve"> — develops a mathematician's habit of checking work and </w:t>
             </w:r>
-            <w:del w:id="9219" w:author="Claude (AI) - proposed" w:date="2026-10-15T12:57:54Z">
+            <w:del w:id="9219" w:author="Claude (AI) - proposed" w:date="2026-10-18T00:31:04Z">
               <w:r>
                 <w:rPr>
                   <w:rFonts w:ascii="Arial" w:cs="Arial" w:eastAsia="Arial" w:hAnsi="Arial"/>
@@ -17008,7 +17008,7 @@
                 <w:delText xml:space="preserve">deepens understanding</w:delText>
               </w:r>
             </w:del>
-            <w:ins w:id="9220" w:author="Claude (AI) - proposed" w:date="2026-10-15T12:57:54Z">
+            <w:ins w:id="9220" w:author="Claude (AI) - proposed" w:date="2026-10-18T00:31:04Z">
               <w:r>
                 <w:rPr>
                   <w:rFonts w:ascii="Arial" w:cs="Arial" w:eastAsia="Arial" w:hAnsi="Arial"/>
@@ -17036,7 +17036,7 @@
               </w:rPr>
               <w:t xml:space="preserve"> that Heron's formula </w:t>
             </w:r>
-            <w:del w:id="9221" w:author="Claude (AI) - proposed" w:date="2026-10-15T12:57:54Z">
+            <w:del w:id="9221" w:author="Claude (AI) - proposed" w:date="2026-10-18T00:31:04Z">
               <w:r>
                 <w:rPr>
                   <w:rFonts w:ascii="Arial" w:cs="Arial" w:eastAsia="Arial" w:hAnsi="Arial"/>
@@ -17051,7 +17051,7 @@
                 <w:delText xml:space="preserve">and the sine formula are consistent tools, not competing ones</w:delText>
               </w:r>
             </w:del>
-            <w:ins w:id="9222" w:author="Claude (AI) - proposed" w:date="2026-10-15T12:57:54Z">
+            <w:ins w:id="9222" w:author="Claude (AI) - proposed" w:date="2026-10-18T00:31:04Z">
               <w:r>
                 <w:rPr>
                   <w:rFonts w:ascii="Arial" w:cs="Arial" w:eastAsia="Arial" w:hAnsi="Arial"/>
@@ -17112,7 +17112,7 @@
               </w:rPr>
               <w:t xml:space="preserve">Observable indicators: (1) In Problem 1, all learners produce s = 13.5 correctly</w:t>
             </w:r>
-            <w:ins w:id="9223" w:author="Claude (AI) - proposed" w:date="2026-10-15T12:57:54Z">
+            <w:ins w:id="9223" w:author="Claude (AI) - proposed" w:date="2026-10-18T00:31:04Z">
               <w:r>
                 <w:rPr>
                   <w:rFonts w:ascii="Arial" w:cs="Arial" w:eastAsia="Arial" w:hAnsi="Arial"/>
@@ -17140,7 +17140,7 @@
               </w:rPr>
               <w:t xml:space="preserve"> — if not, the semi-perimeter definition was not understood; re-teach immediately. (2) In Problem 2</w:t>
             </w:r>
-            <w:del w:id="9224" w:author="Claude (AI) - proposed" w:date="2026-10-15T12:57:54Z">
+            <w:del w:id="9224" w:author="Claude (AI) - proposed" w:date="2026-10-18T00:31:04Z">
               <w:r>
                 <w:rPr>
                   <w:rFonts w:ascii="Arial" w:cs="Arial" w:eastAsia="Arial" w:hAnsi="Arial"/>
@@ -17155,7 +17155,7 @@
                 <w:delText xml:space="preserve">, both methods must yield the same area (≈ 1,090.5 m²) — mismatches reveal arithmetic errors or formula confusion</w:delText>
               </w:r>
             </w:del>
-            <w:ins w:id="9225" w:author="Claude (AI) - proposed" w:date="2026-10-15T12:57:54Z">
+            <w:ins w:id="9225" w:author="Claude (AI) - proposed" w:date="2026-10-18T00:31:04Z">
               <w:r>
                 <w:rPr>
                   <w:rFonts w:ascii="Arial" w:cs="Arial" w:eastAsia="Arial" w:hAnsi="Arial"/>
@@ -17183,7 +17183,7 @@
               </w:rPr>
               <w:t xml:space="preserve">. (3) In Problem 3, </w:t>
             </w:r>
-            <w:del w:id="9226" w:author="Claude (AI) - proposed" w:date="2026-10-15T12:57:54Z">
+            <w:del w:id="9226" w:author="Claude (AI) - proposed" w:date="2026-10-18T00:31:04Z">
               <w:r>
                 <w:rPr>
                   <w:rFonts w:ascii="Arial" w:cs="Arial" w:eastAsia="Arial" w:hAnsi="Arial"/>
@@ -17198,7 +17198,7 @@
                 <w:delText xml:space="preserve">the correct area is ≈ 4,028.6</w:delText>
               </w:r>
             </w:del>
-            <w:ins w:id="9227" w:author="Claude (AI) - proposed" w:date="2026-10-15T12:57:54Z">
+            <w:ins w:id="9227" w:author="Claude (AI) - proposed" w:date="2026-10-18T00:31:04Z">
               <w:r>
                 <w:rPr>
                   <w:rFonts w:ascii="Arial" w:cs="Arial" w:eastAsia="Arial" w:hAnsi="Arial"/>
@@ -17226,7 +17226,7 @@
               </w:rPr>
               <w:t xml:space="preserve"> m², requiring 9 bags (</w:t>
             </w:r>
-            <w:del w:id="9228" w:author="Claude (AI) - proposed" w:date="2026-10-15T12:57:54Z">
+            <w:del w:id="9228" w:author="Claude (AI) - proposed" w:date="2026-10-18T00:31:04Z">
               <w:r>
                 <w:rPr>
                   <w:rFonts w:ascii="Arial" w:cs="Arial" w:eastAsia="Arial" w:hAnsi="Arial"/>
@@ -17241,7 +17241,7 @@
                 <w:delText xml:space="preserve">rounding up from 8.06</w:delText>
               </w:r>
             </w:del>
-            <w:ins w:id="9229" w:author="Claude (AI) - proposed" w:date="2026-10-15T12:57:54Z">
+            <w:ins w:id="9229" w:author="Claude (AI) - proposed" w:date="2026-10-18T00:31:04Z">
               <w:r>
                 <w:rPr>
                   <w:rFonts w:ascii="Arial" w:cs="Arial" w:eastAsia="Arial" w:hAnsi="Arial"/>
@@ -17269,7 +17269,7 @@
               </w:rPr>
               <w:t xml:space="preserve">) — learners who write 8 bags have not applied the real-world rounding reasoning. Teacher uses a show-of-hands check: 'Raise your hand if your </w:t>
             </w:r>
-            <w:del w:id="9230" w:author="Claude (AI) - proposed" w:date="2026-10-15T12:57:54Z">
+            <w:del w:id="9230" w:author="Claude (AI) - proposed" w:date="2026-10-18T00:31:04Z">
               <w:r>
                 <w:rPr>
                   <w:rFonts w:ascii="Arial" w:cs="Arial" w:eastAsia="Arial" w:hAnsi="Arial"/>
@@ -17284,7 +17284,7 @@
                 <w:delText xml:space="preserve">two answers</w:delText>
               </w:r>
             </w:del>
-            <w:ins w:id="9231" w:author="Claude (AI) - proposed" w:date="2026-10-15T12:57:54Z">
+            <w:ins w:id="9231" w:author="Claude (AI) - proposed" w:date="2026-10-18T00:31:04Z">
               <w:r>
                 <w:rPr>
                   <w:rFonts w:ascii="Arial" w:cs="Arial" w:eastAsia="Arial" w:hAnsi="Arial"/>
@@ -17312,7 +17312,7 @@
               </w:rPr>
               <w:t xml:space="preserve"> in Problem 2 </w:t>
             </w:r>
-            <w:del w:id="9232" w:author="Claude (AI) - proposed" w:date="2026-10-15T12:57:54Z">
+            <w:del w:id="9232" w:author="Claude (AI) - proposed" w:date="2026-10-18T00:31:04Z">
               <w:r>
                 <w:rPr>
                   <w:rFonts w:ascii="Arial" w:cs="Arial" w:eastAsia="Arial" w:hAnsi="Arial"/>
@@ -17327,7 +17327,7 @@
                 <w:delText xml:space="preserve">matched exactly</w:delText>
               </w:r>
             </w:del>
-            <w:ins w:id="9233" w:author="Claude (AI) - proposed" w:date="2026-10-15T12:57:54Z">
+            <w:ins w:id="9233" w:author="Claude (AI) - proposed" w:date="2026-10-18T00:31:04Z">
               <w:r>
                 <w:rPr>
                   <w:rFonts w:ascii="Arial" w:cs="Arial" w:eastAsia="Arial" w:hAnsi="Arial"/>
@@ -17411,7 +17411,7 @@
             <w:pPr>
               <w:spacing w:after="20" w:before="0"/>
             </w:pPr>
-            <w:hyperlink w:history="1" r:id="rIdikcrp4v50fpbfdxsrryq-">
+            <w:hyperlink w:history="1" r:id="rId-4bizyrggczt-luik6bzw">
               <w:r>
                 <w:rPr>
                   <w:rFonts w:ascii="Arial" w:cs="Arial" w:eastAsia="Arial" w:hAnsi="Arial"/>
@@ -17444,7 +17444,7 @@
               <w:spacing w:after="10" w:before="0"/>
               <w:ind w:left="120"/>
             </w:pPr>
-            <w:hyperlink w:history="1" r:id="rIdewio2gc28joa8h5w9addw">
+            <w:hyperlink w:history="1" r:id="rIduhsoaac9eeptd2lkj5jh_">
               <w:r>
                 <w:rPr>
                   <w:rFonts w:ascii="Arial" w:cs="Arial" w:eastAsia="Arial" w:hAnsi="Arial"/>
@@ -17489,7 +17489,7 @@
             <w:pPr>
               <w:spacing w:after="20" w:before="0"/>
             </w:pPr>
-            <w:hyperlink w:history="1" r:id="rIdd4bcjcl_afuyks8pcmwad">
+            <w:hyperlink w:history="1" r:id="rIdqdc-ps3hgwmvuk_0wyofe">
               <w:r>
                 <w:rPr>
                   <w:rFonts w:ascii="Arial" w:cs="Arial" w:eastAsia="Arial" w:hAnsi="Arial"/>
@@ -17522,7 +17522,7 @@
               <w:spacing w:after="10" w:before="0"/>
               <w:ind w:left="120"/>
             </w:pPr>
-            <w:hyperlink w:history="1" r:id="rIdwdnmcry0_cheh5xjryelw">
+            <w:hyperlink w:history="1" r:id="rIdbwhchznbba-jf79y6mluh">
               <w:r>
                 <w:rPr>
                   <w:rFonts w:ascii="Arial" w:cs="Arial" w:eastAsia="Arial" w:hAnsi="Arial"/>
@@ -17722,7 +17722,7 @@
             <w:pPr>
               <w:spacing w:after="20" w:before="0"/>
             </w:pPr>
-            <w:hyperlink w:history="1" r:id="rId6waafy89c-zspwovvbfsh">
+            <w:hyperlink w:history="1" r:id="rIdzso2byrvjztp69y-rnuqw">
               <w:r>
                 <w:rPr>
                   <w:rFonts w:ascii="Arial" w:cs="Arial" w:eastAsia="Arial" w:hAnsi="Arial"/>
@@ -17755,7 +17755,7 @@
               <w:spacing w:after="10" w:before="0"/>
               <w:ind w:left="120"/>
             </w:pPr>
-            <w:hyperlink w:history="1" r:id="rIdzdlhed06d3pt_pu1psoxm">
+            <w:hyperlink w:history="1" r:id="rIdt37pj14zgozvbx5hcr36m">
               <w:r>
                 <w:rPr>
                   <w:rFonts w:ascii="Arial" w:cs="Arial" w:eastAsia="Arial" w:hAnsi="Arial"/>
@@ -17800,7 +17800,7 @@
             <w:pPr>
               <w:spacing w:after="20" w:before="0"/>
             </w:pPr>
-            <w:hyperlink w:history="1" r:id="rId5ppcdajnuz61o7fqt7fyz">
+            <w:hyperlink w:history="1" r:id="rIdehsn3o0mltp4slu_6g7ri">
               <w:r>
                 <w:rPr>
                   <w:rFonts w:ascii="Arial" w:cs="Arial" w:eastAsia="Arial" w:hAnsi="Arial"/>
@@ -17833,7 +17833,7 @@
               <w:spacing w:after="10" w:before="0"/>
               <w:ind w:left="120"/>
             </w:pPr>
-            <w:hyperlink w:history="1" r:id="rIddyeku8waszt7esqi52gzk">
+            <w:hyperlink w:history="1" r:id="rIdjoy_mk2ilkkhxqfmzcrbm">
               <w:r>
                 <w:rPr>
                   <w:rFonts w:ascii="Arial" w:cs="Arial" w:eastAsia="Arial" w:hAnsi="Arial"/>
@@ -17911,7 +17911,7 @@
               </w:rPr>
               <w:t xml:space="preserve">Say: 'Open your shamba model from Lesson 2. You have been building this all unit. Today, you are adding a new tool.' Display a class version of the shamba model on the board. Point to the northern triangular sub-plot: 'This triangle — the surveyor ONLY has the three fence-post distances. No angle is recorded. Which lesson's formula fits here?' Wait 10 seconds. Cold-call 1 learner. Confirm: 'Heron's formula. Label it green.' Give learners 5 minutes to annotate their personal models and update their legend. Circulate and check that the formula is written correctly in the legend. In the final 2 minutes, ask: 'In one sentence — complete this: The Nakuru surveyor can now calculate the area of the northern sub-plot because...' Cold-call 2 learners to read their sentence aloud. Affirm strong responses. Close with: 'Next lesson, we </w:t>
             </w:r>
-            <w:del w:id="9234" w:author="Claude (AI) - proposed" w:date="2026-10-15T12:57:54Z">
+            <w:del w:id="9234" w:author="Claude (AI) - proposed" w:date="2026-10-18T00:31:04Z">
               <w:r>
                 <w:rPr>
                   <w:rFonts w:ascii="Arial" w:cs="Arial" w:eastAsia="Arial" w:hAnsi="Arial"/>
@@ -17939,7 +17939,7 @@
               </w:rPr>
               <w:t xml:space="preserve">zoom out from triangles</w:t>
             </w:r>
-            <w:del w:id="9235" w:author="Claude (AI) - proposed" w:date="2026-10-15T12:57:54Z">
+            <w:del w:id="9235" w:author="Claude (AI) - proposed" w:date="2026-10-18T00:31:04Z">
               <w:r>
                 <w:rPr>
                   <w:rFonts w:ascii="Arial" w:cs="Arial" w:eastAsia="Arial" w:hAnsi="Arial"/>
@@ -17954,7 +17954,7 @@
                 <w:delText xml:space="preserve"> to quadrilaterals — parallelograms, trapeziums, and kites.</w:delText>
               </w:r>
             </w:del>
-            <w:ins w:id="9236" w:author="Claude (AI) - proposed" w:date="2026-10-15T12:57:54Z">
+            <w:ins w:id="9236" w:author="Claude (AI) - proposed" w:date="2026-10-18T00:31:04Z">
               <w:r>
                 <w:rPr>
                   <w:rFonts w:ascii="Arial" w:cs="Arial" w:eastAsia="Arial" w:hAnsi="Arial"/>
@@ -17982,7 +17982,7 @@
               </w:rPr>
               <w:t xml:space="preserve"> The shamba has </w:t>
             </w:r>
-            <w:del w:id="9237" w:author="Claude (AI) - proposed" w:date="2026-10-15T12:57:54Z">
+            <w:del w:id="9237" w:author="Claude (AI) - proposed" w:date="2026-10-18T00:31:04Z">
               <w:r>
                 <w:rPr>
                   <w:rFonts w:ascii="Arial" w:cs="Arial" w:eastAsia="Arial" w:hAnsi="Arial"/>
@@ -17997,7 +17997,7 @@
                 <w:delText xml:space="preserve">more than just triangles</w:delText>
               </w:r>
             </w:del>
-            <w:ins w:id="9238" w:author="Claude (AI) - proposed" w:date="2026-10-15T12:57:54Z">
+            <w:ins w:id="9238" w:author="Claude (AI) - proposed" w:date="2026-10-18T00:31:04Z">
               <w:r>
                 <w:rPr>
                   <w:rFonts w:ascii="Arial" w:cs="Arial" w:eastAsia="Arial" w:hAnsi="Arial"/>
@@ -18226,7 +18226,7 @@
               </w:rPr>
               <w:t xml:space="preserve">2. </w:t>
             </w:r>
-            <w:del w:id="9239" w:author="Claude (AI) - proposed" w:date="2026-10-15T12:57:54Z">
+            <w:del w:id="9239" w:author="Claude (AI) - proposed" w:date="2026-10-18T00:31:04Z">
               <w:r>
                 <w:rPr>
                   <w:rFonts w:ascii="Arial" w:cs="Arial" w:eastAsia="Arial" w:hAnsi="Arial"/>
@@ -18241,7 +18241,7 @@
                 <w:delText xml:space="preserve">DERIVATION QUALITY</w:delText>
               </w:r>
             </w:del>
-            <w:ins w:id="9240" w:author="Claude (AI) - proposed" w:date="2026-10-15T12:57:54Z">
+            <w:ins w:id="9240" w:author="Claude (AI) - proposed" w:date="2026-10-18T00:31:04Z">
               <w:r>
                 <w:rPr>
                   <w:rFonts w:ascii="Arial" w:cs="Arial" w:eastAsia="Arial" w:hAnsi="Arial"/>
@@ -18269,7 +18269,7 @@
               </w:rPr>
               <w:t xml:space="preserve"> — Did learners </w:t>
             </w:r>
-            <w:del w:id="9241" w:author="Claude (AI) - proposed" w:date="2026-10-15T12:57:54Z">
+            <w:del w:id="9241" w:author="Claude (AI) - proposed" w:date="2026-10-18T00:31:04Z">
               <w:r>
                 <w:rPr>
                   <w:rFonts w:ascii="Arial" w:cs="Arial" w:eastAsia="Arial" w:hAnsi="Arial"/>
@@ -18284,7 +18284,7 @@
                 <w:delText xml:space="preserve">engage with the step-by-step scaffold, or did they copy passively</w:delText>
               </w:r>
             </w:del>
-            <w:ins w:id="9242" w:author="Claude (AI) - proposed" w:date="2026-10-15T12:57:54Z">
+            <w:ins w:id="9242" w:author="Claude (AI) - proposed" w:date="2026-10-18T00:31:04Z">
               <w:r>
                 <w:rPr>
                   <w:rFonts w:ascii="Arial" w:cs="Arial" w:eastAsia="Arial" w:hAnsi="Arial"/>
@@ -18312,7 +18312,7 @@
               </w:rPr>
               <w:t xml:space="preserve">? Which step caused the most hesitation? (Common bottleneck: </w:t>
             </w:r>
-            <w:del w:id="9243" w:author="Claude (AI) - proposed" w:date="2026-10-15T12:57:54Z">
+            <w:del w:id="9243" w:author="Claude (AI) - proposed" w:date="2026-10-18T00:31:04Z">
               <w:r>
                 <w:rPr>
                   <w:rFonts w:ascii="Arial" w:cs="Arial" w:eastAsia="Arial" w:hAnsi="Arial"/>
@@ -18327,7 +18327,7 @@
                 <w:delText xml:space="preserve">Step 4 — the difference-of-squares factorisation</w:delText>
               </w:r>
             </w:del>
-            <w:ins w:id="9244" w:author="Claude (AI) - proposed" w:date="2026-10-15T12:57:54Z">
+            <w:ins w:id="9244" w:author="Claude (AI) - proposed" w:date="2026-10-18T00:31:04Z">
               <w:r>
                 <w:rPr>
                   <w:rFonts w:ascii="Arial" w:cs="Arial" w:eastAsia="Arial" w:hAnsi="Arial"/>
@@ -18375,7 +18375,7 @@
               </w:rPr>
               <w:t xml:space="preserve">3. </w:t>
             </w:r>
-            <w:del w:id="9245" w:author="Claude (AI) - proposed" w:date="2026-10-15T12:57:54Z">
+            <w:del w:id="9245" w:author="Claude (AI) - proposed" w:date="2026-10-18T00:31:04Z">
               <w:r>
                 <w:rPr>
                   <w:rFonts w:ascii="Arial" w:cs="Arial" w:eastAsia="Arial" w:hAnsi="Arial"/>
@@ -18390,7 +18390,7 @@
                 <w:delText xml:space="preserve">VERIFICATION</w:delText>
               </w:r>
             </w:del>
-            <w:ins w:id="9246" w:author="Claude (AI) - proposed" w:date="2026-10-15T12:57:54Z">
+            <w:ins w:id="9246" w:author="Claude (AI) - proposed" w:date="2026-10-18T00:31:04Z">
               <w:r>
                 <w:rPr>
                   <w:rFonts w:ascii="Arial" w:cs="Arial" w:eastAsia="Arial" w:hAnsi="Arial"/>
@@ -18418,7 +18418,7 @@
               </w:rPr>
               <w:t xml:space="preserve"> TASK — In Problem 2, what proportion of pairs </w:t>
             </w:r>
-            <w:del w:id="9247" w:author="Claude (AI) - proposed" w:date="2026-10-15T12:57:54Z">
+            <w:del w:id="9247" w:author="Claude (AI) - proposed" w:date="2026-10-18T00:31:04Z">
               <w:r>
                 <w:rPr>
                   <w:rFonts w:ascii="Arial" w:cs="Arial" w:eastAsia="Arial" w:hAnsi="Arial"/>
@@ -18433,7 +18433,7 @@
                 <w:delText xml:space="preserve">successfully verified that both formulas give the same area</w:delText>
               </w:r>
             </w:del>
-            <w:ins w:id="9248" w:author="Claude (AI) - proposed" w:date="2026-10-15T12:57:54Z">
+            <w:ins w:id="9248" w:author="Claude (AI) - proposed" w:date="2026-10-18T00:31:04Z">
               <w:r>
                 <w:rPr>
                   <w:rFonts w:ascii="Arial" w:cs="Arial" w:eastAsia="Arial" w:hAnsi="Arial"/>
@@ -18461,7 +18461,7 @@
               </w:rPr>
               <w:t xml:space="preserve">? Mismatches almost always arise from: (a) </w:t>
             </w:r>
-            <w:del w:id="9249" w:author="Claude (AI) - proposed" w:date="2026-10-15T12:57:54Z">
+            <w:del w:id="9249" w:author="Claude (AI) - proposed" w:date="2026-10-18T00:31:04Z">
               <w:r>
                 <w:rPr>
                   <w:rFonts w:ascii="Arial" w:cs="Arial" w:eastAsia="Arial" w:hAnsi="Arial"/>
@@ -18476,7 +18476,7 @@
                 <w:delText xml:space="preserve">wrong angle computed from the cosine rule,</w:delText>
               </w:r>
             </w:del>
-            <w:ins w:id="9250" w:author="Claude (AI) - proposed" w:date="2026-10-15T12:57:54Z">
+            <w:ins w:id="9250" w:author="Claude (AI) - proposed" w:date="2026-10-18T00:31:04Z">
               <w:r>
                 <w:rPr>
                   <w:rFonts w:ascii="Arial" w:cs="Arial" w:eastAsia="Arial" w:hAnsi="Arial"/>
@@ -18504,7 +18504,7 @@
               </w:rPr>
               <w:t xml:space="preserve"> or (b) </w:t>
             </w:r>
-            <w:del w:id="9251" w:author="Claude (AI) - proposed" w:date="2026-10-15T12:57:54Z">
+            <w:del w:id="9251" w:author="Claude (AI) - proposed" w:date="2026-10-18T00:31:04Z">
               <w:r>
                 <w:rPr>
                   <w:rFonts w:ascii="Arial" w:cs="Arial" w:eastAsia="Arial" w:hAnsi="Arial"/>
@@ -18519,7 +18519,7 @@
                 <w:delText xml:space="preserve">calculator in radian mode</w:delText>
               </w:r>
             </w:del>
-            <w:ins w:id="9252" w:author="Claude (AI) - proposed" w:date="2026-10-15T12:57:54Z">
+            <w:ins w:id="9252" w:author="Claude (AI) - proposed" w:date="2026-10-18T00:31:04Z">
               <w:r>
                 <w:rPr>
                   <w:rFonts w:ascii="Arial" w:cs="Arial" w:eastAsia="Arial" w:hAnsi="Arial"/>
@@ -18757,7 +18757,7 @@
               </w:rPr>
               <w:t xml:space="preserve">Learners observed </w:t>
             </w:r>
-            <w:del w:id="9253" w:author="Claude (AI) - proposed" w:date="2026-10-15T12:57:54Z">
+            <w:del w:id="9253" w:author="Claude (AI) - proposed" w:date="2026-10-18T00:31:04Z">
               <w:r>
                 <w:rPr>
                   <w:rFonts w:ascii="Arial" w:cs="Arial" w:eastAsia="Arial" w:hAnsi="Arial"/>
@@ -18772,7 +18772,7 @@
                 <w:delText xml:space="preserve">a step-by-step derivation showing how Heron's formula</w:delText>
               </w:r>
             </w:del>
-            <w:ins w:id="9254" w:author="Claude (AI) - proposed" w:date="2026-10-15T12:57:54Z">
+            <w:ins w:id="9254" w:author="Claude (AI) - proposed" w:date="2026-10-18T00:31:04Z">
               <w:r>
                 <w:rPr>
                   <w:rFonts w:ascii="Arial" w:cs="Arial" w:eastAsia="Arial" w:hAnsi="Arial"/>
@@ -18800,7 +18800,7 @@
               </w:rPr>
               <w:t xml:space="preserve"> A = √[s(s−a)(s−b)(s−c)] </w:t>
             </w:r>
-            <w:del w:id="9255" w:author="Claude (AI) - proposed" w:date="2026-10-15T12:57:54Z">
+            <w:del w:id="9255" w:author="Claude (AI) - proposed" w:date="2026-10-18T00:31:04Z">
               <w:r>
                 <w:rPr>
                   <w:rFonts w:ascii="Arial" w:cs="Arial" w:eastAsia="Arial" w:hAnsi="Arial"/>
@@ -18815,7 +18815,7 @@
                 <w:delText xml:space="preserve">emerges algebraically from the cosine rule combined with the sine area formula</w:delText>
               </w:r>
             </w:del>
-            <w:ins w:id="9256" w:author="Claude (AI) - proposed" w:date="2026-10-15T12:57:54Z">
+            <w:ins w:id="9256" w:author="Claude (AI) - proposed" w:date="2026-10-18T00:31:04Z">
               <w:r>
                 <w:rPr>
                   <w:rFonts w:ascii="Arial" w:cs="Arial" w:eastAsia="Arial" w:hAnsi="Arial"/>
@@ -18843,7 +18843,7 @@
               </w:rPr>
               <w:t xml:space="preserve">. They also observed that the Nakuru surveyor's northern triangular sub-plot (sides </w:t>
             </w:r>
-            <w:del w:id="9257" w:author="Claude (AI) - proposed" w:date="2026-10-15T12:57:54Z">
+            <w:del w:id="9257" w:author="Claude (AI) - proposed" w:date="2026-10-18T00:31:04Z">
               <w:r>
                 <w:rPr>
                   <w:rFonts w:ascii="Arial" w:cs="Arial" w:eastAsia="Arial" w:hAnsi="Arial"/>
@@ -18858,7 +18858,7 @@
                 <w:delText xml:space="preserve">40 m, 55 m, 63</w:delText>
               </w:r>
             </w:del>
-            <w:ins w:id="9258" w:author="Claude (AI) - proposed" w:date="2026-10-15T12:57:54Z">
+            <w:ins w:id="9258" w:author="Claude (AI) - proposed" w:date="2026-10-18T00:31:04Z">
               <w:r>
                 <w:rPr>
                   <w:rFonts w:ascii="Arial" w:cs="Arial" w:eastAsia="Arial" w:hAnsi="Arial"/>
@@ -18954,7 +18954,7 @@
               </w:rPr>
               <w:t xml:space="preserve">Learners learned that: (1) the semi-perimeter s = (a+b+c)/2 is the essential first step in Heron's formula; (2) Heron's formula calculates the exact area of any triangle given only its three side lengths; (3) Heron's formula </w:t>
             </w:r>
-            <w:del w:id="9259" w:author="Claude (AI) - proposed" w:date="2026-10-15T12:57:54Z">
+            <w:del w:id="9259" w:author="Claude (AI) - proposed" w:date="2026-10-18T00:31:04Z">
               <w:r>
                 <w:rPr>
                   <w:rFonts w:ascii="Arial" w:cs="Arial" w:eastAsia="Arial" w:hAnsi="Arial"/>
@@ -18969,7 +18969,7 @@
                 <w:delText xml:space="preserve">and the sine formula are consistent — they yield the same area when both are applicable</w:delText>
               </w:r>
             </w:del>
-            <w:ins w:id="9260" w:author="Claude (AI) - proposed" w:date="2026-10-15T12:57:54Z">
+            <w:ins w:id="9260" w:author="Claude (AI) - proposed" w:date="2026-10-18T00:31:04Z">
               <w:r>
                 <w:rPr>
                   <w:rFonts w:ascii="Arial" w:cs="Arial" w:eastAsia="Arial" w:hAnsi="Arial"/>
@@ -18997,7 +18997,7 @@
               </w:rPr>
               <w:t xml:space="preserve">, which allows </w:t>
             </w:r>
-            <w:del w:id="9261" w:author="Claude (AI) - proposed" w:date="2026-10-15T12:57:54Z">
+            <w:del w:id="9261" w:author="Claude (AI) - proposed" w:date="2026-10-18T00:31:04Z">
               <w:r>
                 <w:rPr>
                   <w:rFonts w:ascii="Arial" w:cs="Arial" w:eastAsia="Arial" w:hAnsi="Arial"/>
@@ -19113,7 +19113,7 @@
         </w:rPr>
         <w:t xml:space="preserve">© 2026 SeaVuria and ARES. Aligned with KICD objectives. Developed by SeaVuria; technical implementation by ARES (with AI assistance from Claude). Licensed under </w:t>
       </w:r>
-      <w:hyperlink w:history="1" r:id="rIdmrhifpf1kat2qucfb2549">
+      <w:hyperlink w:history="1" r:id="rIdjzekeshl98ffpqtdqoutw">
         <w:r>
           <w:rPr>
             <w:rFonts w:ascii="Arial" w:cs="Arial" w:eastAsia="Arial" w:hAnsi="Arial"/>
@@ -19134,7 +19134,7 @@
         </w:rPr>
         <w:t xml:space="preserve"> (</w:t>
       </w:r>
-      <w:hyperlink w:history="1" r:id="rIdciev2xb69yjvbaunuv8qe">
+      <w:hyperlink w:history="1" r:id="rIdak-cnwbaqhsm4azjlqjes">
         <w:r>
           <w:rPr>
             <w:rFonts w:ascii="Arial" w:cs="Arial" w:eastAsia="Arial" w:hAnsi="Arial"/>
@@ -19655,7 +19655,7 @@
               </w:rPr>
               <w:t xml:space="preserve">How do we </w:t>
             </w:r>
-            <w:del w:id="9262" w:author="Claude (AI) - proposed" w:date="2026-10-15T12:57:54Z">
+            <w:del w:id="9262" w:author="Claude (AI) - proposed" w:date="2026-10-18T00:31:04Z">
               <w:r>
                 <w:rPr>
                   <w:rFonts w:ascii="Arial" w:cs="Arial" w:eastAsia="Arial" w:hAnsi="Arial"/>
@@ -19670,7 +19670,7 @@
                 <w:delText xml:space="preserve">determine</w:delText>
               </w:r>
             </w:del>
-            <w:ins w:id="9263" w:author="Claude (AI) - proposed" w:date="2026-10-15T12:57:54Z">
+            <w:ins w:id="9263" w:author="Claude (AI) - proposed" w:date="2026-10-18T00:31:04Z">
               <w:r>
                 <w:rPr>
                   <w:rFonts w:ascii="Arial" w:cs="Arial" w:eastAsia="Arial" w:hAnsi="Arial"/>
@@ -19698,7 +19698,7 @@
               </w:rPr>
               <w:t xml:space="preserve"> the area of </w:t>
             </w:r>
-            <w:del w:id="9264" w:author="Claude (AI) - proposed" w:date="2026-10-15T12:57:54Z">
+            <w:del w:id="9264" w:author="Claude (AI) - proposed" w:date="2026-10-18T00:31:04Z">
               <w:r>
                 <w:rPr>
                   <w:rFonts w:ascii="Arial" w:cs="Arial" w:eastAsia="Arial" w:hAnsi="Arial"/>
@@ -19713,7 +19713,7 @@
                 <w:delText xml:space="preserve">a polygon</w:delText>
               </w:r>
             </w:del>
-            <w:ins w:id="9265" w:author="Claude (AI) - proposed" w:date="2026-10-15T12:57:54Z">
+            <w:ins w:id="9265" w:author="Claude (AI) - proposed" w:date="2026-10-18T00:31:04Z">
               <w:r>
                 <w:rPr>
                   <w:rFonts w:ascii="Arial" w:cs="Arial" w:eastAsia="Arial" w:hAnsi="Arial"/>
@@ -19741,7 +19741,7 @@
               </w:rPr>
               <w:t xml:space="preserve">? How do we apply</w:t>
             </w:r>
-            <w:ins w:id="9266" w:author="Claude (AI) - proposed" w:date="2026-10-15T12:57:54Z">
+            <w:ins w:id="9266" w:author="Claude (AI) - proposed" w:date="2026-10-18T00:31:04Z">
               <w:r>
                 <w:rPr>
                   <w:rFonts w:ascii="Arial" w:cs="Arial" w:eastAsia="Arial" w:hAnsi="Arial"/>
@@ -19837,7 +19837,7 @@
               </w:rPr>
               <w:t xml:space="preserve">In Lessons 1–4, learners built tools</w:t>
             </w:r>
-            <w:del w:id="9267" w:author="Claude (AI) - proposed" w:date="2026-10-15T12:57:54Z">
+            <w:del w:id="9267" w:author="Claude (AI) - proposed" w:date="2026-10-18T00:31:04Z">
               <w:r>
                 <w:rPr>
                   <w:rFonts w:ascii="Arial" w:cs="Arial" w:eastAsia="Arial" w:hAnsi="Arial"/>
@@ -19852,7 +19852,7 @@
                 <w:delText xml:space="preserve">:</w:delText>
               </w:r>
             </w:del>
-            <w:ins w:id="9268" w:author="Claude (AI) - proposed" w:date="2026-10-15T12:57:54Z">
+            <w:ins w:id="9268" w:author="Claude (AI) - proposed" w:date="2026-10-18T00:31:04Z">
               <w:r>
                 <w:rPr>
                   <w:rFonts w:ascii="Arial" w:cs="Arial" w:eastAsia="Arial" w:hAnsi="Arial"/>
@@ -19880,7 +19880,7 @@
               </w:rPr>
               <w:t xml:space="preserve"> the sine area formula and Heron's formula</w:t>
             </w:r>
-            <w:del w:id="9269" w:author="Claude (AI) - proposed" w:date="2026-10-15T12:57:54Z">
+            <w:del w:id="9269" w:author="Claude (AI) - proposed" w:date="2026-10-18T00:31:04Z">
               <w:r>
                 <w:rPr>
                   <w:rFonts w:ascii="Arial" w:cs="Arial" w:eastAsia="Arial" w:hAnsi="Arial"/>
@@ -19908,7 +19908,7 @@
               </w:rPr>
               <w:t xml:space="preserve">. Now, in Lesson 5, learners turn their attention to the five-sided shamba plot itself. Before they can calculate its area, they must understand what kind of shape it is and discover the powerful insight that ANY polygon — no matter how irregular — can be cut into triangles. </w:t>
             </w:r>
-            <w:ins w:id="9270" w:author="Claude (AI) - proposed" w:date="2026-10-15T12:57:54Z">
+            <w:ins w:id="9270" w:author="Claude (AI) - proposed" w:date="2026-10-18T00:31:04Z">
               <w:r>
                 <w:rPr>
                   <w:rFonts w:ascii="Arial" w:cs="Arial" w:eastAsia="Arial" w:hAnsi="Arial"/>
@@ -19936,7 +19936,7 @@
               </w:rPr>
               <w:t xml:space="preserve">This is the bridge that will allow them to solve the anchoring phenomenon in Lessons </w:t>
             </w:r>
-            <w:del w:id="9271" w:author="Claude (AI) - proposed" w:date="2026-10-15T12:57:54Z">
+            <w:del w:id="9271" w:author="Claude (AI) - proposed" w:date="2026-10-18T00:31:04Z">
               <w:r>
                 <w:rPr>
                   <w:rFonts w:ascii="Arial" w:cs="Arial" w:eastAsia="Arial" w:hAnsi="Arial"/>
@@ -19951,7 +19951,7 @@
                 <w:delText xml:space="preserve">6</w:delText>
               </w:r>
             </w:del>
-            <w:ins w:id="9272" w:author="Claude (AI) - proposed" w:date="2026-10-15T12:57:54Z">
+            <w:ins w:id="9272" w:author="Claude (AI) - proposed" w:date="2026-10-18T00:31:04Z">
               <w:r>
                 <w:rPr>
                   <w:rFonts w:ascii="Arial" w:cs="Arial" w:eastAsia="Arial" w:hAnsi="Arial"/>
@@ -20430,7 +20430,7 @@
             <w:pPr>
               <w:spacing w:after="20" w:before="0"/>
             </w:pPr>
-            <w:hyperlink w:history="1" r:id="rIdzbz5drx9jfppy1y9n72oa">
+            <w:hyperlink w:history="1" r:id="rIduh0s-eqkkflfvnjeljr9h">
               <w:r>
                 <w:rPr>
                   <w:rFonts w:ascii="Arial" w:cs="Arial" w:eastAsia="Arial" w:hAnsi="Arial"/>
@@ -20463,7 +20463,7 @@
               <w:spacing w:after="10" w:before="0"/>
               <w:ind w:left="120"/>
             </w:pPr>
-            <w:hyperlink w:history="1" r:id="rIdpdxphu2wajby5bo4mzht3">
+            <w:hyperlink w:history="1" r:id="rIdbvl8x5_y79rwhbz4dnsou">
               <w:r>
                 <w:rPr>
                   <w:rFonts w:ascii="Arial" w:cs="Arial" w:eastAsia="Arial" w:hAnsi="Arial"/>
@@ -20508,7 +20508,7 @@
             <w:pPr>
               <w:spacing w:after="20" w:before="0"/>
             </w:pPr>
-            <w:hyperlink w:history="1" r:id="rIdors9g452e_6bjdcihstxg">
+            <w:hyperlink w:history="1" r:id="rId1jmkcjfxinnqnacnyxru6">
               <w:r>
                 <w:rPr>
                   <w:rFonts w:ascii="Arial" w:cs="Arial" w:eastAsia="Arial" w:hAnsi="Arial"/>
@@ -20541,7 +20541,7 @@
               <w:spacing w:after="10" w:before="0"/>
               <w:ind w:left="120"/>
             </w:pPr>
-            <w:hyperlink w:history="1" r:id="rId6skht64wjtnh5lrwijl1m">
+            <w:hyperlink w:history="1" r:id="rIddlqodgvoazr_-4hi1yruo">
               <w:r>
                 <w:rPr>
                   <w:rFonts w:ascii="Arial" w:cs="Arial" w:eastAsia="Arial" w:hAnsi="Arial"/>
@@ -20741,7 +20741,7 @@
             <w:pPr>
               <w:spacing w:after="20" w:before="0"/>
             </w:pPr>
-            <w:hyperlink w:history="1" r:id="rIdtyhxwpqtfqu8gj6aa6spt">
+            <w:hyperlink w:history="1" r:id="rIdf38jkkbc9_ysavvjyot7t">
               <w:r>
                 <w:rPr>
                   <w:rFonts w:ascii="Arial" w:cs="Arial" w:eastAsia="Arial" w:hAnsi="Arial"/>
@@ -20774,7 +20774,7 @@
               <w:spacing w:after="10" w:before="0"/>
               <w:ind w:left="120"/>
             </w:pPr>
-            <w:hyperlink w:history="1" r:id="rIdhxridxmbrm04ttpaq0-wx">
+            <w:hyperlink w:history="1" r:id="rIdsavt3d5_x7wjpu8xsd4my">
               <w:r>
                 <w:rPr>
                   <w:rFonts w:ascii="Arial" w:cs="Arial" w:eastAsia="Arial" w:hAnsi="Arial"/>
@@ -20819,7 +20819,7 @@
             <w:pPr>
               <w:spacing w:after="20" w:before="0"/>
             </w:pPr>
-            <w:hyperlink w:history="1" r:id="rIdiapgnjqxsdgs9z5b_wl-r">
+            <w:hyperlink w:history="1" r:id="rIdkvqejjs118f2540ffm9ie">
               <w:r>
                 <w:rPr>
                   <w:rFonts w:ascii="Arial" w:cs="Arial" w:eastAsia="Arial" w:hAnsi="Arial"/>
@@ -20852,7 +20852,7 @@
               <w:spacing w:after="10" w:before="0"/>
               <w:ind w:left="120"/>
             </w:pPr>
-            <w:hyperlink w:history="1" r:id="rIddjzu6sjrmzovtheamt4ni">
+            <w:hyperlink w:history="1" r:id="rIdc4fbpl5hbqqdkvqszbmrh">
               <w:r>
                 <w:rPr>
                   <w:rFonts w:ascii="Arial" w:cs="Arial" w:eastAsia="Arial" w:hAnsi="Arial"/>
@@ -20897,7 +20897,7 @@
               </w:rPr>
               <w:t xml:space="preserve">Activity A — Polygon Sort (</w:t>
             </w:r>
-            <w:del w:id="9273" w:author="Claude (AI) - proposed" w:date="2026-10-15T12:57:54Z">
+            <w:del w:id="9273" w:author="Claude (AI) - proposed" w:date="2026-10-18T00:31:04Z">
               <w:r>
                 <w:rPr>
                   <w:rFonts w:ascii="Arial" w:cs="Arial" w:eastAsia="Arial" w:hAnsi="Arial"/>
@@ -20912,7 +20912,7 @@
                 <w:delText xml:space="preserve">20</w:delText>
               </w:r>
             </w:del>
-            <w:ins w:id="9274" w:author="Claude (AI) - proposed" w:date="2026-10-15T12:57:54Z">
+            <w:ins w:id="9274" w:author="Claude (AI) - proposed" w:date="2026-10-18T00:31:04Z">
               <w:r>
                 <w:rPr>
                   <w:rFonts w:ascii="Arial" w:cs="Arial" w:eastAsia="Arial" w:hAnsi="Arial"/>
@@ -20940,7 +20940,7 @@
               </w:rPr>
               <w:t xml:space="preserve"> minutes): Each group of four receives an envelope containing 10 pre-cut cardboard polygon shapes (triangles, quadrilaterals, pentagons, hexagons — some regular, some irregular, some convex, some concave — labelled P1–P10). Groups also receive a sorting mat with four quadrants: Regular/Convex, Regular/Concave, Irregular/Convex, Irregular/Concave. Learners physically place each shape on the mat</w:t>
             </w:r>
-            <w:ins w:id="9275" w:author="Claude (AI) - proposed" w:date="2026-10-15T12:57:54Z">
+            <w:ins w:id="9275" w:author="Claude (AI) - proposed" w:date="2026-10-18T00:31:04Z">
               <w:r>
                 <w:rPr>
                   <w:rFonts w:ascii="Arial" w:cs="Arial" w:eastAsia="Arial" w:hAnsi="Arial"/>
@@ -21001,7 +21001,7 @@
               </w:rPr>
               <w:t xml:space="preserve">Distribute envelopes and sorting mats. Say: 'In your group, sort these shapes into the four quadrants. You must agree as a group AND write one reason for each placement.' Allow </w:t>
             </w:r>
-            <w:del w:id="9276" w:author="Claude (AI) - proposed" w:date="2026-10-15T12:57:54Z">
+            <w:del w:id="9276" w:author="Claude (AI) - proposed" w:date="2026-10-18T00:31:04Z">
               <w:r>
                 <w:rPr>
                   <w:rFonts w:ascii="Arial" w:cs="Arial" w:eastAsia="Arial" w:hAnsi="Arial"/>
@@ -21016,7 +21016,7 @@
                 <w:delText xml:space="preserve">8</w:delText>
               </w:r>
             </w:del>
-            <w:ins w:id="9277" w:author="Claude (AI) - proposed" w:date="2026-10-15T12:57:54Z">
+            <w:ins w:id="9277" w:author="Claude (AI) - proposed" w:date="2026-10-18T00:31:04Z">
               <w:r>
                 <w:rPr>
                   <w:rFonts w:ascii="Arial" w:cs="Arial" w:eastAsia="Arial" w:hAnsi="Arial"/>
@@ -21044,7 +21044,7 @@
               </w:rPr>
               <w:t xml:space="preserve"> minutes. Circulate — when a group is uncertain, ask: 'Does this shape have all equal sides and all equal angles? If yes, it is regular. If you poke a vertex inward, does the shape cave in? If yes, it is concave.' Do NOT give answers — ask guiding questions only. </w:t>
             </w:r>
-            <w:del w:id="9278" w:author="Claude (AI) - proposed" w:date="2026-10-15T12:57:54Z">
+            <w:del w:id="9278" w:author="Claude (AI) - proposed" w:date="2026-10-18T00:31:04Z">
               <w:r>
                 <w:rPr>
                   <w:rFonts w:ascii="Arial" w:cs="Arial" w:eastAsia="Arial" w:hAnsi="Arial"/>
@@ -21059,7 +21059,7 @@
                 <w:delText xml:space="preserve">After 8</w:delText>
               </w:r>
             </w:del>
-            <w:ins w:id="9279" w:author="Claude (AI) - proposed" w:date="2026-10-15T12:57:54Z">
+            <w:ins w:id="9279" w:author="Claude (AI) - proposed" w:date="2026-10-18T00:31:04Z">
               <w:r>
                 <w:rPr>
                   <w:rFonts w:ascii="Arial" w:cs="Arial" w:eastAsia="Arial" w:hAnsi="Arial"/>
@@ -21087,7 +21087,7 @@
               </w:rPr>
               <w:t xml:space="preserve"> minutes, cold-call 2 groups to share placements for shapes P3 (an irregular convex pentagon — the shamba shape) and P7 (a concave hexagon). Use WAIT TIME of 10 seconds after asking each group to respond. Facilitate a brief whole-class discussion: 'Did any groups disagree? Why?' Transition to video: 'Now let us watch/review to check our sorting and learn the interior angle sum rule.' Pause the video or slides at the interior angle sum formula. Ask: 'For our five-sided shamba plot, what is the sum of all interior angles? Work it out now.' WAIT TIME 12 seconds, then cold-call 1 learner. For the cut-and-fill activity, model the first diagonal on the board pentagon before learners begin. Say: 'Draw from vertex A only — go to every vertex that is NOT next to A. Count your triangles.'</w:t>
             </w:r>
-            <w:ins w:id="9280" w:author="Claude (AI) - proposed" w:date="2026-10-15T12:57:54Z">
+            <w:ins w:id="9280" w:author="Claude (AI) - proposed" w:date="2026-10-18T00:31:04Z">
               <w:r>
                 <w:rPr>
                   <w:rFonts w:ascii="Arial" w:cs="Arial" w:eastAsia="Arial" w:hAnsi="Arial"/>
@@ -21224,7 +21224,7 @@
             <w:pPr>
               <w:spacing w:after="20" w:before="0"/>
             </w:pPr>
-            <w:hyperlink w:history="1" r:id="rIdo3po7up9lmjwjottb21rm">
+            <w:hyperlink w:history="1" r:id="rIdzzbhchm7xblhczgrolihf">
               <w:r>
                 <w:rPr>
                   <w:rFonts w:ascii="Arial" w:cs="Arial" w:eastAsia="Arial" w:hAnsi="Arial"/>
@@ -21273,7 +21273,7 @@
               <w:spacing w:after="10" w:before="0"/>
               <w:ind w:left="120"/>
             </w:pPr>
-            <w:hyperlink w:history="1" r:id="rIdjs0wyig28j4jlimlqxpxm">
+            <w:hyperlink w:history="1" r:id="rId1zp30pt1anclrvkuz3vwu">
               <w:r>
                 <w:rPr>
                   <w:rFonts w:ascii="Arial" w:cs="Arial" w:eastAsia="Arial" w:hAnsi="Arial"/>
@@ -21318,7 +21318,7 @@
             <w:pPr>
               <w:spacing w:after="20" w:before="0"/>
             </w:pPr>
-            <w:hyperlink w:history="1" r:id="rIdhwk3kquhotcakwmtkl6wq">
+            <w:hyperlink w:history="1" r:id="rIdmcvqjtcriotguutezu97k">
               <w:r>
                 <w:rPr>
                   <w:rFonts w:ascii="Arial" w:cs="Arial" w:eastAsia="Arial" w:hAnsi="Arial"/>
@@ -21351,7 +21351,7 @@
               <w:spacing w:after="10" w:before="0"/>
               <w:ind w:left="120"/>
             </w:pPr>
-            <w:hyperlink w:history="1" r:id="rIdjv3b-6gkusxoxxigzmckd">
+            <w:hyperlink w:history="1" r:id="rIdkprdcjcw2zrq71cqgkjuc">
               <w:r>
                 <w:rPr>
                   <w:rFonts w:ascii="Arial" w:cs="Arial" w:eastAsia="Arial" w:hAnsi="Arial"/>
@@ -21396,7 +21396,7 @@
               </w:rPr>
               <w:t xml:space="preserve">Learners reconvene as a whole class for structured sensemaking. The teacher leads a guided discussion to formalise: (1) the definition and examples of regular vs irregular and convex vs concave polygons; (2) the interior angle sum formula S = (n − 2) × 180°; (3) the triangle decomposition rule: an n-sided polygon decomposes into (n − 2) triangles drawn from one vertex</w:t>
             </w:r>
-            <w:ins w:id="9281" w:author="Claude (AI) - proposed" w:date="2026-10-15T12:57:54Z">
+            <w:ins w:id="9281" w:author="Claude (AI) - proposed" w:date="2026-10-18T00:31:04Z">
               <w:r>
                 <w:rPr>
                   <w:rFonts w:ascii="Arial" w:cs="Arial" w:eastAsia="Arial" w:hAnsi="Arial"/>
@@ -21457,7 +21457,7 @@
               </w:rPr>
               <w:t xml:space="preserve">Return to the board predictions from Phase 1. Say: 'Raise your hand if you predicted 3 triangles.' Pause. 'Let us now prove why 3 is correct for any pentagon.' Write on the board: 'Number of triangles = n − 2. For n = 5: 5 − 2 = 3.' Ask: 'Why does this rule work? Discuss with your partner for 90 seconds.' Cold-call 2 pairs — WAIT TIME 12 seconds each. Guide learners toward the idea that each diagonal 'uses up' one side-worth of the polygon. Formalise definitions on the board with examples drawn from the sorting activity shapes. Then say: 'Open to your shamba sketch. Draw the two diagonals from vertex A now.' Circulate — 2 minutes. Then ask: 'You have three triangles. For Triangle ABC, the </w:t>
             </w:r>
-            <w:del w:id="9282" w:author="Claude (AI) - proposed" w:date="2026-10-15T12:57:54Z">
+            <w:del w:id="9282" w:author="Claude (AI) - proposed" w:date="2026-10-18T00:31:04Z">
               <w:r>
                 <w:rPr>
                   <w:rFonts w:ascii="Arial" w:cs="Arial" w:eastAsia="Arial" w:hAnsi="Arial"/>
@@ -21472,7 +21472,7 @@
                 <w:delText xml:space="preserve">surveyor knows sides AB, BC, and angle B</w:delText>
               </w:r>
             </w:del>
-            <w:ins w:id="9283" w:author="Claude (AI) - proposed" w:date="2026-10-15T12:57:54Z">
+            <w:ins w:id="9283" w:author="Claude (AI) - proposed" w:date="2026-10-18T00:31:04Z">
               <w:r>
                 <w:rPr>
                   <w:rFonts w:ascii="Arial" w:cs="Arial" w:eastAsia="Arial" w:hAnsi="Arial"/>
@@ -21500,7 +21500,7 @@
               </w:rPr>
               <w:t xml:space="preserve">. Which formula do we use?' WAIT TIME 15 seconds. Cold-call 1 learner. Say: 'Say the formula aloud for the class.' Repeat for Triangle ACD (</w:t>
             </w:r>
-            <w:del w:id="9284" w:author="Claude (AI) - proposed" w:date="2026-10-15T12:57:54Z">
+            <w:del w:id="9284" w:author="Claude (AI) - proposed" w:date="2026-10-18T00:31:04Z">
               <w:r>
                 <w:rPr>
                   <w:rFonts w:ascii="Arial" w:cs="Arial" w:eastAsia="Arial" w:hAnsi="Arial"/>
@@ -21515,7 +21515,7 @@
                 <w:delText xml:space="preserve">where</w:delText>
               </w:r>
             </w:del>
-            <w:ins w:id="9285" w:author="Claude (AI) - proposed" w:date="2026-10-15T12:57:54Z">
+            <w:ins w:id="9285" w:author="Claude (AI) - proposed" w:date="2026-10-18T00:31:04Z">
               <w:r>
                 <w:rPr>
                   <w:rFonts w:ascii="Arial" w:cs="Arial" w:eastAsia="Arial" w:hAnsi="Arial"/>
@@ -21543,7 +21543,7 @@
               </w:rPr>
               <w:t xml:space="preserve"> only three sides are known → Heron's formula) and Triangle ADE (</w:t>
             </w:r>
-            <w:del w:id="9286" w:author="Claude (AI) - proposed" w:date="2026-10-15T12:57:54Z">
+            <w:del w:id="9286" w:author="Claude (AI) - proposed" w:date="2026-10-18T00:31:04Z">
               <w:r>
                 <w:rPr>
                   <w:rFonts w:ascii="Arial" w:cs="Arial" w:eastAsia="Arial" w:hAnsi="Arial"/>
@@ -21558,7 +21558,7 @@
                 <w:delText xml:space="preserve">where</w:delText>
               </w:r>
             </w:del>
-            <w:ins w:id="9287" w:author="Claude (AI) - proposed" w:date="2026-10-15T12:57:54Z">
+            <w:ins w:id="9287" w:author="Claude (AI) - proposed" w:date="2026-10-18T00:31:04Z">
               <w:r>
                 <w:rPr>
                   <w:rFonts w:ascii="Arial" w:cs="Arial" w:eastAsia="Arial" w:hAnsi="Arial"/>
@@ -21586,7 +21586,7 @@
               </w:rPr>
               <w:t xml:space="preserve"> two sides and </w:t>
             </w:r>
-            <w:del w:id="9288" w:author="Claude (AI) - proposed" w:date="2026-10-15T12:57:54Z">
+            <w:del w:id="9288" w:author="Claude (AI) - proposed" w:date="2026-10-18T00:31:04Z">
               <w:r>
                 <w:rPr>
                   <w:rFonts w:ascii="Arial" w:cs="Arial" w:eastAsia="Arial" w:hAnsi="Arial"/>
@@ -21601,7 +21601,7 @@
                 <w:delText xml:space="preserve">included angle are known</w:delText>
               </w:r>
             </w:del>
-            <w:ins w:id="9289" w:author="Claude (AI) - proposed" w:date="2026-10-15T12:57:54Z">
+            <w:ins w:id="9289" w:author="Claude (AI) - proposed" w:date="2026-10-18T00:31:04Z">
               <w:r>
                 <w:rPr>
                   <w:rFonts w:ascii="Arial" w:cs="Arial" w:eastAsia="Arial" w:hAnsi="Arial"/>
@@ -21629,7 +21629,7 @@
               </w:rPr>
               <w:t xml:space="preserve"> → sine formula). Write on the board: 'Total Area of Shamba = Area(ABC) + Area(ACD) + Area(ADE).' </w:t>
             </w:r>
-            <w:del w:id="9290" w:author="Claude (AI) - proposed" w:date="2026-10-15T12:57:54Z">
+            <w:del w:id="9290" w:author="Claude (AI) - proposed" w:date="2026-10-18T00:31:04Z">
               <w:r>
                 <w:rPr>
                   <w:rFonts w:ascii="Arial" w:cs="Arial" w:eastAsia="Arial" w:hAnsi="Arial"/>
@@ -21644,7 +21644,7 @@
                 <w:delText xml:space="preserve">Say</w:delText>
               </w:r>
             </w:del>
-            <w:ins w:id="9291" w:author="Claude (AI) - proposed" w:date="2026-10-15T12:57:54Z">
+            <w:ins w:id="9291" w:author="Claude (AI) - proposed" w:date="2026-10-18T00:31:04Z">
               <w:r>
                 <w:rPr>
                   <w:rFonts w:ascii="Arial" w:cs="Arial" w:eastAsia="Arial" w:hAnsi="Arial"/>
@@ -21672,7 +21672,7 @@
               </w:rPr>
               <w:t xml:space="preserve">: 'This is the plan</w:t>
             </w:r>
-            <w:del w:id="9292" w:author="Claude (AI) - proposed" w:date="2026-10-15T12:57:54Z">
+            <w:del w:id="9292" w:author="Claude (AI) - proposed" w:date="2026-10-18T00:31:04Z">
               <w:r>
                 <w:rPr>
                   <w:rFonts w:ascii="Arial" w:cs="Arial" w:eastAsia="Arial" w:hAnsi="Arial"/>
@@ -21687,7 +21687,7 @@
                 <w:delText xml:space="preserve">. In Lessons 6 and 7, we will</w:delText>
               </w:r>
             </w:del>
-            <w:ins w:id="9293" w:author="Claude (AI) - proposed" w:date="2026-10-15T12:57:54Z">
+            <w:ins w:id="9293" w:author="Claude (AI) - proposed" w:date="2026-10-18T00:31:04Z">
               <w:r>
                 <w:rPr>
                   <w:rFonts w:ascii="Arial" w:cs="Arial" w:eastAsia="Arial" w:hAnsi="Arial"/>
@@ -21781,7 +21781,7 @@
               </w:rPr>
               <w:t xml:space="preserve">Observable indicators: (1) All learners should have a correctly decomposed pentagon sketch with 3 labelled triangles in their books. Scan during the 2-minute drawing period. (2) During cold-calls on formula selection, listen for correct justification: 'I use the sine formula when I have two sides and the included angle' and 'I use Heron's formula when I have all three sides but no height.' If a learner selects the wrong formula, ask: 'What information does the surveyor have for that triangle? What does the sine formula need?' (3) </w:t>
             </w:r>
-            <w:ins w:id="9294" w:author="Claude (AI) - proposed" w:date="2026-10-15T12:57:54Z">
+            <w:ins w:id="9294" w:author="Claude (AI) - proposed" w:date="2026-10-18T00:31:04Z">
               <w:r>
                 <w:rPr>
                   <w:rFonts w:ascii="Arial" w:cs="Arial" w:eastAsia="Arial" w:hAnsi="Arial"/>
@@ -21865,7 +21865,7 @@
             <w:pPr>
               <w:spacing w:after="20" w:before="0"/>
             </w:pPr>
-            <w:hyperlink w:history="1" r:id="rIdy8ydjszpjmtgneg8sowbo">
+            <w:hyperlink w:history="1" r:id="rIdcuwnyxofjhg_leorvblso">
               <w:r>
                 <w:rPr>
                   <w:rFonts w:ascii="Arial" w:cs="Arial" w:eastAsia="Arial" w:hAnsi="Arial"/>
@@ -21914,7 +21914,7 @@
               <w:spacing w:after="10" w:before="0"/>
               <w:ind w:left="120"/>
             </w:pPr>
-            <w:hyperlink w:history="1" r:id="rIdtz4jsjkhnmtitpi9abjph">
+            <w:hyperlink w:history="1" r:id="rIdtgr1wzd6aqx2abiff5fmi">
               <w:r>
                 <w:rPr>
                   <w:rFonts w:ascii="Arial" w:cs="Arial" w:eastAsia="Arial" w:hAnsi="Arial"/>
@@ -21959,7 +21959,7 @@
             <w:pPr>
               <w:spacing w:after="20" w:before="0"/>
             </w:pPr>
-            <w:hyperlink w:history="1" r:id="rId79hhldgitx3wewampn9hb">
+            <w:hyperlink w:history="1" r:id="rIdbpf1edy7nfporemoxm9oa">
               <w:r>
                 <w:rPr>
                   <w:rFonts w:ascii="Arial" w:cs="Arial" w:eastAsia="Arial" w:hAnsi="Arial"/>
@@ -21992,7 +21992,7 @@
               <w:spacing w:after="10" w:before="0"/>
               <w:ind w:left="120"/>
             </w:pPr>
-            <w:hyperlink w:history="1" r:id="rIdaaw__uddauer7kquellgb">
+            <w:hyperlink w:history="1" r:id="rIdey49kh2hrceebx-c0isst">
               <w:r>
                 <w:rPr>
                   <w:rFonts w:ascii="Arial" w:cs="Arial" w:eastAsia="Arial" w:hAnsi="Arial"/>
@@ -22192,7 +22192,7 @@
             <w:pPr>
               <w:spacing w:after="20" w:before="0"/>
             </w:pPr>
-            <w:hyperlink w:history="1" r:id="rIddpsaiow8qfvcehvc7hfz1">
+            <w:hyperlink w:history="1" r:id="rId7a8rnuw3kvjsfmonm8oqt">
               <w:r>
                 <w:rPr>
                   <w:rFonts w:ascii="Arial" w:cs="Arial" w:eastAsia="Arial" w:hAnsi="Arial"/>
@@ -22241,7 +22241,7 @@
               <w:spacing w:after="10" w:before="0"/>
               <w:ind w:left="120"/>
             </w:pPr>
-            <w:hyperlink w:history="1" r:id="rIdtmp9udzpbflrnbq_zvrgh">
+            <w:hyperlink w:history="1" r:id="rIdbhcqkohpyp_olept7y-bx">
               <w:r>
                 <w:rPr>
                   <w:rFonts w:ascii="Arial" w:cs="Arial" w:eastAsia="Arial" w:hAnsi="Arial"/>
@@ -22286,7 +22286,7 @@
             <w:pPr>
               <w:spacing w:after="20" w:before="0"/>
             </w:pPr>
-            <w:hyperlink w:history="1" r:id="rIdzuh-n3exro6yhjd--dkll">
+            <w:hyperlink w:history="1" r:id="rIdm-gm5f2qxididg0tpxnud">
               <w:r>
                 <w:rPr>
                   <w:rFonts w:ascii="Arial" w:cs="Arial" w:eastAsia="Arial" w:hAnsi="Arial"/>
@@ -22319,7 +22319,7 @@
               <w:spacing w:after="10" w:before="0"/>
               <w:ind w:left="120"/>
             </w:pPr>
-            <w:hyperlink w:history="1" r:id="rIdtgyu4d6mhzitkkroxt3d8">
+            <w:hyperlink w:history="1" r:id="rIdx2u4ud4v6ypfnj1dtwtd4">
               <w:r>
                 <w:rPr>
                   <w:rFonts w:ascii="Arial" w:cs="Arial" w:eastAsia="Arial" w:hAnsi="Arial"/>
@@ -22463,7 +22463,7 @@
               </w:rPr>
               <w:t xml:space="preserve">Observable indicator: Learner models should contain </w:t>
             </w:r>
-            <w:del w:id="9295" w:author="Claude (AI) - proposed" w:date="2026-10-15T12:57:54Z">
+            <w:del w:id="9295" w:author="Claude (AI) - proposed" w:date="2026-10-18T00:31:04Z">
               <w:r>
                 <w:rPr>
                   <w:rFonts w:ascii="Arial" w:cs="Arial" w:eastAsia="Arial" w:hAnsi="Arial"/>
@@ -22478,7 +22478,7 @@
                 <w:delText xml:space="preserve">all five lessons' contributions</w:delText>
               </w:r>
             </w:del>
-            <w:ins w:id="9296" w:author="Claude (AI) - proposed" w:date="2026-10-15T12:57:54Z">
+            <w:ins w:id="9296" w:author="Claude (AI) - proposed" w:date="2026-10-18T00:31:04Z">
               <w:r>
                 <w:rPr>
                   <w:rFonts w:ascii="Arial" w:cs="Arial" w:eastAsia="Arial" w:hAnsi="Arial"/>
@@ -22506,7 +22506,7 @@
               </w:rPr>
               <w:t xml:space="preserve"> by the end of Lesson 5 — (1) </w:t>
             </w:r>
-            <w:ins w:id="9297" w:author="Claude (AI) - proposed" w:date="2026-10-15T12:57:54Z">
+            <w:ins w:id="9297" w:author="Claude (AI) - proposed" w:date="2026-10-18T00:31:04Z">
               <w:r>
                 <w:rPr>
                   <w:rFonts w:ascii="Arial" w:cs="Arial" w:eastAsia="Arial" w:hAnsi="Arial"/>
@@ -22534,7 +22534,7 @@
               </w:rPr>
               <w:t xml:space="preserve">sine area formula</w:t>
             </w:r>
-            <w:del w:id="9298" w:author="Claude (AI) - proposed" w:date="2026-10-15T12:57:54Z">
+            <w:del w:id="9298" w:author="Claude (AI) - proposed" w:date="2026-10-18T00:31:04Z">
               <w:r>
                 <w:rPr>
                   <w:rFonts w:ascii="Arial" w:cs="Arial" w:eastAsia="Arial" w:hAnsi="Arial"/>
@@ -22549,7 +22549,7 @@
                 <w:delText xml:space="preserve"> for triangles, (2</w:delText>
               </w:r>
             </w:del>
-            <w:ins w:id="9299" w:author="Claude (AI) - proposed" w:date="2026-10-15T12:57:54Z">
+            <w:ins w:id="9299" w:author="Claude (AI) - proposed" w:date="2026-10-18T00:31:04Z">
               <w:r>
                 <w:rPr>
                   <w:rFonts w:ascii="Arial" w:cs="Arial" w:eastAsia="Arial" w:hAnsi="Arial"/>
@@ -22577,7 +22577,7 @@
               </w:rPr>
               <w:t xml:space="preserve">) Heron's formula, (</w:t>
             </w:r>
-            <w:del w:id="9300" w:author="Claude (AI) - proposed" w:date="2026-10-15T12:57:54Z">
+            <w:del w:id="9300" w:author="Claude (AI) - proposed" w:date="2026-10-18T00:31:04Z">
               <w:r>
                 <w:rPr>
                   <w:rFonts w:ascii="Arial" w:cs="Arial" w:eastAsia="Arial" w:hAnsi="Arial"/>
@@ -22592,7 +22592,7 @@
                 <w:delText xml:space="preserve">3)</w:delText>
               </w:r>
             </w:del>
-            <w:ins w:id="9301" w:author="Claude (AI) - proposed" w:date="2026-10-15T12:57:54Z">
+            <w:ins w:id="9301" w:author="Claude (AI) - proposed" w:date="2026-10-18T00:31:04Z">
               <w:r>
                 <w:rPr>
                   <w:rFonts w:ascii="Arial" w:cs="Arial" w:eastAsia="Arial" w:hAnsi="Arial"/>
@@ -22620,7 +22620,7 @@
               </w:rPr>
               <w:t xml:space="preserve"> quadrilateral area formulas</w:t>
             </w:r>
-            <w:del w:id="9302" w:author="Claude (AI) - proposed" w:date="2026-10-15T12:57:54Z">
+            <w:del w:id="9302" w:author="Claude (AI) - proposed" w:date="2026-10-18T00:31:04Z">
               <w:r>
                 <w:rPr>
                   <w:rFonts w:ascii="Arial" w:cs="Arial" w:eastAsia="Arial" w:hAnsi="Arial"/>
@@ -22635,7 +22635,7 @@
                 <w:delText xml:space="preserve">, (4) regular polygon formula, and now </w:delText>
               </w:r>
             </w:del>
-            <w:ins w:id="9303" w:author="Claude (AI) - proposed" w:date="2026-10-15T12:57:54Z">
+            <w:ins w:id="9303" w:author="Claude (AI) - proposed" w:date="2026-10-18T00:31:04Z">
               <w:r>
                 <w:rPr>
                   <w:rFonts w:ascii="Arial" w:cs="Arial" w:eastAsia="Arial" w:hAnsi="Arial"/>
@@ -22663,7 +22663,7 @@
               </w:rPr>
               <w:t xml:space="preserve">(5)</w:t>
             </w:r>
-            <w:ins w:id="9304" w:author="Claude (AI) - proposed" w:date="2026-10-15T12:57:54Z">
+            <w:ins w:id="9304" w:author="Claude (AI) - proposed" w:date="2026-10-18T00:31:04Z">
               <w:r>
                 <w:rPr>
                   <w:rFonts w:ascii="Arial" w:cs="Arial" w:eastAsia="Arial" w:hAnsi="Arial"/>
@@ -22984,7 +22984,7 @@
               </w:rPr>
               <w:t xml:space="preserve">Any polygon with n sides can be decomposed into (n − 2) non-overlapping triangles by drawing diagonals from one vertex. For the five-sided shamba plot in Nakuru, this gives 3 triangles. The total area of the polygon equals the sum of the areas of these triangles, each calculated using either the sine area formula or Heron's formula depending on the available measurements.</w:t>
             </w:r>
-            <w:ins w:id="9305" w:author="Claude (AI) - proposed" w:date="2026-10-15T12:57:54Z">
+            <w:ins w:id="9305" w:author="Claude (AI) - proposed" w:date="2026-10-18T00:31:04Z">
               <w:r>
                 <w:rPr>
                   <w:rFonts w:ascii="Arial" w:cs="Arial" w:eastAsia="Arial" w:hAnsi="Arial"/>
@@ -23087,7 +23087,7 @@
         </w:rPr>
         <w:t xml:space="preserve">© 2026 SeaVuria and ARES. Aligned with KICD objectives. Developed by SeaVuria; technical implementation by ARES (with AI assistance from Claude). Licensed under </w:t>
       </w:r>
-      <w:hyperlink w:history="1" r:id="rIdkwjscd6gw-3elzynt2kt8">
+      <w:hyperlink w:history="1" r:id="rIdk5sp_zxekif8sm8dscnbv">
         <w:r>
           <w:rPr>
             <w:rFonts w:ascii="Arial" w:cs="Arial" w:eastAsia="Arial" w:hAnsi="Arial"/>
@@ -23108,7 +23108,7 @@
         </w:rPr>
         <w:t xml:space="preserve"> (</w:t>
       </w:r>
-      <w:hyperlink w:history="1" r:id="rIdzkslqopm33iizhs1auvg2">
+      <w:hyperlink w:history="1" r:id="rIdyjzfs7wiumy27juaxhg3a">
         <w:r>
           <w:rPr>
             <w:rFonts w:ascii="Arial" w:cs="Arial" w:eastAsia="Arial" w:hAnsi="Arial"/>
@@ -23425,7 +23425,7 @@
               </w:rPr>
               <w:t xml:space="preserve">By the end of the lesson, the learner should be able to: (a) decompose regular polygons into congruent central triangles; (b) derive the general formula A = (n × s²) / (4 × tan(180°/n)) for the area of a regular polygon; (c) calculate the area of regular polygons including equilateral triangles, squares, regular pentagons, regular hexagons, </w:t>
             </w:r>
-            <w:ins w:id="9306" w:author="Claude (AI) - proposed" w:date="2026-10-15T12:57:54Z">
+            <w:ins w:id="9306" w:author="Claude (AI) - proposed" w:date="2026-10-18T00:31:04Z">
               <w:r>
                 <w:rPr>
                   <w:rFonts w:ascii="Arial" w:cs="Arial" w:eastAsia="Arial" w:hAnsi="Arial"/>
@@ -23657,7 +23657,7 @@
               </w:rPr>
               <w:t xml:space="preserve">How do we </w:t>
             </w:r>
-            <w:del w:id="9307" w:author="Claude (AI) - proposed" w:date="2026-10-15T12:57:54Z">
+            <w:del w:id="9307" w:author="Claude (AI) - proposed" w:date="2026-10-18T00:31:04Z">
               <w:r>
                 <w:rPr>
                   <w:rFonts w:ascii="Arial" w:cs="Arial" w:eastAsia="Arial" w:hAnsi="Arial"/>
@@ -23672,7 +23672,7 @@
                 <w:delText xml:space="preserve">determine</w:delText>
               </w:r>
             </w:del>
-            <w:ins w:id="9308" w:author="Claude (AI) - proposed" w:date="2026-10-15T12:57:54Z">
+            <w:ins w:id="9308" w:author="Claude (AI) - proposed" w:date="2026-10-18T00:31:04Z">
               <w:r>
                 <w:rPr>
                   <w:rFonts w:ascii="Arial" w:cs="Arial" w:eastAsia="Arial" w:hAnsi="Arial"/>
@@ -23700,7 +23700,7 @@
               </w:rPr>
               <w:t xml:space="preserve"> the area of </w:t>
             </w:r>
-            <w:del w:id="9309" w:author="Claude (AI) - proposed" w:date="2026-10-15T12:57:54Z">
+            <w:del w:id="9309" w:author="Claude (AI) - proposed" w:date="2026-10-18T00:31:04Z">
               <w:r>
                 <w:rPr>
                   <w:rFonts w:ascii="Arial" w:cs="Arial" w:eastAsia="Arial" w:hAnsi="Arial"/>
@@ -23715,7 +23715,7 @@
                 <w:delText xml:space="preserve">a polygon</w:delText>
               </w:r>
             </w:del>
-            <w:ins w:id="9310" w:author="Claude (AI) - proposed" w:date="2026-10-15T12:57:54Z">
+            <w:ins w:id="9310" w:author="Claude (AI) - proposed" w:date="2026-10-18T00:31:04Z">
               <w:r>
                 <w:rPr>
                   <w:rFonts w:ascii="Arial" w:cs="Arial" w:eastAsia="Arial" w:hAnsi="Arial"/>
@@ -23743,7 +23743,7 @@
               </w:rPr>
               <w:t xml:space="preserve">? How do we apply</w:t>
             </w:r>
-            <w:ins w:id="9311" w:author="Claude (AI) - proposed" w:date="2026-10-15T12:57:54Z">
+            <w:ins w:id="9311" w:author="Claude (AI) - proposed" w:date="2026-10-18T00:31:04Z">
               <w:r>
                 <w:rPr>
                   <w:rFonts w:ascii="Arial" w:cs="Arial" w:eastAsia="Arial" w:hAnsi="Arial"/>
@@ -24002,7 +24002,7 @@
               </w:rPr>
               <w:t xml:space="preserve">Learners begin by revisiting the Nakuru surveyor's challenge and noting that the shamba's five sides are all unequal — but they ask: what if a plot WERE perfectly regular? This motivates exploration of regular polygons. Using ruler, compass, and protractor, learners construct a regular hexagon and a regular pentagon, then draw all radii from the centre to each vertex, revealing congruent </w:t>
             </w:r>
-            <w:del w:id="9312" w:author="Claude (AI) - proposed" w:date="2026-10-15T12:57:54Z">
+            <w:del w:id="9312" w:author="Claude (AI) - proposed" w:date="2026-10-18T00:31:04Z">
               <w:r>
                 <w:rPr>
                   <w:rFonts w:ascii="Arial" w:cs="Arial" w:eastAsia="Arial" w:hAnsi="Arial"/>
@@ -24017,7 +24017,7 @@
                 <w:delText xml:space="preserve">isoceles</w:delText>
               </w:r>
             </w:del>
-            <w:ins w:id="9313" w:author="Claude (AI) - proposed" w:date="2026-10-15T12:57:54Z">
+            <w:ins w:id="9313" w:author="Claude (AI) - proposed" w:date="2026-10-18T00:31:04Z">
               <w:r>
                 <w:rPr>
                   <w:rFonts w:ascii="Arial" w:cs="Arial" w:eastAsia="Arial" w:hAnsi="Arial"/>
@@ -24333,7 +24333,7 @@
             <w:pPr>
               <w:spacing w:after="20" w:before="0"/>
             </w:pPr>
-            <w:hyperlink w:history="1" r:id="rId2bx24uokzmaxjnd1efp1k">
+            <w:hyperlink w:history="1" r:id="rIdi7eudjsczxbkbjjici1fb">
               <w:r>
                 <w:rPr>
                   <w:rFonts w:ascii="Arial" w:cs="Arial" w:eastAsia="Arial" w:hAnsi="Arial"/>
@@ -24366,7 +24366,7 @@
               <w:spacing w:after="10" w:before="0"/>
               <w:ind w:left="120"/>
             </w:pPr>
-            <w:hyperlink w:history="1" r:id="rId6ge9sx7e6kjnvt0u6vxt8">
+            <w:hyperlink w:history="1" r:id="rId97emxarshlafsusp_xr8k">
               <w:r>
                 <w:rPr>
                   <w:rFonts w:ascii="Arial" w:cs="Arial" w:eastAsia="Arial" w:hAnsi="Arial"/>
@@ -24411,7 +24411,7 @@
             <w:pPr>
               <w:spacing w:after="20" w:before="0"/>
             </w:pPr>
-            <w:hyperlink w:history="1" r:id="rIdpwhzkcptsied-tyqszgqn">
+            <w:hyperlink w:history="1" r:id="rIdul3a5rmnllpg2u7qteeak">
               <w:r>
                 <w:rPr>
                   <w:rFonts w:ascii="Arial" w:cs="Arial" w:eastAsia="Arial" w:hAnsi="Arial"/>
@@ -24444,7 +24444,7 @@
               <w:spacing w:after="10" w:before="0"/>
               <w:ind w:left="120"/>
             </w:pPr>
-            <w:hyperlink w:history="1" r:id="rIdnv1gah6urvvw-beg8udrf">
+            <w:hyperlink w:history="1" r:id="rIdsofphkqnw6w0dcf9thhsf">
               <w:r>
                 <w:rPr>
                   <w:rFonts w:ascii="Arial" w:cs="Arial" w:eastAsia="Arial" w:hAnsi="Arial"/>
@@ -24644,7 +24644,7 @@
             <w:pPr>
               <w:spacing w:after="20" w:before="0"/>
             </w:pPr>
-            <w:hyperlink w:history="1" r:id="rIdjjge7reqd9auas_chxj4_">
+            <w:hyperlink w:history="1" r:id="rIdr41uziylai8lbk1a0otdi">
               <w:r>
                 <w:rPr>
                   <w:rFonts w:ascii="Arial" w:cs="Arial" w:eastAsia="Arial" w:hAnsi="Arial"/>
@@ -24677,7 +24677,7 @@
               <w:spacing w:after="10" w:before="0"/>
               <w:ind w:left="120"/>
             </w:pPr>
-            <w:hyperlink w:history="1" r:id="rIdtowchtddxod4qmc4esuev">
+            <w:hyperlink w:history="1" r:id="rIdtwbv1dz8hhulvxxjwld10">
               <w:r>
                 <w:rPr>
                   <w:rFonts w:ascii="Arial" w:cs="Arial" w:eastAsia="Arial" w:hAnsi="Arial"/>
@@ -24722,7 +24722,7 @@
             <w:pPr>
               <w:spacing w:after="20" w:before="0"/>
             </w:pPr>
-            <w:hyperlink w:history="1" r:id="rIdtuzmhqunxsgehvvkuqipn">
+            <w:hyperlink w:history="1" r:id="rId1cocf5ootoqzonqgq6qna">
               <w:r>
                 <w:rPr>
                   <w:rFonts w:ascii="Arial" w:cs="Arial" w:eastAsia="Arial" w:hAnsi="Arial"/>
@@ -24755,7 +24755,7 @@
               <w:spacing w:after="10" w:before="0"/>
               <w:ind w:left="120"/>
             </w:pPr>
-            <w:hyperlink w:history="1" r:id="rIdxvgw2bsoqs0x8sn5dd3gk">
+            <w:hyperlink w:history="1" r:id="rIdd0yzyc-k_p69n9iwabh-u">
               <w:r>
                 <w:rPr>
                   <w:rFonts w:ascii="Arial" w:cs="Arial" w:eastAsia="Arial" w:hAnsi="Arial"/>
@@ -24800,7 +24800,7 @@
               </w:rPr>
               <w:t xml:space="preserve">Activity A — Construct and Decompose (25 min): In groups of 4, learners use compass</w:t>
             </w:r>
-            <w:del w:id="9314" w:author="Claude (AI) - proposed" w:date="2026-10-15T12:57:54Z">
+            <w:del w:id="9314" w:author="Claude (AI) - proposed" w:date="2026-10-18T00:31:04Z">
               <w:r>
                 <w:rPr>
                   <w:rFonts w:ascii="Arial" w:cs="Arial" w:eastAsia="Arial" w:hAnsi="Arial"/>
@@ -24815,7 +24815,7 @@
                 <w:delText xml:space="preserve"> and ruler</w:delText>
               </w:r>
             </w:del>
-            <w:ins w:id="9315" w:author="Claude (AI) - proposed" w:date="2026-10-15T12:57:54Z">
+            <w:ins w:id="9315" w:author="Claude (AI) - proposed" w:date="2026-10-18T00:31:04Z">
               <w:r>
                 <w:rPr>
                   <w:rFonts w:ascii="Arial" w:cs="Arial" w:eastAsia="Arial" w:hAnsi="Arial"/>
@@ -24843,7 +24843,7 @@
               </w:rPr>
               <w:t xml:space="preserve"> to construct (i) a regular hexagon with side 6 cm </w:t>
             </w:r>
-            <w:ins w:id="9316" w:author="Claude (AI) - proposed" w:date="2026-10-15T12:57:54Z">
+            <w:ins w:id="9316" w:author="Claude (AI) - proposed" w:date="2026-10-18T00:31:04Z">
               <w:r>
                 <w:rPr>
                   <w:rFonts w:ascii="Arial" w:cs="Arial" w:eastAsia="Arial" w:hAnsi="Arial"/>
@@ -24871,7 +24871,7 @@
               </w:rPr>
               <w:t xml:space="preserve">and (ii) a regular pentagon with side 6 cm</w:t>
             </w:r>
-            <w:ins w:id="9317" w:author="Claude (AI) - proposed" w:date="2026-10-15T12:57:54Z">
+            <w:ins w:id="9317" w:author="Claude (AI) - proposed" w:date="2026-10-18T00:31:04Z">
               <w:r>
                 <w:rPr>
                   <w:rFonts w:ascii="Arial" w:cs="Arial" w:eastAsia="Arial" w:hAnsi="Arial"/>
@@ -25054,7 +25054,7 @@
             <w:pPr>
               <w:spacing w:after="20" w:before="0"/>
             </w:pPr>
-            <w:hyperlink w:history="1" r:id="rIdo-xlilmqnbpfn7oycnyz3">
+            <w:hyperlink w:history="1" r:id="rIdqynruwv7qpqjukkezdij8">
               <w:r>
                 <w:rPr>
                   <w:rFonts w:ascii="Arial" w:cs="Arial" w:eastAsia="Arial" w:hAnsi="Arial"/>
@@ -25103,7 +25103,7 @@
               <w:spacing w:after="10" w:before="0"/>
               <w:ind w:left="120"/>
             </w:pPr>
-            <w:hyperlink w:history="1" r:id="rIdvvowxfdxqmyrkh9zpwazz">
+            <w:hyperlink w:history="1" r:id="rIdzskxesutk6vmljkiphdn-">
               <w:r>
                 <w:rPr>
                   <w:rFonts w:ascii="Arial" w:cs="Arial" w:eastAsia="Arial" w:hAnsi="Arial"/>
@@ -25148,7 +25148,7 @@
             <w:pPr>
               <w:spacing w:after="20" w:before="0"/>
             </w:pPr>
-            <w:hyperlink w:history="1" r:id="rIdufpsg6m4stpv8tih8eta2">
+            <w:hyperlink w:history="1" r:id="rIduf5g6-dp-tt4zd3bxl45q">
               <w:r>
                 <w:rPr>
                   <w:rFonts w:ascii="Arial" w:cs="Arial" w:eastAsia="Arial" w:hAnsi="Arial"/>
@@ -25197,7 +25197,7 @@
               <w:spacing w:after="10" w:before="0"/>
               <w:ind w:left="120"/>
             </w:pPr>
-            <w:hyperlink w:history="1" r:id="rIdwazpp6knhdhorbajfaf03">
+            <w:hyperlink w:history="1" r:id="rIde2bw5zokoi1zvw0jduskm">
               <w:r>
                 <w:rPr>
                   <w:rFonts w:ascii="Arial" w:cs="Arial" w:eastAsia="Arial" w:hAnsi="Arial"/>
@@ -25242,7 +25242,7 @@
               </w:rPr>
               <w:t xml:space="preserve">Whole-class derivation (15 min): The teacher guides learners to derive the general formula step-by-step, with learners contributing each algebraic step. Starting from: Area of one central triangle = ½ × base × height = ½ × s × apothem. Substituting apothem = (s/2) / tan(180°/n) gives: Area of 1 triangle = ½ × s × (s/2) / tan(180°/n) = s² / (4 tan(180°/n)). Since there are n such triangles: Total area = n × s² / (4 tan(180°/n)) → A = (n × s²) / (4 × tan(180°/n)). Learners copy the derivation into their notebooks, then immediately apply it: (i) Verify their measured hexagon area (n=6, s=6 cm) using the formula and compare with their table measurement — percentage error check. (ii) Calculate the area of one Jamia Mosque hexagonal tile with s = 20 cm. (iii) Calculate how many tiles are needed to cover a 3 m × 2 m floor section (accounting for no gaps in a regular hexagonal tiling). Paired practice (10 min): Learners solve two further problems: (a) A regular pentagonal flower bed at the Nairobi Arboretum has a side length of 3.5 m — find its area. (b) A boda-boda stage owner in Kisumu wants to pave a regular octagonal waiting bay with side 2 m — find the total paved area.</w:t>
             </w:r>
-            <w:ins w:id="9318" w:author="Claude (AI) - proposed" w:date="2026-10-15T12:57:54Z">
+            <w:ins w:id="9318" w:author="Claude (AI) - proposed" w:date="2026-10-18T00:31:04Z">
               <w:r>
                 <w:rPr>
                   <w:rFonts w:ascii="Arial" w:cs="Arial" w:eastAsia="Arial" w:hAnsi="Arial"/>
@@ -25290,7 +25290,7 @@
               </w:rPr>
               <w:t xml:space="preserve">At the start of derivation, say: 'We are going to build this formula together — I will not give you the steps, you will give them to me.' Write only 'A = ?' on the board. Ask: 'What is the area of ONE central triangle in terms of s and the apothem?' (WAIT 12 seconds, cold-call 1 learner.) After each step, pause and ask the class: 'Does everyone agree with this step? Thumbs up, thumbs sideways, or thumbs down.' Address any thumbs-down immediately. After the formula is derived, return to the predictions from Phase 1: 'You predicted the area of one hexagonal tile. Let's see how close you were — calculate now using the formula.' (WAIT 15 seconds for calculation.) Cold-call 2 learners to share their answers and their Phase 1 predictions — celebrate accuracy AND growth from incorrect predictions. For paired practice, say: 'You have 10 minutes. If you finish both problems, write one new word problem of your own using a regular</w:t>
             </w:r>
-            <w:del w:id="9319" w:author="Claude (AI) - proposed" w:date="2026-10-15T12:57:54Z">
+            <w:del w:id="9319" w:author="Claude (AI) - proposed" w:date="2026-10-18T00:31:04Z">
               <w:r>
                 <w:rPr>
                   <w:rFonts w:ascii="Arial" w:cs="Arial" w:eastAsia="Arial" w:hAnsi="Arial"/>
@@ -25305,7 +25305,7 @@
                 <w:delText xml:space="preserve"> polygon and</w:delText>
               </w:r>
             </w:del>
-            <w:ins w:id="9320" w:author="Claude (AI) - proposed" w:date="2026-10-15T12:57:54Z">
+            <w:ins w:id="9320" w:author="Claude (AI) - proposed" w:date="2026-10-18T00:31:04Z">
               <w:r>
                 <w:rPr>
                   <w:rFonts w:ascii="Arial" w:cs="Arial" w:eastAsia="Arial" w:hAnsi="Arial"/>
@@ -25399,7 +25399,7 @@
               </w:rPr>
               <w:t xml:space="preserve">Observable indicator: During derivation, at least 4 different learners contribute a step unprompted. During paired practice, teacher checks that learners correctly substitute n and s — a common error is using the full central angle (360°/n) instead of the half-angle (180°/n) in the tangent. Any learner making this error is re-directed with: 'Look at your triangle — what is the angle at the APEX of ONE triangle, not the full rotation?'</w:t>
             </w:r>
-            <w:ins w:id="9321" w:author="Claude (AI) - proposed" w:date="2026-10-15T12:57:54Z">
+            <w:ins w:id="9321" w:author="Claude (AI) - proposed" w:date="2026-10-18T00:31:04Z">
               <w:r>
                 <w:rPr>
                   <w:rFonts w:ascii="Arial" w:cs="Arial" w:eastAsia="Arial" w:hAnsi="Arial"/>
@@ -25470,7 +25470,7 @@
             <w:pPr>
               <w:spacing w:after="20" w:before="0"/>
             </w:pPr>
-            <w:hyperlink w:history="1" r:id="rIdcgvyf83yzjkjkl6eqlsiq">
+            <w:hyperlink w:history="1" r:id="rId_srb0s11yibpvryj8eew9">
               <w:r>
                 <w:rPr>
                   <w:rFonts w:ascii="Arial" w:cs="Arial" w:eastAsia="Arial" w:hAnsi="Arial"/>
@@ -25519,7 +25519,7 @@
               <w:spacing w:after="10" w:before="0"/>
               <w:ind w:left="120"/>
             </w:pPr>
-            <w:hyperlink w:history="1" r:id="rIdf9-5mtbvp9vffvr7qg54u">
+            <w:hyperlink w:history="1" r:id="rIds896hjgr4rb2vgrnknjes">
               <w:r>
                 <w:rPr>
                   <w:rFonts w:ascii="Arial" w:cs="Arial" w:eastAsia="Arial" w:hAnsi="Arial"/>
@@ -25564,7 +25564,7 @@
             <w:pPr>
               <w:spacing w:after="20" w:before="0"/>
             </w:pPr>
-            <w:hyperlink w:history="1" r:id="rIdxxsmhc-tlopsnp08jz0aw">
+            <w:hyperlink w:history="1" r:id="rIduswtauqsp8pno3-cnblqe">
               <w:r>
                 <w:rPr>
                   <w:rFonts w:ascii="Arial" w:cs="Arial" w:eastAsia="Arial" w:hAnsi="Arial"/>
@@ -25597,7 +25597,7 @@
               <w:spacing w:after="10" w:before="0"/>
               <w:ind w:left="120"/>
             </w:pPr>
-            <w:hyperlink w:history="1" r:id="rIdzxvcfbdxgvihazfjx1ohw">
+            <w:hyperlink w:history="1" r:id="rId1sx34er-pez0pl-rbvmbw">
               <w:r>
                 <w:rPr>
                   <w:rFonts w:ascii="Arial" w:cs="Arial" w:eastAsia="Arial" w:hAnsi="Arial"/>
@@ -25797,7 +25797,7 @@
             <w:pPr>
               <w:spacing w:after="20" w:before="0"/>
             </w:pPr>
-            <w:hyperlink w:history="1" r:id="rIdmasp1jxc2rprzp_bd2wd-">
+            <w:hyperlink w:history="1" r:id="rIdqbclierbn7tuqkba6osx2">
               <w:r>
                 <w:rPr>
                   <w:rFonts w:ascii="Arial" w:cs="Arial" w:eastAsia="Arial" w:hAnsi="Arial"/>
@@ -25846,7 +25846,7 @@
               <w:spacing w:after="10" w:before="0"/>
               <w:ind w:left="120"/>
             </w:pPr>
-            <w:hyperlink w:history="1" r:id="rIdvtz-ccmmx214iiymwev90">
+            <w:hyperlink w:history="1" r:id="rIdghj1oufjvka8xb_iaophu">
               <w:r>
                 <w:rPr>
                   <w:rFonts w:ascii="Arial" w:cs="Arial" w:eastAsia="Arial" w:hAnsi="Arial"/>
@@ -25891,7 +25891,7 @@
             <w:pPr>
               <w:spacing w:after="20" w:before="0"/>
             </w:pPr>
-            <w:hyperlink w:history="1" r:id="rIdpi1binhn5_agngbtb6_ep">
+            <w:hyperlink w:history="1" r:id="rIdtz6kd7jmqwgvp3qcjybbg">
               <w:r>
                 <w:rPr>
                   <w:rFonts w:ascii="Arial" w:cs="Arial" w:eastAsia="Arial" w:hAnsi="Arial"/>
@@ -25924,7 +25924,7 @@
               <w:spacing w:after="10" w:before="0"/>
               <w:ind w:left="120"/>
             </w:pPr>
-            <w:hyperlink w:history="1" r:id="rId5bw2mx7jd87dvad0zdkv6">
+            <w:hyperlink w:history="1" r:id="rIdhtwe_jnlr5lbypnxmos8a">
               <w:r>
                 <w:rPr>
                   <w:rFonts w:ascii="Arial" w:cs="Arial" w:eastAsia="Arial" w:hAnsi="Arial"/>
@@ -26293,7 +26293,7 @@
               </w:rPr>
               <w:t xml:space="preserve">Learners constructed regular hexagons and pentagons, drew radii from the centre to each vertex, and observed that every regular polygon decomposes into n congruent </w:t>
             </w:r>
-            <w:del w:id="9322" w:author="Claude (AI) - proposed" w:date="2026-10-15T12:57:54Z">
+            <w:del w:id="9322" w:author="Claude (AI) - proposed" w:date="2026-10-18T00:31:04Z">
               <w:r>
                 <w:rPr>
                   <w:rFonts w:ascii="Arial" w:cs="Arial" w:eastAsia="Arial" w:hAnsi="Arial"/>
@@ -26308,7 +26308,7 @@
                 <w:delText xml:space="preserve">isoceles</w:delText>
               </w:r>
             </w:del>
-            <w:ins w:id="9323" w:author="Claude (AI) - proposed" w:date="2026-10-15T12:57:54Z">
+            <w:ins w:id="9323" w:author="Claude (AI) - proposed" w:date="2026-10-18T00:31:04Z">
               <w:r>
                 <w:rPr>
                   <w:rFonts w:ascii="Arial" w:cs="Arial" w:eastAsia="Arial" w:hAnsi="Arial"/>
@@ -26492,7 +26492,7 @@
         </w:rPr>
         <w:t xml:space="preserve">© 2026 SeaVuria and ARES. Aligned with KICD objectives. Developed by SeaVuria; technical implementation by ARES (with AI assistance from Claude). Licensed under </w:t>
       </w:r>
-      <w:hyperlink w:history="1" r:id="rIduw782sl1d5zat4jfej4h9">
+      <w:hyperlink w:history="1" r:id="rIdupupebzbcte6utqopbeit">
         <w:r>
           <w:rPr>
             <w:rFonts w:ascii="Arial" w:cs="Arial" w:eastAsia="Arial" w:hAnsi="Arial"/>
@@ -26513,7 +26513,7 @@
         </w:rPr>
         <w:t xml:space="preserve"> (</w:t>
       </w:r>
-      <w:hyperlink w:history="1" r:id="rIdhpqnriu8h7hkdikq99hsp">
+      <w:hyperlink w:history="1" r:id="rIdi8ea1q02en1jxitvur52m">
         <w:r>
           <w:rPr>
             <w:rFonts w:ascii="Arial" w:cs="Arial" w:eastAsia="Arial" w:hAnsi="Arial"/>
@@ -27034,7 +27034,7 @@
               </w:rPr>
               <w:t xml:space="preserve">How do we apply</w:t>
             </w:r>
-            <w:ins w:id="9324" w:author="Claude (AI) - proposed" w:date="2026-10-15T12:57:54Z">
+            <w:ins w:id="9324" w:author="Claude (AI) - proposed" w:date="2026-10-18T00:31:04Z">
               <w:r>
                 <w:rPr>
                   <w:rFonts w:ascii="Arial" w:cs="Arial" w:eastAsia="Arial" w:hAnsi="Arial"/>
@@ -27130,7 +27130,7 @@
               </w:rPr>
               <w:t xml:space="preserve">This is Lesson 7 of 8 in the evidence-gathering sequence. Students have previously explored the sine formula (½ab sin C</w:t>
             </w:r>
-            <w:ins w:id="9325" w:author="Claude (AI) - proposed" w:date="2026-10-15T12:57:54Z">
+            <w:ins w:id="9325" w:author="Claude (AI) - proposed" w:date="2026-10-18T00:31:04Z">
               <w:r>
                 <w:rPr>
                   <w:rFonts w:ascii="Arial" w:cs="Arial" w:eastAsia="Arial" w:hAnsi="Arial"/>
@@ -27158,7 +27158,7 @@
               </w:rPr>
               <w:t xml:space="preserve">), Heron's formula</w:t>
             </w:r>
-            <w:del w:id="9326" w:author="Claude (AI) - proposed" w:date="2026-10-15T12:57:54Z">
+            <w:del w:id="9326" w:author="Claude (AI) - proposed" w:date="2026-10-18T00:31:04Z">
               <w:r>
                 <w:rPr>
                   <w:rFonts w:ascii="Arial" w:cs="Arial" w:eastAsia="Arial" w:hAnsi="Arial"/>
@@ -27173,7 +27173,7 @@
                 <w:delText xml:space="preserve">, and areas of parallelograms, trapeziums, kites,</w:delText>
               </w:r>
             </w:del>
-            <w:ins w:id="9327" w:author="Claude (AI) - proposed" w:date="2026-10-15T12:57:54Z">
+            <w:ins w:id="9327" w:author="Claude (AI) - proposed" w:date="2026-10-18T00:31:04Z">
               <w:r>
                 <w:rPr>
                   <w:rFonts w:ascii="Arial" w:cs="Arial" w:eastAsia="Arial" w:hAnsi="Arial"/>
@@ -27201,7 +27201,7 @@
               </w:rPr>
               <w:t xml:space="preserve"> and regular polygons</w:t>
             </w:r>
-            <w:ins w:id="9328" w:author="Claude (AI) - proposed" w:date="2026-10-15T12:57:54Z">
+            <w:ins w:id="9328" w:author="Claude (AI) - proposed" w:date="2026-10-18T00:31:04Z">
               <w:r>
                 <w:rPr>
                   <w:rFonts w:ascii="Arial" w:cs="Arial" w:eastAsia="Arial" w:hAnsi="Arial"/>
@@ -27392,7 +27392,7 @@
               </w:rPr>
               <w:t xml:space="preserve">Students open by revisiting the Nakuru surveyor's five-sided shamba plot — the anchoring phenomenon — and confront the key question: 'We now have all these formulae, but how do we actually solve an irregular five-sided plot?' Through a guided Predict-Observe-Explain cycle, learners discover that decomposing a polygon into triangles by drawing diagonals is the master strategy that unlocks the problem. Working in groups, they decompose two new irregular polygons (an agricultural officer's quadrilateral plot near Eldoret and a pentagonal mural wall at a school in </w:t>
             </w:r>
-            <w:del w:id="9329" w:author="Claude (AI) - proposed" w:date="2026-10-15T12:57:54Z">
+            <w:del w:id="9329" w:author="Claude (AI) - proposed" w:date="2026-10-18T00:31:04Z">
               <w:r>
                 <w:rPr>
                   <w:rFonts w:ascii="Arial" w:cs="Arial" w:eastAsia="Arial" w:hAnsi="Arial"/>
@@ -27407,7 +27407,7 @@
                 <w:delText xml:space="preserve">Nakuru</w:delText>
               </w:r>
             </w:del>
-            <w:ins w:id="9330" w:author="Claude (AI) - proposed" w:date="2026-10-15T12:57:54Z">
+            <w:ins w:id="9330" w:author="Claude (AI) - proposed" w:date="2026-10-18T00:31:04Z">
               <w:r>
                 <w:rPr>
                   <w:rFonts w:ascii="Arial" w:cs="Arial" w:eastAsia="Arial" w:hAnsi="Arial"/>
@@ -27723,7 +27723,7 @@
             <w:pPr>
               <w:spacing w:after="20" w:before="0"/>
             </w:pPr>
-            <w:hyperlink w:history="1" r:id="rIdbv2yldi5nhqi4o-y7gxvo">
+            <w:hyperlink w:history="1" r:id="rIdkgzawa2gbksxkxgtjgw8i">
               <w:r>
                 <w:rPr>
                   <w:rFonts w:ascii="Arial" w:cs="Arial" w:eastAsia="Arial" w:hAnsi="Arial"/>
@@ -27772,7 +27772,7 @@
               <w:spacing w:after="10" w:before="0"/>
               <w:ind w:left="120"/>
             </w:pPr>
-            <w:hyperlink w:history="1" r:id="rIdwixpw_mdwm6dad8au685x">
+            <w:hyperlink w:history="1" r:id="rIdl0in6jawmightujghfka-">
               <w:r>
                 <w:rPr>
                   <w:rFonts w:ascii="Arial" w:cs="Arial" w:eastAsia="Arial" w:hAnsi="Arial"/>
@@ -27834,7 +27834,7 @@
               <w:spacing w:after="10" w:before="0"/>
               <w:ind w:left="120"/>
             </w:pPr>
-            <w:hyperlink w:history="1" r:id="rIdqiuie1oixyglb6yntten9">
+            <w:hyperlink w:history="1" r:id="rId43xv67eivyomb8nvtddri">
               <w:r>
                 <w:rPr>
                   <w:rFonts w:ascii="Arial" w:cs="Arial" w:eastAsia="Arial" w:hAnsi="Arial"/>
@@ -27927,7 +27927,7 @@
               </w:rPr>
               <w:t xml:space="preserve">Display the pentagon ABCDE diagram on the board (or printed worksheet) with the following measurements: AB = </w:t>
             </w:r>
-            <w:del w:id="9331" w:author="Claude (AI) - proposed" w:date="2026-10-15T12:57:54Z">
+            <w:del w:id="9331" w:author="Claude (AI) - proposed" w:date="2026-10-18T00:31:04Z">
               <w:r>
                 <w:rPr>
                   <w:rFonts w:ascii="Arial" w:cs="Arial" w:eastAsia="Arial" w:hAnsi="Arial"/>
@@ -27942,7 +27942,7 @@
                 <w:delText xml:space="preserve">42</w:delText>
               </w:r>
             </w:del>
-            <w:ins w:id="9332" w:author="Claude (AI) - proposed" w:date="2026-10-15T12:57:54Z">
+            <w:ins w:id="9332" w:author="Claude (AI) - proposed" w:date="2026-10-18T00:31:04Z">
               <w:r>
                 <w:rPr>
                   <w:rFonts w:ascii="Arial" w:cs="Arial" w:eastAsia="Arial" w:hAnsi="Arial"/>
@@ -27970,7 +27970,7 @@
               </w:rPr>
               <w:t xml:space="preserve"> m, BC = </w:t>
             </w:r>
-            <w:del w:id="9333" w:author="Claude (AI) - proposed" w:date="2026-10-15T12:57:54Z">
+            <w:del w:id="9333" w:author="Claude (AI) - proposed" w:date="2026-10-18T00:31:04Z">
               <w:r>
                 <w:rPr>
                   <w:rFonts w:ascii="Arial" w:cs="Arial" w:eastAsia="Arial" w:hAnsi="Arial"/>
@@ -27985,7 +27985,7 @@
                 <w:delText xml:space="preserve">38</w:delText>
               </w:r>
             </w:del>
-            <w:ins w:id="9334" w:author="Claude (AI) - proposed" w:date="2026-10-15T12:57:54Z">
+            <w:ins w:id="9334" w:author="Claude (AI) - proposed" w:date="2026-10-18T00:31:04Z">
               <w:r>
                 <w:rPr>
                   <w:rFonts w:ascii="Arial" w:cs="Arial" w:eastAsia="Arial" w:hAnsi="Arial"/>
@@ -28013,7 +28013,7 @@
               </w:rPr>
               <w:t xml:space="preserve"> m, CD = </w:t>
             </w:r>
-            <w:del w:id="9335" w:author="Claude (AI) - proposed" w:date="2026-10-15T12:57:54Z">
+            <w:del w:id="9335" w:author="Claude (AI) - proposed" w:date="2026-10-18T00:31:04Z">
               <w:r>
                 <w:rPr>
                   <w:rFonts w:ascii="Arial" w:cs="Arial" w:eastAsia="Arial" w:hAnsi="Arial"/>
@@ -28028,7 +28028,7 @@
                 <w:delText xml:space="preserve">45</w:delText>
               </w:r>
             </w:del>
-            <w:ins w:id="9336" w:author="Claude (AI) - proposed" w:date="2026-10-15T12:57:54Z">
+            <w:ins w:id="9336" w:author="Claude (AI) - proposed" w:date="2026-10-18T00:31:04Z">
               <w:r>
                 <w:rPr>
                   <w:rFonts w:ascii="Arial" w:cs="Arial" w:eastAsia="Arial" w:hAnsi="Arial"/>
@@ -28056,7 +28056,7 @@
               </w:rPr>
               <w:t xml:space="preserve"> m, DE = </w:t>
             </w:r>
-            <w:del w:id="9337" w:author="Claude (AI) - proposed" w:date="2026-10-15T12:57:54Z">
+            <w:del w:id="9337" w:author="Claude (AI) - proposed" w:date="2026-10-18T00:31:04Z">
               <w:r>
                 <w:rPr>
                   <w:rFonts w:ascii="Arial" w:cs="Arial" w:eastAsia="Arial" w:hAnsi="Arial"/>
@@ -28071,7 +28071,7 @@
                 <w:delText xml:space="preserve">30</w:delText>
               </w:r>
             </w:del>
-            <w:ins w:id="9338" w:author="Claude (AI) - proposed" w:date="2026-10-15T12:57:54Z">
+            <w:ins w:id="9338" w:author="Claude (AI) - proposed" w:date="2026-10-18T00:31:04Z">
               <w:r>
                 <w:rPr>
                   <w:rFonts w:ascii="Arial" w:cs="Arial" w:eastAsia="Arial" w:hAnsi="Arial"/>
@@ -28099,7 +28099,7 @@
               </w:rPr>
               <w:t xml:space="preserve"> m, EA = </w:t>
             </w:r>
-            <w:del w:id="9339" w:author="Claude (AI) - proposed" w:date="2026-10-15T12:57:54Z">
+            <w:del w:id="9339" w:author="Claude (AI) - proposed" w:date="2026-10-18T00:31:04Z">
               <w:r>
                 <w:rPr>
                   <w:rFonts w:ascii="Arial" w:cs="Arial" w:eastAsia="Arial" w:hAnsi="Arial"/>
@@ -28114,7 +28114,7 @@
                 <w:delText xml:space="preserve">50 m; angle ABC = 78°, angle BCD = 65°</w:delText>
               </w:r>
             </w:del>
-            <w:ins w:id="9340" w:author="Claude (AI) - proposed" w:date="2026-10-15T12:57:54Z">
+            <w:ins w:id="9340" w:author="Claude (AI) - proposed" w:date="2026-10-18T00:31:04Z">
               <w:r>
                 <w:rPr>
                   <w:rFonts w:ascii="Arial" w:cs="Arial" w:eastAsia="Arial" w:hAnsi="Arial"/>
@@ -28264,7 +28264,7 @@
             <w:pPr>
               <w:spacing w:after="20" w:before="0"/>
             </w:pPr>
-            <w:hyperlink w:history="1" r:id="rIdqdamiurx2xdtvnznspwic">
+            <w:hyperlink w:history="1" r:id="rIdhmw7rytsafa29k-oaguyx">
               <w:r>
                 <w:rPr>
                   <w:rFonts w:ascii="Arial" w:cs="Arial" w:eastAsia="Arial" w:hAnsi="Arial"/>
@@ -28313,7 +28313,7 @@
               <w:spacing w:after="10" w:before="0"/>
               <w:ind w:left="120"/>
             </w:pPr>
-            <w:hyperlink w:history="1" r:id="rIdv-unj4lz_zhdh6ts9_8wx">
+            <w:hyperlink w:history="1" r:id="rId7_-a4_4nrlybccyu6klfe">
               <w:r>
                 <w:rPr>
                   <w:rFonts w:ascii="Arial" w:cs="Arial" w:eastAsia="Arial" w:hAnsi="Arial"/>
@@ -28375,7 +28375,7 @@
               <w:spacing w:after="10" w:before="0"/>
               <w:ind w:left="120"/>
             </w:pPr>
-            <w:hyperlink w:history="1" r:id="rIdz3o7dge4yktwkiyqmu8wu">
+            <w:hyperlink w:history="1" r:id="rIdd1rja97symx5cshbopjpd">
               <w:r>
                 <w:rPr>
                   <w:rFonts w:ascii="Arial" w:cs="Arial" w:eastAsia="Arial" w:hAnsi="Arial"/>
@@ -28435,7 +28435,7 @@
               </w:rPr>
               <w:t xml:space="preserve">Students work in groups of four to complete a structured 'Decomposition Discovery' activity using three worked examples presented on printed cards (or the board). Card 1: A quadrilateral PQRS (agricultural officer's plot near Eldoret) with PQ = 60 m, QR = 45 m, </w:t>
             </w:r>
-            <w:del w:id="9341" w:author="Claude (AI) - proposed" w:date="2026-10-15T12:57:54Z">
+            <w:del w:id="9341" w:author="Claude (AI) - proposed" w:date="2026-10-18T00:31:04Z">
               <w:r>
                 <w:rPr>
                   <w:rFonts w:ascii="Arial" w:cs="Arial" w:eastAsia="Arial" w:hAnsi="Arial"/>
@@ -28450,7 +28450,7 @@
                 <w:delText xml:space="preserve">PR = 75 m (diagonal)</w:delText>
               </w:r>
             </w:del>
-            <w:ins w:id="9342" w:author="Claude (AI) - proposed" w:date="2026-10-15T12:57:54Z">
+            <w:ins w:id="9342" w:author="Claude (AI) - proposed" w:date="2026-10-18T00:31:04Z">
               <w:r>
                 <w:rPr>
                   <w:rFonts w:ascii="Arial" w:cs="Arial" w:eastAsia="Arial" w:hAnsi="Arial"/>
@@ -28478,7 +28478,7 @@
               </w:rPr>
               <w:t xml:space="preserve">, RS = 50 m, SP = 55 m</w:t>
             </w:r>
-            <w:del w:id="9343" w:author="Claude (AI) - proposed" w:date="2026-10-15T12:57:54Z">
+            <w:del w:id="9343" w:author="Claude (AI) - proposed" w:date="2026-10-18T00:31:04Z">
               <w:r>
                 <w:rPr>
                   <w:rFonts w:ascii="Arial" w:cs="Arial" w:eastAsia="Arial" w:hAnsi="Arial"/>
@@ -28506,7 +28506,7 @@
               </w:rPr>
               <w:t xml:space="preserve">. Card 2: A step-by-step demonstration (teacher-led) of how pentagon ABCDE from the phenomenon is split into three triangles by drawing diagonals AC and AD from vertex A, creating triangles ABC, ACD, and ADE. Card 3: A partially solved example of a pentagonal mural wall at </w:t>
             </w:r>
-            <w:del w:id="9344" w:author="Claude (AI) - proposed" w:date="2026-10-15T12:57:54Z">
+            <w:del w:id="9344" w:author="Claude (AI) - proposed" w:date="2026-10-18T00:31:04Z">
               <w:r>
                 <w:rPr>
                   <w:rFonts w:ascii="Arial" w:cs="Arial" w:eastAsia="Arial" w:hAnsi="Arial"/>
@@ -28521,7 +28521,7 @@
                 <w:delText xml:space="preserve">a Nakuru</w:delText>
               </w:r>
             </w:del>
-            <w:ins w:id="9345" w:author="Claude (AI) - proposed" w:date="2026-10-15T12:57:54Z">
+            <w:ins w:id="9345" w:author="Claude (AI) - proposed" w:date="2026-10-18T00:31:04Z">
               <w:r>
                 <w:rPr>
                   <w:rFonts w:ascii="Arial" w:cs="Arial" w:eastAsia="Arial" w:hAnsi="Arial"/>
@@ -28549,7 +28549,7 @@
               </w:rPr>
               <w:t xml:space="preserve"> school (side lengths only — no angles</w:t>
             </w:r>
-            <w:ins w:id="9346" w:author="Claude (AI) - proposed" w:date="2026-10-15T12:57:54Z">
+            <w:ins w:id="9346" w:author="Claude (AI) - proposed" w:date="2026-10-18T00:31:04Z">
               <w:r>
                 <w:rPr>
                   <w:rFonts w:ascii="Arial" w:cs="Arial" w:eastAsia="Arial" w:hAnsi="Arial"/>
@@ -28676,7 +28676,7 @@
               </w:rPr>
               <w:t xml:space="preserve">Observable indicator: Each group's annotated diagram shows (a) correct non-overlapping triangles, (b) correct formula labels matched to available measurements. Teacher checks specifically: Does each group correctly identify that triangle ACD in the pentagon example has three known sides (suitable for Heron's formula) while triangle ABC has two sides and an included angle (suitable for ½ab sin C)? Groups that label both as 'Heron's formula' need targeted questioning: 'Do you know angle </w:t>
             </w:r>
-            <w:del w:id="9347" w:author="Claude (AI) - proposed" w:date="2026-10-15T12:57:54Z">
+            <w:del w:id="9347" w:author="Claude (AI) - proposed" w:date="2026-10-18T00:31:04Z">
               <w:r>
                 <w:rPr>
                   <w:rFonts w:ascii="Arial" w:cs="Arial" w:eastAsia="Arial" w:hAnsi="Arial"/>
@@ -28691,7 +28691,7 @@
                 <w:delText xml:space="preserve">B</w:delText>
               </w:r>
             </w:del>
-            <w:ins w:id="9348" w:author="Claude (AI) - proposed" w:date="2026-10-15T12:57:54Z">
+            <w:ins w:id="9348" w:author="Claude (AI) - proposed" w:date="2026-10-18T00:31:04Z">
               <w:r>
                 <w:rPr>
                   <w:rFonts w:ascii="Arial" w:cs="Arial" w:eastAsia="Arial" w:hAnsi="Arial"/>
@@ -28775,7 +28775,7 @@
             <w:pPr>
               <w:spacing w:after="20" w:before="0"/>
             </w:pPr>
-            <w:hyperlink w:history="1" r:id="rId6cqqnpbdz2vfwwlvmukza">
+            <w:hyperlink w:history="1" r:id="rIdg7ks0ougs-4w382dnloa3">
               <w:r>
                 <w:rPr>
                   <w:rFonts w:ascii="Arial" w:cs="Arial" w:eastAsia="Arial" w:hAnsi="Arial"/>
@@ -28824,7 +28824,7 @@
               <w:spacing w:after="10" w:before="0"/>
               <w:ind w:left="120"/>
             </w:pPr>
-            <w:hyperlink w:history="1" r:id="rId-eunsfyiprtccegtamvj3">
+            <w:hyperlink w:history="1" r:id="rIdlekhdfms03bzhfmsxgwbm">
               <w:r>
                 <w:rPr>
                   <w:rFonts w:ascii="Arial" w:cs="Arial" w:eastAsia="Arial" w:hAnsi="Arial"/>
@@ -28886,7 +28886,7 @@
               <w:spacing w:after="10" w:before="0"/>
               <w:ind w:left="120"/>
             </w:pPr>
-            <w:hyperlink w:history="1" r:id="rIdkrg69ynekdytvqfvyfa4q">
+            <w:hyperlink w:history="1" r:id="rId1abkhhyvbqupwllqgo4b4">
               <w:r>
                 <w:rPr>
                   <w:rFonts w:ascii="Arial" w:cs="Arial" w:eastAsia="Arial" w:hAnsi="Arial"/>
@@ -28946,7 +28946,7 @@
               </w:rPr>
               <w:t xml:space="preserve">Students now carry out the full calculations for two problems: (A) The agricultural officer's quadrilateral PQRS plot near Eldoret — decomposed into two triangles, with one triangle solved using ½ab sin C and the other using Heron's formula; (B) The pentagonal mural wall at the </w:t>
             </w:r>
-            <w:del w:id="9349" w:author="Claude (AI) - proposed" w:date="2026-10-15T12:57:54Z">
+            <w:del w:id="9349" w:author="Claude (AI) - proposed" w:date="2026-10-18T00:31:04Z">
               <w:r>
                 <w:rPr>
                   <w:rFonts w:ascii="Arial" w:cs="Arial" w:eastAsia="Arial" w:hAnsi="Arial"/>
@@ -28961,7 +28961,7 @@
                 <w:delText xml:space="preserve">Nakuru</w:delText>
               </w:r>
             </w:del>
-            <w:ins w:id="9350" w:author="Claude (AI) - proposed" w:date="2026-10-15T12:57:54Z">
+            <w:ins w:id="9350" w:author="Claude (AI) - proposed" w:date="2026-10-18T00:31:04Z">
               <w:r>
                 <w:rPr>
                   <w:rFonts w:ascii="Arial" w:cs="Arial" w:eastAsia="Arial" w:hAnsi="Arial"/>
@@ -29022,7 +29022,7 @@
               </w:rPr>
               <w:t xml:space="preserve">Say verbatim: 'Now we calculate.</w:t>
             </w:r>
-            <w:ins w:id="9351" w:author="Claude (AI) - proposed" w:date="2026-10-15T12:57:54Z">
+            <w:ins w:id="9351" w:author="Claude (AI) - proposed" w:date="2026-10-18T00:31:04Z">
               <w:r>
                 <w:rPr>
                   <w:rFonts w:ascii="Arial" w:cs="Arial" w:eastAsia="Arial" w:hAnsi="Arial"/>
@@ -29050,7 +29050,7 @@
               </w:rPr>
               <w:t xml:space="preserve"> Work through Problem A first — quadrilateral PQRS. Write the formula, show every substitution, and box your final answer in square metres. You have 12 minutes.' Circulate constantly. At each group, ask at least one targeted question: 'You found s for triangle PQR — what does s represent physically in the context of this farm plot?' and 'When you calculated ½ × PQ × QR × sin(PQR), what would happen to the area if angle PQR were 90°? Would it be larger or smaller than now?' (</w:t>
             </w:r>
-            <w:ins w:id="9352" w:author="Claude (AI) - proposed" w:date="2026-10-15T12:57:54Z">
+            <w:ins w:id="9352" w:author="Claude (AI) - proposed" w:date="2026-10-18T00:31:04Z">
               <w:r>
                 <w:rPr>
                   <w:rFonts w:ascii="Arial" w:cs="Arial" w:eastAsia="Arial" w:hAnsi="Arial"/>
@@ -29078,7 +29078,7 @@
               </w:rPr>
               <w:t xml:space="preserve">Wait 12 seconds after each question.) After 12 minutes, cold-call one group to present Problem A on the board. Say: 'Class, as this group presents, track their working against yours. If you see a difference, put your hand up.' Address errors immediately. Then say: 'Now Problem B — the pentagonal mural wall. Three triangles, all Heron's formula. You have </w:t>
             </w:r>
-            <w:del w:id="9353" w:author="Claude (AI) - proposed" w:date="2026-10-15T12:57:54Z">
+            <w:del w:id="9353" w:author="Claude (AI) - proposed" w:date="2026-10-18T00:31:04Z">
               <w:r>
                 <w:rPr>
                   <w:rFonts w:ascii="Arial" w:cs="Arial" w:eastAsia="Arial" w:hAnsi="Arial"/>
@@ -29093,7 +29093,7 @@
                 <w:delText xml:space="preserve">15 minutes</w:delText>
               </w:r>
             </w:del>
-            <w:ins w:id="9354" w:author="Claude (AI) - proposed" w:date="2026-10-15T12:57:54Z">
+            <w:ins w:id="9354" w:author="Claude (AI) - proposed" w:date="2026-10-18T00:31:04Z">
               <w:r>
                 <w:rPr>
                   <w:rFonts w:ascii="Arial" w:cs="Arial" w:eastAsia="Arial" w:hAnsi="Arial"/>
@@ -29121,7 +29121,7 @@
               </w:rPr>
               <w:t xml:space="preserve">.' After calculations, conduct whole-class consolidation. Draw the original pentagon ABCDE (surveyor's shamba) on the board and say verbatim: 'This is where we started </w:t>
             </w:r>
-            <w:del w:id="9355" w:author="Claude (AI) - proposed" w:date="2026-10-15T12:57:54Z">
+            <w:del w:id="9355" w:author="Claude (AI) - proposed" w:date="2026-10-18T00:31:04Z">
               <w:r>
                 <w:rPr>
                   <w:rFonts w:ascii="Arial" w:cs="Arial" w:eastAsia="Arial" w:hAnsi="Arial"/>
@@ -29136,7 +29136,7 @@
                 <w:delText xml:space="preserve">seven</w:delText>
               </w:r>
             </w:del>
-            <w:ins w:id="9356" w:author="Claude (AI) - proposed" w:date="2026-10-15T12:57:54Z">
+            <w:ins w:id="9356" w:author="Claude (AI) - proposed" w:date="2026-10-18T00:31:04Z">
               <w:r>
                 <w:rPr>
                   <w:rFonts w:ascii="Arial" w:cs="Arial" w:eastAsia="Arial" w:hAnsi="Arial"/>
@@ -29230,7 +29230,7 @@
               </w:rPr>
               <w:t xml:space="preserve">Observable indicator: Student books show (1) a correctly labelled decomposition diagram, (2) the correct formula stated before substitution, (3) correct calculation of s (for Heron's) or correct identification of the included angle (for sine formula), (4) correct summation of triangle areas. Teacher specifically checks: Does the student round intermediate values consistently? Is the final answer expressed in square metres (m²)? Any student whose total polygon area for PQRS differs by more than 5% from the answer key should be asked to re-check their value of s or their sine calculation before the lesson ends.</w:t>
             </w:r>
-            <w:ins w:id="9357" w:author="Claude (AI) - proposed" w:date="2026-10-15T12:57:54Z">
+            <w:ins w:id="9357" w:author="Claude (AI) - proposed" w:date="2026-10-18T00:31:04Z">
               <w:r>
                 <w:rPr>
                   <w:rFonts w:ascii="Arial" w:cs="Arial" w:eastAsia="Arial" w:hAnsi="Arial"/>
@@ -29301,7 +29301,7 @@
             <w:pPr>
               <w:spacing w:after="20" w:before="0"/>
             </w:pPr>
-            <w:hyperlink w:history="1" r:id="rIdhv9vira75-sf261nj95iv">
+            <w:hyperlink w:history="1" r:id="rIdjb4llzo4nhbzpfwqxgk5q">
               <w:r>
                 <w:rPr>
                   <w:rFonts w:ascii="Arial" w:cs="Arial" w:eastAsia="Arial" w:hAnsi="Arial"/>
@@ -29350,7 +29350,7 @@
               <w:spacing w:after="10" w:before="0"/>
               <w:ind w:left="120"/>
             </w:pPr>
-            <w:hyperlink w:history="1" r:id="rIdhhuwh0zzry_sb_pip9fs_">
+            <w:hyperlink w:history="1" r:id="rIdvjfygxqd9p2spua9uh3xk">
               <w:r>
                 <w:rPr>
                   <w:rFonts w:ascii="Arial" w:cs="Arial" w:eastAsia="Arial" w:hAnsi="Arial"/>
@@ -29412,7 +29412,7 @@
               <w:spacing w:after="10" w:before="0"/>
               <w:ind w:left="120"/>
             </w:pPr>
-            <w:hyperlink w:history="1" r:id="rIdyihctadvbofsdh5w_ngl4">
+            <w:hyperlink w:history="1" r:id="rId4xbq_7jzqkdumuc_wbbz2">
               <w:r>
                 <w:rPr>
                   <w:rFonts w:ascii="Arial" w:cs="Arial" w:eastAsia="Arial" w:hAnsi="Arial"/>
@@ -29627,7 +29627,7 @@
             <w:pPr>
               <w:spacing w:after="20" w:before="0"/>
             </w:pPr>
-            <w:hyperlink w:history="1" r:id="rIduhct9nfeh4gwe8jm4_j4f">
+            <w:hyperlink w:history="1" r:id="rIdie8arfxk6u8zxukmcf2s1">
               <w:r>
                 <w:rPr>
                   <w:rFonts w:ascii="Arial" w:cs="Arial" w:eastAsia="Arial" w:hAnsi="Arial"/>
@@ -29676,7 +29676,7 @@
               <w:spacing w:after="10" w:before="0"/>
               <w:ind w:left="120"/>
             </w:pPr>
-            <w:hyperlink w:history="1" r:id="rIdtycbikcizkn-utuqc8qsr">
+            <w:hyperlink w:history="1" r:id="rId41tbjtri9vlihmi2f4mhc">
               <w:r>
                 <w:rPr>
                   <w:rFonts w:ascii="Arial" w:cs="Arial" w:eastAsia="Arial" w:hAnsi="Arial"/>
@@ -29738,7 +29738,7 @@
               <w:spacing w:after="10" w:before="0"/>
               <w:ind w:left="120"/>
             </w:pPr>
-            <w:hyperlink w:history="1" r:id="rIdwtu5fhbvikblrg04gywtu">
+            <w:hyperlink w:history="1" r:id="rIdm37kcpbj2gr5b4chf3ved">
               <w:r>
                 <w:rPr>
                   <w:rFonts w:ascii="Arial" w:cs="Arial" w:eastAsia="Arial" w:hAnsi="Arial"/>
@@ -30122,7 +30122,7 @@
               </w:rPr>
               <w:t xml:space="preserve">We observed that the surveyor's five-sided shamba in Nakuru — and both the agricultural officer's quadrilateral plot near Eldoret and the pentagonal mural wall at the </w:t>
             </w:r>
-            <w:del w:id="9358" w:author="Claude (AI) - proposed" w:date="2026-10-15T12:57:54Z">
+            <w:del w:id="9358" w:author="Claude (AI) - proposed" w:date="2026-10-18T00:31:04Z">
               <w:r>
                 <w:rPr>
                   <w:rFonts w:ascii="Arial" w:cs="Arial" w:eastAsia="Arial" w:hAnsi="Arial"/>
@@ -30137,7 +30137,7 @@
                 <w:delText xml:space="preserve">Nakuru</w:delText>
               </w:r>
             </w:del>
-            <w:ins w:id="9359" w:author="Claude (AI) - proposed" w:date="2026-10-15T12:57:54Z">
+            <w:ins w:id="9359" w:author="Claude (AI) - proposed" w:date="2026-10-18T00:31:04Z">
               <w:r>
                 <w:rPr>
                   <w:rFonts w:ascii="Arial" w:cs="Arial" w:eastAsia="Arial" w:hAnsi="Arial"/>
@@ -30321,7 +30321,7 @@
         </w:rPr>
         <w:t xml:space="preserve">© 2026 SeaVuria and ARES. Aligned with KICD objectives. Developed by SeaVuria; technical implementation by ARES (with AI assistance from Claude). Licensed under </w:t>
       </w:r>
-      <w:hyperlink w:history="1" r:id="rIdha7zazv1ts7f31xy9_xx4">
+      <w:hyperlink w:history="1" r:id="rIdejsn6j3e6mbeslswxirgn">
         <w:r>
           <w:rPr>
             <w:rFonts w:ascii="Arial" w:cs="Arial" w:eastAsia="Arial" w:hAnsi="Arial"/>
@@ -30342,7 +30342,7 @@
         </w:rPr>
         <w:t xml:space="preserve"> (</w:t>
       </w:r>
-      <w:hyperlink w:history="1" r:id="rIdwpfu33qxofxr4xgkrkhii">
+      <w:hyperlink w:history="1" r:id="rId48rkcct21pnrj5kpqsjug">
         <w:r>
           <w:rPr>
             <w:rFonts w:ascii="Arial" w:cs="Arial" w:eastAsia="Arial" w:hAnsi="Arial"/>
@@ -30659,7 +30659,7 @@
               </w:rPr>
               <w:t xml:space="preserve">Learners demonstrate integrated knowledge of: (a) the sine rule for triangle area (A = ½ab sin C), (b) Heron's formula (A = √[s(s−a)(s−b)(s−c)]), (c) area formulas for parallelograms, </w:t>
             </w:r>
-            <w:del w:id="9360" w:author="Claude (AI) - proposed" w:date="2026-10-15T12:57:54Z">
+            <w:del w:id="9360" w:author="Claude (AI) - proposed" w:date="2026-10-18T00:31:04Z">
               <w:r>
                 <w:rPr>
                   <w:rFonts w:ascii="Arial" w:cs="Arial" w:eastAsia="Arial" w:hAnsi="Arial"/>
@@ -30674,7 +30674,7 @@
                 <w:delText xml:space="preserve">trapezoids</w:delText>
               </w:r>
             </w:del>
-            <w:ins w:id="9361" w:author="Claude (AI) - proposed" w:date="2026-10-15T12:57:54Z">
+            <w:ins w:id="9361" w:author="Claude (AI) - proposed" w:date="2026-10-18T00:31:04Z">
               <w:r>
                 <w:rPr>
                   <w:rFonts w:ascii="Arial" w:cs="Arial" w:eastAsia="Arial" w:hAnsi="Arial"/>
@@ -30906,7 +30906,7 @@
               </w:rPr>
               <w:t xml:space="preserve">How do we apply</w:t>
             </w:r>
-            <w:ins w:id="9362" w:author="Claude (AI) - proposed" w:date="2026-10-15T12:57:54Z">
+            <w:ins w:id="9362" w:author="Claude (AI) - proposed" w:date="2026-10-18T00:31:04Z">
               <w:r>
                 <w:rPr>
                   <w:rFonts w:ascii="Arial" w:cs="Arial" w:eastAsia="Arial" w:hAnsi="Arial"/>
@@ -31453,7 +31453,7 @@
             <w:pPr>
               <w:spacing w:after="20" w:before="0"/>
             </w:pPr>
-            <w:hyperlink w:history="1" r:id="rIdl4qf_ttbe1ptkbzevncj1">
+            <w:hyperlink w:history="1" r:id="rIdwamxnlrnkhips1qu0kdqa">
               <w:r>
                 <w:rPr>
                   <w:rFonts w:ascii="Arial" w:cs="Arial" w:eastAsia="Arial" w:hAnsi="Arial"/>
@@ -31486,7 +31486,7 @@
               <w:spacing w:after="10" w:before="0"/>
               <w:ind w:left="120"/>
             </w:pPr>
-            <w:hyperlink w:history="1" r:id="rIdf_f41d4khwcirsvzqbc8n">
+            <w:hyperlink w:history="1" r:id="rId6vnlvk7jo954sf9zksq-o">
               <w:r>
                 <w:rPr>
                   <w:rFonts w:ascii="Arial" w:cs="Arial" w:eastAsia="Arial" w:hAnsi="Arial"/>
@@ -31531,7 +31531,7 @@
             <w:pPr>
               <w:spacing w:after="20" w:before="0"/>
             </w:pPr>
-            <w:hyperlink w:history="1" r:id="rIdxguzhuy-2vrrq3p7ni9xu">
+            <w:hyperlink w:history="1" r:id="rIdzayqhpkfvruf4jdky7c6f">
               <w:r>
                 <w:rPr>
                   <w:rFonts w:ascii="Arial" w:cs="Arial" w:eastAsia="Arial" w:hAnsi="Arial"/>
@@ -31564,7 +31564,7 @@
               <w:spacing w:after="10" w:before="0"/>
               <w:ind w:left="120"/>
             </w:pPr>
-            <w:hyperlink w:history="1" r:id="rIdbzbrt6vjaxhrh2bewrokd">
+            <w:hyperlink w:history="1" r:id="rId1x3e07oakbqdncknb1rai">
               <w:r>
                 <w:rPr>
                   <w:rFonts w:ascii="Arial" w:cs="Arial" w:eastAsia="Arial" w:hAnsi="Arial"/>
@@ -31764,7 +31764,7 @@
             <w:pPr>
               <w:spacing w:after="20" w:before="0"/>
             </w:pPr>
-            <w:hyperlink w:history="1" r:id="rIdfdbt1i_7a1qxmo2ituyl2">
+            <w:hyperlink w:history="1" r:id="rIdo1tofv3qotcvz_u1-0opb">
               <w:r>
                 <w:rPr>
                   <w:rFonts w:ascii="Arial" w:cs="Arial" w:eastAsia="Arial" w:hAnsi="Arial"/>
@@ -31797,7 +31797,7 @@
               <w:spacing w:after="10" w:before="0"/>
               <w:ind w:left="120"/>
             </w:pPr>
-            <w:hyperlink w:history="1" r:id="rIdxtax1rfjij4nhmx_gdjgu">
+            <w:hyperlink w:history="1" r:id="rIdicyh-cszujukqhzymhzq-">
               <w:r>
                 <w:rPr>
                   <w:rFonts w:ascii="Arial" w:cs="Arial" w:eastAsia="Arial" w:hAnsi="Arial"/>
@@ -31842,7 +31842,7 @@
             <w:pPr>
               <w:spacing w:after="20" w:before="0"/>
             </w:pPr>
-            <w:hyperlink w:history="1" r:id="rIdgo644hmwcebidsailftlc">
+            <w:hyperlink w:history="1" r:id="rIdzlddxkj2amuhryulxgaqn">
               <w:r>
                 <w:rPr>
                   <w:rFonts w:ascii="Arial" w:cs="Arial" w:eastAsia="Arial" w:hAnsi="Arial"/>
@@ -31875,7 +31875,7 @@
               <w:spacing w:after="10" w:before="0"/>
               <w:ind w:left="120"/>
             </w:pPr>
-            <w:hyperlink w:history="1" r:id="rIdxez_qqhmxz5beb-utjsv4">
+            <w:hyperlink w:history="1" r:id="rIdnum9ogpofcfjyjxe0ggtr">
               <w:r>
                 <w:rPr>
                   <w:rFonts w:ascii="Arial" w:cs="Arial" w:eastAsia="Arial" w:hAnsi="Arial"/>
@@ -32019,7 +32019,7 @@
               </w:rPr>
               <w:t xml:space="preserve">Teacher observes which sticky notes are moved and reads the justifications written on the back. Observable indicator: learner's written justification references a specific formula or strategy learned in a named lesson (e.g., 'In Lesson </w:t>
             </w:r>
-            <w:del w:id="9363" w:author="Claude (AI) - proposed" w:date="2026-10-15T12:57:54Z">
+            <w:del w:id="9363" w:author="Claude (AI) - proposed" w:date="2026-10-18T00:31:04Z">
               <w:r>
                 <w:rPr>
                   <w:rFonts w:ascii="Arial" w:cs="Arial" w:eastAsia="Arial" w:hAnsi="Arial"/>
@@ -32034,7 +32034,7 @@
                 <w:delText xml:space="preserve">5</w:delText>
               </w:r>
             </w:del>
-            <w:ins w:id="9364" w:author="Claude (AI) - proposed" w:date="2026-10-15T12:57:54Z">
+            <w:ins w:id="9364" w:author="Claude (AI) - proposed" w:date="2026-10-18T00:31:04Z">
               <w:r>
                 <w:rPr>
                   <w:rFonts w:ascii="Arial" w:cs="Arial" w:eastAsia="Arial" w:hAnsi="Arial"/>
@@ -32118,7 +32118,7 @@
             <w:pPr>
               <w:spacing w:after="20" w:before="0"/>
             </w:pPr>
-            <w:hyperlink w:history="1" r:id="rIdychzgknceenp54ug7qa1z">
+            <w:hyperlink w:history="1" r:id="rIdwsjryhlodm-2bdvyaevq4">
               <w:r>
                 <w:rPr>
                   <w:rFonts w:ascii="Arial" w:cs="Arial" w:eastAsia="Arial" w:hAnsi="Arial"/>
@@ -32151,7 +32151,7 @@
               <w:spacing w:after="10" w:before="0"/>
               <w:ind w:left="120"/>
             </w:pPr>
-            <w:hyperlink w:history="1" r:id="rIdxkwyysollaum4pjci9t4v">
+            <w:hyperlink w:history="1" r:id="rIdbynkgmf0sdutv5fqiwcpe">
               <w:r>
                 <w:rPr>
                   <w:rFonts w:ascii="Arial" w:cs="Arial" w:eastAsia="Arial" w:hAnsi="Arial"/>
@@ -32196,7 +32196,7 @@
             <w:pPr>
               <w:spacing w:after="20" w:before="0"/>
             </w:pPr>
-            <w:hyperlink w:history="1" r:id="rIdltl6hs68dhe19ri-_zdti">
+            <w:hyperlink w:history="1" r:id="rIde3mzy7h_vg_9lzse0dzvl">
               <w:r>
                 <w:rPr>
                   <w:rFonts w:ascii="Arial" w:cs="Arial" w:eastAsia="Arial" w:hAnsi="Arial"/>
@@ -32229,7 +32229,7 @@
               <w:spacing w:after="10" w:before="0"/>
               <w:ind w:left="120"/>
             </w:pPr>
-            <w:hyperlink w:history="1" r:id="rIdij_35gxctmjtttjftnak4">
+            <w:hyperlink w:history="1" r:id="rId9qj_lxbrkfz3bujed97az">
               <w:r>
                 <w:rPr>
                   <w:rFonts w:ascii="Arial" w:cs="Arial" w:eastAsia="Arial" w:hAnsi="Arial"/>
@@ -32274,7 +32274,7 @@
               </w:rPr>
               <w:t xml:space="preserve">Groups of four receive the 'Nakuru County Land &amp; Design Challenge' problem card — a rich, mixed-context problem set containing four interconnected scenarios all tied to the anchoring phenomenon: (1) The five-sided shamba</w:t>
             </w:r>
-            <w:del w:id="9365" w:author="Claude (AI) - proposed" w:date="2026-10-15T12:57:54Z">
+            <w:del w:id="9365" w:author="Claude (AI) - proposed" w:date="2026-10-18T00:31:04Z">
               <w:r>
                 <w:rPr>
                   <w:rFonts w:ascii="Arial" w:cs="Arial" w:eastAsia="Arial" w:hAnsi="Arial"/>
@@ -32289,7 +32289,7 @@
                 <w:delText xml:space="preserve">: given three side lengths and two included angles,</w:delText>
               </w:r>
             </w:del>
-            <w:ins w:id="9366" w:author="Claude (AI) - proposed" w:date="2026-10-15T12:57:54Z">
+            <w:ins w:id="9366" w:author="Claude (AI) - proposed" w:date="2026-10-18T00:31:04Z">
               <w:r>
                 <w:rPr>
                   <w:rFonts w:ascii="Arial" w:cs="Arial" w:eastAsia="Arial" w:hAnsi="Arial"/>
@@ -32317,7 +32317,7 @@
               </w:rPr>
               <w:t xml:space="preserve"> decompose the plot into </w:t>
             </w:r>
-            <w:del w:id="9367" w:author="Claude (AI) - proposed" w:date="2026-10-15T12:57:54Z">
+            <w:del w:id="9367" w:author="Claude (AI) - proposed" w:date="2026-10-18T00:31:04Z">
               <w:r>
                 <w:rPr>
                   <w:rFonts w:ascii="Arial" w:cs="Arial" w:eastAsia="Arial" w:hAnsi="Arial"/>
@@ -32332,7 +32332,7 @@
                 <w:delText xml:space="preserve">three triangles</w:delText>
               </w:r>
             </w:del>
-            <w:ins w:id="9368" w:author="Claude (AI) - proposed" w:date="2026-10-15T12:57:54Z">
+            <w:ins w:id="9368" w:author="Claude (AI) - proposed" w:date="2026-10-18T00:31:04Z">
               <w:r>
                 <w:rPr>
                   <w:rFonts w:ascii="Arial" w:cs="Arial" w:eastAsia="Arial" w:hAnsi="Arial"/>
@@ -32360,7 +32360,7 @@
               </w:rPr>
               <w:t xml:space="preserve">, apply the sine formula and Heron's formula as appropriate, and find the total area in hectares</w:t>
             </w:r>
-            <w:ins w:id="9369" w:author="Claude (AI) - proposed" w:date="2026-10-15T12:57:54Z">
+            <w:ins w:id="9369" w:author="Claude (AI) - proposed" w:date="2026-10-18T00:31:04Z">
               <w:r>
                 <w:rPr>
                   <w:rFonts w:ascii="Arial" w:cs="Arial" w:eastAsia="Arial" w:hAnsi="Arial"/>
@@ -32388,7 +32388,7 @@
               </w:rPr>
               <w:t xml:space="preserve">. (2) A parallelogram-shaped maize field in Kericho</w:t>
             </w:r>
-            <w:ins w:id="9370" w:author="Claude (AI) - proposed" w:date="2026-10-15T12:57:54Z">
+            <w:ins w:id="9370" w:author="Claude (AI) - proposed" w:date="2026-10-18T00:31:04Z">
               <w:r>
                 <w:rPr>
                   <w:rFonts w:ascii="Arial" w:cs="Arial" w:eastAsia="Arial" w:hAnsi="Arial"/>
@@ -32416,7 +32416,7 @@
               </w:rPr>
               <w:t xml:space="preserve">: find its area </w:t>
             </w:r>
-            <w:del w:id="9371" w:author="Claude (AI) - proposed" w:date="2026-10-15T12:57:54Z">
+            <w:del w:id="9371" w:author="Claude (AI) - proposed" w:date="2026-10-18T00:31:04Z">
               <w:r>
                 <w:rPr>
                   <w:rFonts w:ascii="Arial" w:cs="Arial" w:eastAsia="Arial" w:hAnsi="Arial"/>
@@ -32431,7 +32431,7 @@
                 <w:delText xml:space="preserve">given base and height, then find</w:delText>
               </w:r>
             </w:del>
-            <w:ins w:id="9372" w:author="Claude (AI) - proposed" w:date="2026-10-15T12:57:54Z">
+            <w:ins w:id="9372" w:author="Claude (AI) - proposed" w:date="2026-10-18T00:31:04Z">
               <w:r>
                 <w:rPr>
                   <w:rFonts w:ascii="Arial" w:cs="Arial" w:eastAsia="Arial" w:hAnsi="Arial"/>
@@ -32459,7 +32459,7 @@
               </w:rPr>
               <w:t xml:space="preserve"> the cost of ploughing at KSh 3,500 per hectare</w:t>
             </w:r>
-            <w:ins w:id="9373" w:author="Claude (AI) - proposed" w:date="2026-10-15T12:57:54Z">
+            <w:ins w:id="9373" w:author="Claude (AI) - proposed" w:date="2026-10-18T00:31:04Z">
               <w:r>
                 <w:rPr>
                   <w:rFonts w:ascii="Arial" w:cs="Arial" w:eastAsia="Arial" w:hAnsi="Arial"/>
@@ -32487,7 +32487,7 @@
               </w:rPr>
               <w:t xml:space="preserve">. (3) A decorative kite-shaped tile design for a new community centre in Kisumu</w:t>
             </w:r>
-            <w:ins w:id="9374" w:author="Claude (AI) - proposed" w:date="2026-10-15T12:57:54Z">
+            <w:ins w:id="9374" w:author="Claude (AI) - proposed" w:date="2026-10-18T00:31:04Z">
               <w:r>
                 <w:rPr>
                   <w:rFonts w:ascii="Arial" w:cs="Arial" w:eastAsia="Arial" w:hAnsi="Arial"/>
@@ -32515,7 +32515,7 @@
               </w:rPr>
               <w:t xml:space="preserve">: find the tile's area </w:t>
             </w:r>
-            <w:del w:id="9375" w:author="Claude (AI) - proposed" w:date="2026-10-15T12:57:54Z">
+            <w:del w:id="9375" w:author="Claude (AI) - proposed" w:date="2026-10-18T00:31:04Z">
               <w:r>
                 <w:rPr>
                   <w:rFonts w:ascii="Arial" w:cs="Arial" w:eastAsia="Arial" w:hAnsi="Arial"/>
@@ -32530,7 +32530,7 @@
                 <w:delText xml:space="preserve">given both diagonals</w:delText>
               </w:r>
             </w:del>
-            <w:ins w:id="9376" w:author="Claude (AI) - proposed" w:date="2026-10-15T12:57:54Z">
+            <w:ins w:id="9376" w:author="Claude (AI) - proposed" w:date="2026-10-18T00:31:04Z">
               <w:r>
                 <w:rPr>
                   <w:rFonts w:ascii="Arial" w:cs="Arial" w:eastAsia="Arial" w:hAnsi="Arial"/>
@@ -32558,7 +32558,7 @@
               </w:rPr>
               <w:t xml:space="preserve">. (4) A regular hexagonal water harvesting tank base in Nakuru</w:t>
             </w:r>
-            <w:ins w:id="9377" w:author="Claude (AI) - proposed" w:date="2026-10-15T12:57:54Z">
+            <w:ins w:id="9377" w:author="Claude (AI) - proposed" w:date="2026-10-18T00:31:04Z">
               <w:r>
                 <w:rPr>
                   <w:rFonts w:ascii="Arial" w:cs="Arial" w:eastAsia="Arial" w:hAnsi="Arial"/>
@@ -32586,7 +32586,7 @@
               </w:rPr>
               <w:t xml:space="preserve">: find its floor area using A = ns²/[4 tan(180°/n)]</w:t>
             </w:r>
-            <w:ins w:id="9378" w:author="Claude (AI) - proposed" w:date="2026-10-15T12:57:54Z">
+            <w:ins w:id="9378" w:author="Claude (AI) - proposed" w:date="2026-10-18T00:31:04Z">
               <w:r>
                 <w:rPr>
                   <w:rFonts w:ascii="Arial" w:cs="Arial" w:eastAsia="Arial" w:hAnsi="Arial"/>
@@ -32769,7 +32769,7 @@
             <w:pPr>
               <w:spacing w:after="20" w:before="0"/>
             </w:pPr>
-            <w:hyperlink w:history="1" r:id="rIddejhs8quypfagp4otb9d7">
+            <w:hyperlink w:history="1" r:id="rIdryamwuiwv9_ihutp3sg36">
               <w:r>
                 <w:rPr>
                   <w:rFonts w:ascii="Arial" w:cs="Arial" w:eastAsia="Arial" w:hAnsi="Arial"/>
@@ -32802,7 +32802,7 @@
               <w:spacing w:after="10" w:before="0"/>
               <w:ind w:left="120"/>
             </w:pPr>
-            <w:hyperlink w:history="1" r:id="rIdjyd6w1ytkmyzutxurvmxa">
+            <w:hyperlink w:history="1" r:id="rIdiadjsqahjmbnbaj-goxfl">
               <w:r>
                 <w:rPr>
                   <w:rFonts w:ascii="Arial" w:cs="Arial" w:eastAsia="Arial" w:hAnsi="Arial"/>
@@ -32847,7 +32847,7 @@
             <w:pPr>
               <w:spacing w:after="20" w:before="0"/>
             </w:pPr>
-            <w:hyperlink w:history="1" r:id="rIdekrbzmojryc-cjrmfppyo">
+            <w:hyperlink w:history="1" r:id="rId-avmtc0hlzgysj17wj1ye">
               <w:r>
                 <w:rPr>
                   <w:rFonts w:ascii="Arial" w:cs="Arial" w:eastAsia="Arial" w:hAnsi="Arial"/>
@@ -32880,7 +32880,7 @@
               <w:spacing w:after="10" w:before="0"/>
               <w:ind w:left="120"/>
             </w:pPr>
-            <w:hyperlink w:history="1" r:id="rIdqneyl8exsbomxn0yyaozc">
+            <w:hyperlink w:history="1" r:id="rIdjgpqjvlguz8ey3hpa86tx">
               <w:r>
                 <w:rPr>
                   <w:rFonts w:ascii="Arial" w:cs="Arial" w:eastAsia="Arial" w:hAnsi="Arial"/>
@@ -33080,7 +33080,7 @@
             <w:pPr>
               <w:spacing w:after="20" w:before="0"/>
             </w:pPr>
-            <w:hyperlink w:history="1" r:id="rIdsipuowrvyptmju95tfna_">
+            <w:hyperlink w:history="1" r:id="rIdqizvjursxndtwsdgrdr1j">
               <w:r>
                 <w:rPr>
                   <w:rFonts w:ascii="Arial" w:cs="Arial" w:eastAsia="Arial" w:hAnsi="Arial"/>
@@ -33113,7 +33113,7 @@
               <w:spacing w:after="10" w:before="0"/>
               <w:ind w:left="120"/>
             </w:pPr>
-            <w:hyperlink w:history="1" r:id="rIdbhdz26psbmkn54bo07bhl">
+            <w:hyperlink w:history="1" r:id="rIdrqjili4iiep0gpoaau3uz">
               <w:r>
                 <w:rPr>
                   <w:rFonts w:ascii="Arial" w:cs="Arial" w:eastAsia="Arial" w:hAnsi="Arial"/>
@@ -33158,7 +33158,7 @@
             <w:pPr>
               <w:spacing w:after="20" w:before="0"/>
             </w:pPr>
-            <w:hyperlink w:history="1" r:id="rIdwxnbh3dq9_ma9egw7sq2u">
+            <w:hyperlink w:history="1" r:id="rIdtcpcltxzq6hliqizzuucc">
               <w:r>
                 <w:rPr>
                   <w:rFonts w:ascii="Arial" w:cs="Arial" w:eastAsia="Arial" w:hAnsi="Arial"/>
@@ -33191,7 +33191,7 @@
               <w:spacing w:after="10" w:before="0"/>
               <w:ind w:left="120"/>
             </w:pPr>
-            <w:hyperlink w:history="1" r:id="rId8uxdoa8k9x9upy282-lv8">
+            <w:hyperlink w:history="1" r:id="rIdradbwpknyfwjdjcrw2mt7">
               <w:r>
                 <w:rPr>
                   <w:rFonts w:ascii="Arial" w:cs="Arial" w:eastAsia="Arial" w:hAnsi="Arial"/>
@@ -33236,7 +33236,7 @@
               </w:rPr>
               <w:t xml:space="preserve">Each learner individually completes a structured 'Surveyor's Final Report Card' — a one-page exit task that functions as both the final formative assessment and the culminating model artefact. The card has three sections: (1) GIVEN A PROBLEM — a short, unseen irregular quadrilateral (a trapezium-shaped plot in Eldoret, </w:t>
             </w:r>
-            <w:del w:id="9379" w:author="Claude (AI) - proposed" w:date="2026-10-15T12:57:54Z">
+            <w:del w:id="9379" w:author="Claude (AI) - proposed" w:date="2026-10-18T00:31:04Z">
               <w:r>
                 <w:rPr>
                   <w:rFonts w:ascii="Arial" w:cs="Arial" w:eastAsia="Arial" w:hAnsi="Arial"/>
@@ -33251,7 +33251,7 @@
                 <w:delText xml:space="preserve">given parallel sides and height</w:delText>
               </w:r>
             </w:del>
-            <w:ins w:id="9380" w:author="Claude (AI) - proposed" w:date="2026-10-15T12:57:54Z">
+            <w:ins w:id="9380" w:author="Claude (AI) - proposed" w:date="2026-10-18T00:31:04Z">
               <w:r>
                 <w:rPr>
                   <w:rFonts w:ascii="Arial" w:cs="Arial" w:eastAsia="Arial" w:hAnsi="Arial"/>
@@ -33671,7 +33671,7 @@
               </w:rPr>
               <w:t xml:space="preserve">Students learned that any polygon area problem can be solved by selecting from a toolkit of five strategies: (1) ½bh when a perpendicular height is available; (2) A = ½ab sin C when two sides and an included angle are known; (3) Heron's formula A = √[s(s−a)(s−b)(s−c)] when all three sides of a triangle are known but no angle or height is given; (4) specific quadrilateral formulas for parallelograms, </w:t>
             </w:r>
-            <w:del w:id="9381" w:author="Claude (AI) - proposed" w:date="2026-10-15T12:57:54Z">
+            <w:del w:id="9381" w:author="Claude (AI) - proposed" w:date="2026-10-18T00:31:04Z">
               <w:r>
                 <w:rPr>
                   <w:rFonts w:ascii="Arial" w:cs="Arial" w:eastAsia="Arial" w:hAnsi="Arial"/>
@@ -33686,7 +33686,7 @@
                 <w:delText xml:space="preserve">trapezoids</w:delText>
               </w:r>
             </w:del>
-            <w:ins w:id="9382" w:author="Claude (AI) - proposed" w:date="2026-10-15T12:57:54Z">
+            <w:ins w:id="9382" w:author="Claude (AI) - proposed" w:date="2026-10-18T00:31:04Z">
               <w:r>
                 <w:rPr>
                   <w:rFonts w:ascii="Arial" w:cs="Arial" w:eastAsia="Arial" w:hAnsi="Arial"/>
@@ -33802,7 +33802,7 @@
         </w:rPr>
         <w:t xml:space="preserve">© 2026 SeaVuria and ARES. Aligned with KICD objectives. Developed by SeaVuria; technical implementation by ARES (with AI assistance from Claude). Licensed under </w:t>
       </w:r>
-      <w:hyperlink w:history="1" r:id="rIdv1a1d_aomvkjpzi9onvly">
+      <w:hyperlink w:history="1" r:id="rIdml74rzenqahecae5hxfgn">
         <w:r>
           <w:rPr>
             <w:rFonts w:ascii="Arial" w:cs="Arial" w:eastAsia="Arial" w:hAnsi="Arial"/>
@@ -33823,7 +33823,7 @@
         </w:rPr>
         <w:t xml:space="preserve"> (</w:t>
       </w:r>
-      <w:hyperlink w:history="1" r:id="rIdigxvz1nwuxtech7qsxlrk">
+      <w:hyperlink w:history="1" r:id="rIdc2p9-3cxtqpwypf7qjlt7">
         <w:r>
           <w:rPr>
             <w:rFonts w:ascii="Arial" w:cs="Arial" w:eastAsia="Arial" w:hAnsi="Arial"/>
